--- a/por/docx/02.content.docx
+++ b/por/docx/02.content.docx
@@ -382,7 +382,7 @@
         <w:rPr>
           <w:lang w:val="pt_PT" w:bidi="pt_PT"/>
         </w:rPr>
-        <w:t xml:space="preserve"> Ele disse ao seu povo: "Vejam! O povo dos filhos de Israel é muito numeroso e mais poderoso do que nós.</w:t>
+        <w:t xml:space="preserve"> Ele disse ao seu povo: “Vejam! O povo dos filhos de Israel é muito numeroso e mais poderoso do que nós.</w:t>
       </w:r>
     </w:p>
     <w:p>
@@ -403,7 +403,7 @@
         <w:rPr>
           <w:lang w:val="pt_PT" w:bidi="pt_PT"/>
         </w:rPr>
-        <w:t xml:space="preserve"> Temos de adotar uma estratégia em relação a eles, para que não continuem a se multiplicar; pois, se isso acontecer, em caso de guerra, eles podem se unir aos nossos inimigos, lutar contra nós e sair do país".</w:t>
+        <w:t xml:space="preserve"> Temos de adotar uma estratégia em relação a eles, para que não continuem a se multiplicar; pois, se isso acontecer, em caso de guerra, eles podem se unir aos nossos inimigos, lutar contra nós e sair do país”.</w:t>
       </w:r>
     </w:p>
     <w:p>
@@ -1049,7 +1049,7 @@
         <w:rPr>
           <w:lang w:val="pt_PT" w:bidi="pt_PT"/>
         </w:rPr>
-        <w:t xml:space="preserve"> Quando elas voltaram para onde estava seu pai Reuel,Também chamado Jetro.﻿" class="footnote-marker"&gt;1 ele perguntou: “Por que vocês voltaram tão cedo hoje?”.</w:t>
+        <w:t xml:space="preserve"> Quando elas voltaram para onde estava seu pai Reuel, ele perguntou: “Por que vocês voltaram tão cedo hoje?”.</w:t>
       </w:r>
     </w:p>
     <w:p>
@@ -1133,7 +1133,7 @@
         <w:rPr>
           <w:lang w:val="pt_PT" w:bidi="pt_PT"/>
         </w:rPr>
-        <w:t xml:space="preserve"> Zípora deu à luz um filho, a quem Moisés chamou Gérson, dizendo: “Sou estrangeiro em terra estranha".</w:t>
+        <w:t xml:space="preserve"> Zípora deu à luz um filho, a quem Moisés chamou Gérson, dizendo: “Sou estrangeiro em terra estranha”.</w:t>
       </w:r>
     </w:p>
     <w:p>
@@ -1275,7 +1275,7 @@
         <w:rPr>
           <w:lang w:val="pt_PT" w:bidi="pt_PT"/>
         </w:rPr>
-        <w:t xml:space="preserve"> Então pensou: "Por que o arbusto não se queima? Vou ver esta coisa maravilhosa de perto".</w:t>
+        <w:t xml:space="preserve"> Então pensou: “Por que o arbusto não se queima? Vou ver esta coisa maravilhosa de perto”.</w:t>
       </w:r>
     </w:p>
     <w:p>
@@ -1422,7 +1422,7 @@
         <w:rPr>
           <w:lang w:val="pt_PT" w:bidi="pt_PT"/>
         </w:rPr>
-        <w:t xml:space="preserve"> Vá agora! Eu o envio ao faraó para tirar o meu povo, os filhos de Israel, do Egito".</w:t>
+        <w:t xml:space="preserve"> Vá agora! Eu o envio ao faraó para tirar o meu povo, os filhos de Israel, do Egito”.</w:t>
       </w:r>
     </w:p>
     <w:p>
@@ -1443,7 +1443,7 @@
         <w:rPr>
           <w:lang w:val="pt_PT" w:bidi="pt_PT"/>
         </w:rPr>
-        <w:t xml:space="preserve"> Então Moisés perguntou a Deus: "Quem sou eu para ir ao faraó e tirar os israelitas do Egito?".</w:t>
+        <w:t xml:space="preserve"> Então Moisés perguntou a Deus: “Quem sou eu para ir ao faraó e tirar os israelitas do Egito?”.</w:t>
       </w:r>
     </w:p>
     <w:p>
@@ -1464,7 +1464,7 @@
         <w:rPr>
           <w:lang w:val="pt_PT" w:bidi="pt_PT"/>
         </w:rPr>
-        <w:t xml:space="preserve"> E Deus respondeu: "Eu estarei com você. Este será o sinal de que eu o enviei: quando você tirar o povo do Egito, vocês adorarão a Deus neste monte".</w:t>
+        <w:t xml:space="preserve"> E Deus respondeu: “Eu estarei com você. Este será o sinal de que eu o enviei: quando você tirar o povo do Egito, vocês adorarão a Deus neste monte”.</w:t>
       </w:r>
     </w:p>
     <w:p>
@@ -1485,7 +1485,7 @@
         <w:rPr>
           <w:lang w:val="pt_PT" w:bidi="pt_PT"/>
         </w:rPr>
-        <w:t xml:space="preserve"> Moisés perguntou a Deus: "Quando eu chegar aos filhos de Israel e lhes disser: 'O Deus dos seus antepassados me enviou a vocês', e eles me perguntarem: 'Qual é o nome dele?', o que direi?".</w:t>
+        <w:t xml:space="preserve"> Moisés perguntou a Deus: “Quando eu chegar aos filhos de Israel e lhes disser: ‘O Deus dos seus antepassados me enviou a vocês’, e eles me perguntarem: ‘Qual é o nome dele?’, o que direi?”.</w:t>
       </w:r>
     </w:p>
     <w:p>
@@ -1506,7 +1506,7 @@
         <w:rPr>
           <w:lang w:val="pt_PT" w:bidi="pt_PT"/>
         </w:rPr>
-        <w:t xml:space="preserve"> Deus respondeu a Moisés: "EU SOU O QUE SOU. Assim você dirá aos filhos de Israel: 'EU SOU me enviou a vocês'".</w:t>
+        <w:t xml:space="preserve"> Deus respondeu a Moisés: “EU SOU O QUE SOU. Assim você dirá aos filhos de Israel: ‘EU SOU me enviou a vocês’”.</w:t>
       </w:r>
     </w:p>
     <w:p>
@@ -1527,7 +1527,7 @@
         <w:rPr>
           <w:lang w:val="pt_PT" w:bidi="pt_PT"/>
         </w:rPr>
-        <w:t xml:space="preserve"> Deus disse ainda a Moisés: "Diga aos filhos de Israel: 'O SENHOR, o Deus dos seus antepassados, o Deus de Abraão, o Deus de Isaque e o Deus de Jacó, me enviou a vocês'. Esse é o meu nome para sempre, e assim serei lembrado de geração em geração.</w:t>
+        <w:t xml:space="preserve"> Deus disse ainda a Moisés: “Diga aos filhos de Israel: ‘O SENHOR, o Deus dos seus antepassados, o Deus de Abraão, o Deus de Isaque e o Deus de Jacó, me enviou a vocês’. Esse é o meu nome para sempre, e assim serei lembrado de geração em geração.</w:t>
       </w:r>
     </w:p>
     <w:p>
@@ -1548,7 +1548,7 @@
         <w:rPr>
           <w:lang w:val="pt_PT" w:bidi="pt_PT"/>
         </w:rPr>
-        <w:t xml:space="preserve"> "Vá, reúna os líderes do povo e diga: 'O SENHOR, o Deus dos seus antepassados, o Deus de Abraão, o Deus de Isaque e o Deus de Jacó, apareceu a mim e disse: Tenho prestado atenção em vocês e visto como os egípcios os têm tratado.</w:t>
+        <w:t xml:space="preserve"> "Vá, reúna os líderes do povo e diga: ‘O SENHOR, o Deus dos seus antepassados, o Deus de Abraão, o Deus de Isaque e o Deus de Jacó, apareceu a mim e disse: Tenho prestado atenção em vocês e visto como os egípcios os têm tratado.</w:t>
       </w:r>
     </w:p>
     <w:p>
@@ -1590,7 +1590,7 @@
         <w:rPr>
           <w:lang w:val="pt_PT" w:bidi="pt_PT"/>
         </w:rPr>
-        <w:t xml:space="preserve"> "Eles ouvirão sua voz, e você irá com os líderes do povo de Israel ao rei do Egito e dirá: 'O SENHOR, o Deus dos hebreus, apareceu para nós. Agora, deixe-nos fazer uma viagem de três dias ao deserto para oferecermos sacrifícios ao SENHOR, nosso Deus'.</w:t>
+        <w:t xml:space="preserve"> "Eles ouvirão sua voz, e você irá com os líderes do povo de Israel ao rei do Egito e dirá: ‘O SENHOR, o Deus dos hebreus, apareceu para nós. Agora, deixe-nos fazer uma viagem de três dias ao deserto para oferecermos sacrifícios ao SENHOR, nosso Deus’.</w:t>
       </w:r>
     </w:p>
     <w:p>
@@ -1674,7 +1674,7 @@
         <w:rPr>
           <w:lang w:val="pt_PT" w:bidi="pt_PT"/>
         </w:rPr>
-        <w:t xml:space="preserve"> Cada mulher israelita pedirá à sua vizinha e às suas hóspedes objetos de ouro e de prata, e roupas, que vocês colocarão em seus filhos e em suas filhas. Assim vocês levarão as riquezas dos egípcios".</w:t>
+        <w:t xml:space="preserve"> Cada mulher israelita pedirá à sua vizinha e às suas hóspedes objetos de ouro e de prata, e roupas, que vocês colocarão em seus filhos e em suas filhas. Assim vocês levarão as riquezas dos egípcios”.</w:t>
       </w:r>
     </w:p>
     <w:p>
@@ -1711,7 +1711,7 @@
         <w:rPr>
           <w:lang w:val="pt_PT" w:bidi="pt_PT"/>
         </w:rPr>
-        <w:t xml:space="preserve"> Então Moisés indagou: "E se não acreditarem em mim nem me ouvirem, mas disserem: 'O SENHOR não lhe apareceu'?".</w:t>
+        <w:t xml:space="preserve"> Então Moisés indagou: “E se não acreditarem em mim nem me ouvirem, mas disserem: ‘O SENHOR não lhe apareceu’?”.</w:t>
       </w:r>
     </w:p>
     <w:p>
@@ -1732,7 +1732,7 @@
         <w:rPr>
           <w:lang w:val="pt_PT" w:bidi="pt_PT"/>
         </w:rPr>
-        <w:t xml:space="preserve"> O SENHOR lhe perguntou: "O que é isso na sua mão?". Moisés respondeu: "Uma vara".</w:t>
+        <w:t xml:space="preserve"> O SENHOR lhe perguntou: “O que é isso na sua mão?”. Moisés respondeu: “Uma vara”.</w:t>
       </w:r>
     </w:p>
     <w:p>
@@ -1753,7 +1753,7 @@
         <w:rPr>
           <w:lang w:val="pt_PT" w:bidi="pt_PT"/>
         </w:rPr>
-        <w:t xml:space="preserve"> Então o SENHOR disse: "Jogue a vara no chão". Moisés a jogou no chão, e ela se transformou numa serpente, da qual Moisés fugiu.</w:t>
+        <w:t xml:space="preserve"> Então o SENHOR disse: “Jogue a vara no chão”. Moisés a jogou no chão, e ela se transformou numa serpente, da qual Moisés fugiu.</w:t>
       </w:r>
     </w:p>
     <w:p>
@@ -1774,7 +1774,7 @@
         <w:rPr>
           <w:lang w:val="pt_PT" w:bidi="pt_PT"/>
         </w:rPr>
-        <w:t xml:space="preserve"> Mas o SENHOR disse a Moisés: "Estenda a mão e a pegue pela cauda". Moisés estendeu a mão, pegou a serpente, e ela voltou a ser uma vara.</w:t>
+        <w:t xml:space="preserve"> Mas o SENHOR disse a Moisés: “Estenda a mão e a pegue pela cauda”. Moisés estendeu a mão, pegou a serpente, e ela voltou a ser uma vara.</w:t>
       </w:r>
     </w:p>
     <w:p>
@@ -1795,7 +1795,7 @@
         <w:rPr>
           <w:lang w:val="pt_PT" w:bidi="pt_PT"/>
         </w:rPr>
-        <w:t xml:space="preserve"> E o SENHOR disse: "Com isso eles acreditarão que o Deus dos seus antepassados, o Deus de Abraão, o Deus de Isaque e o Deus de Jacó, lhe apareceu".</w:t>
+        <w:t xml:space="preserve"> E o SENHOR disse: “Com isso eles acreditarão que o Deus dos seus antepassados, o Deus de Abraão, o Deus de Isaque e o Deus de Jacó, lhe apareceu”.</w:t>
       </w:r>
     </w:p>
     <w:p>
@@ -1816,7 +1816,7 @@
         <w:rPr>
           <w:lang w:val="pt_PT" w:bidi="pt_PT"/>
         </w:rPr>
-        <w:t xml:space="preserve"> O SENHOR continuou: "Coloque a mão no peito". Moisés colocou a mão no peito, e, quando a tirou, ela estava leprosa, branca como a neve.</w:t>
+        <w:t xml:space="preserve"> O SENHOR continuou: “Coloque a mão no peito”. Moisés colocou a mão no peito, e, quando a tirou, ela estava leprosa, branca como a neve.</w:t>
       </w:r>
     </w:p>
     <w:p>
@@ -1837,7 +1837,7 @@
         <w:rPr>
           <w:lang w:val="pt_PT" w:bidi="pt_PT"/>
         </w:rPr>
-        <w:t xml:space="preserve"> "Agora, coloque a mão de novo no peito", ordenou o SENHOR. Moisés fez isso, e, quando a tirou, ela estava saudável como o restante da pele.</w:t>
+        <w:t xml:space="preserve"> "Agora, coloque a mão de novo no peito”, ordenou o SENHOR. Moisés fez isso, e, quando a tirou, ela estava saudável como o restante da pele.</w:t>
       </w:r>
     </w:p>
     <w:p>
@@ -1858,7 +1858,7 @@
         <w:rPr>
           <w:lang w:val="pt_PT" w:bidi="pt_PT"/>
         </w:rPr>
-        <w:t xml:space="preserve"> O SENHOR disse ainda: "Se eles não acreditarem em você nem derem atenção ao primeiro sinal, acreditarão depois do segundo.</w:t>
+        <w:t xml:space="preserve"> O SENHOR disse ainda: “Se eles não acreditarem em você nem derem atenção ao primeiro sinal, acreditarão depois do segundo.</w:t>
       </w:r>
     </w:p>
     <w:p>
@@ -1879,7 +1879,7 @@
         <w:rPr>
           <w:lang w:val="pt_PT" w:bidi="pt_PT"/>
         </w:rPr>
-        <w:t xml:space="preserve"> E se não acreditarem em você nem ouvirem sua voz depois desses dois sinais, tire água do rio e a derrame sobre a terra seca; e a água que você tirou do rio se transformará em sangue na terra seca".</w:t>
+        <w:t xml:space="preserve"> E se não acreditarem em você nem ouvirem sua voz depois desses dois sinais, tire água do rio e a derrame sobre a terra seca; e a água que você tirou do rio se transformará em sangue na terra seca”.</w:t>
       </w:r>
     </w:p>
     <w:p>
@@ -1900,7 +1900,7 @@
         <w:rPr>
           <w:lang w:val="pt_PT" w:bidi="pt_PT"/>
         </w:rPr>
-        <w:t xml:space="preserve"> Moisés, porém, exclamou: "Ah, Senhor! Eu nunca fui bom para falar, nem antes, nem agora que falaste com teu servo, pois tenho muita dificuldade em falar bem”.</w:t>
+        <w:t xml:space="preserve"> Moisés, porém, exclamou: “Ah, Senhor! Eu nunca fui bom para falar, nem antes, nem agora que falaste com teu servo, pois tenho muita dificuldade em falar bem”.</w:t>
       </w:r>
     </w:p>
     <w:p>
@@ -1921,7 +1921,7 @@
         <w:rPr>
           <w:lang w:val="pt_PT" w:bidi="pt_PT"/>
         </w:rPr>
-        <w:t xml:space="preserve"> Então o SENHOR perguntou: "Quem dá a boca ao homem? Quem o faz mudo ou surdo? Quem o faz ver ou ser cego? Não sou eu, o SENHOR?</w:t>
+        <w:t xml:space="preserve"> Então o SENHOR perguntou: “Quem dá a boca ao homem? Quem o faz mudo ou surdo? Quem o faz ver ou ser cego? Não sou eu, o SENHOR?</w:t>
       </w:r>
     </w:p>
     <w:p>
@@ -1942,7 +1942,7 @@
         <w:rPr>
           <w:lang w:val="pt_PT" w:bidi="pt_PT"/>
         </w:rPr>
-        <w:t xml:space="preserve"> Agora vá, e eu estarei com você e lhe ensinarei o que deve dizer".</w:t>
+        <w:t xml:space="preserve"> Agora vá, e eu estarei com você e lhe ensinarei o que deve dizer”.</w:t>
       </w:r>
     </w:p>
     <w:p>
@@ -1963,7 +1963,7 @@
         <w:rPr>
           <w:lang w:val="pt_PT" w:bidi="pt_PT"/>
         </w:rPr>
-        <w:t xml:space="preserve"> Mas Moisés respondeu: "Ah, Senhor! Envie outro no meu lugar!".</w:t>
+        <w:t xml:space="preserve"> Mas Moisés respondeu: “Ah, Senhor! Envie outro no meu lugar!”.</w:t>
       </w:r>
     </w:p>
     <w:p>
@@ -1984,7 +1984,7 @@
         <w:rPr>
           <w:lang w:val="pt_PT" w:bidi="pt_PT"/>
         </w:rPr>
-        <w:t xml:space="preserve"> Então o SENHOR se irritou com Moisés e disse: "Não é seu irmão Arão, o levita, quem fala bem? Ele está vindo ao seu encontro e ficará feliz em vê-lo.</w:t>
+        <w:t xml:space="preserve"> Então o SENHOR se irritou com Moisés e disse: “Não é seu irmão Arão, o levita, quem fala bem? Ele está vindo ao seu encontro e ficará feliz em vê-lo.</w:t>
       </w:r>
     </w:p>
     <w:p>
@@ -2047,7 +2047,7 @@
         <w:rPr>
           <w:lang w:val="pt_PT" w:bidi="pt_PT"/>
         </w:rPr>
-        <w:t xml:space="preserve"> Leve esta vara na mão; com ela você fará os sinais".</w:t>
+        <w:t xml:space="preserve"> Leve esta vara na mão; com ela você fará os sinais”.</w:t>
       </w:r>
     </w:p>
     <w:p>
@@ -2068,7 +2068,7 @@
         <w:rPr>
           <w:lang w:val="pt_PT" w:bidi="pt_PT"/>
         </w:rPr>
-        <w:t xml:space="preserve"> Moisés voltou para a casa do seu sogro Jetro e disse: "Deixe-me ir para ver se meus irmãos no Egito ainda estão vivos". Jetro respondeu: "Vá em paz".</w:t>
+        <w:t xml:space="preserve"> Moisés voltou para a casa do seu sogro Jetro e disse: “Deixe-me ir para ver se meus irmãos no Egito ainda estão vivos”. Jetro respondeu: “Vá em paz”.</w:t>
       </w:r>
     </w:p>
     <w:p>
@@ -2089,7 +2089,7 @@
         <w:rPr>
           <w:lang w:val="pt_PT" w:bidi="pt_PT"/>
         </w:rPr>
-        <w:t xml:space="preserve"> O SENHOR disse a Moisés em Midiã: "Vá, volte ao Egito, pois todos os que procuravam matá-lo já morreram".</w:t>
+        <w:t xml:space="preserve"> O SENHOR disse a Moisés em Midiã: “Vá, volte ao Egito, pois todos os que procuravam matá-lo já morreram”.</w:t>
       </w:r>
     </w:p>
     <w:p>
@@ -2131,7 +2131,7 @@
         <w:rPr>
           <w:lang w:val="pt_PT" w:bidi="pt_PT"/>
         </w:rPr>
-        <w:t xml:space="preserve"> O SENHOR disse a Moisés: "Quando você chegar ao Egito, trate de fazer todos os sinais que lhe dei poder para fazer. Mas eu endurecerei o coração do faraó, e ele não deixará o povo ir.</w:t>
+        <w:t xml:space="preserve"> O SENHOR disse a Moisés: “Quando você chegar ao Egito, trate de fazer todos os sinais que lhe dei poder para fazer. Mas eu endurecerei o coração do faraó, e ele não deixará o povo ir.</w:t>
       </w:r>
     </w:p>
     <w:p>
@@ -2152,7 +2152,7 @@
         <w:rPr>
           <w:lang w:val="pt_PT" w:bidi="pt_PT"/>
         </w:rPr>
-        <w:t xml:space="preserve"> Diga ao faraó: 'Assim diz o SENHOR: Israel é meu filho mais velho.</w:t>
+        <w:t xml:space="preserve"> Diga ao faraó: ‘Assim diz o SENHOR: Israel é meu filho mais velho.</w:t>
       </w:r>
     </w:p>
     <w:p>
@@ -2173,7 +2173,7 @@
         <w:rPr>
           <w:lang w:val="pt_PT" w:bidi="pt_PT"/>
         </w:rPr>
-        <w:t xml:space="preserve"> Eu lhe digo para deixar meu filho ir, para que me adore. Se você se recusar, matarei seu primeiro filho".</w:t>
+        <w:t xml:space="preserve"> Eu lhe digo para deixar meu filho ir, para que me adore. Se você se recusar, matarei seu primeiro filho”.</w:t>
       </w:r>
     </w:p>
     <w:p>
@@ -2215,7 +2215,7 @@
         <w:rPr>
           <w:lang w:val="pt_PT" w:bidi="pt_PT"/>
         </w:rPr>
-        <w:t xml:space="preserve"> Então Zípora pegou uma pedra afiada e circuncidou o filho. Tocando os pés de Moisés com o prepúcio, ela disse: "Você é para mim um esposo de sangue".</w:t>
+        <w:t xml:space="preserve"> Então Zípora pegou uma pedra afiada e circuncidou o filho. Tocando os pés de Moisés com o prepúcio, ela disse: “Você é para mim um esposo de sangue”.</w:t>
       </w:r>
     </w:p>
     <w:p>
@@ -2236,7 +2236,7 @@
         <w:rPr>
           <w:lang w:val="pt_PT" w:bidi="pt_PT"/>
         </w:rPr>
-        <w:t xml:space="preserve"> Depois que ela disse: "Esposo de sangue!", referindo-se à circuncisão, o SENHOR deixou Moisés.</w:t>
+        <w:t xml:space="preserve"> Depois que ela disse: “Esposo de sangue!”, referindo-se à circuncisão, o SENHOR deixou Moisés.</w:t>
       </w:r>
     </w:p>
     <w:p>
@@ -2257,7 +2257,7 @@
         <w:rPr>
           <w:lang w:val="pt_PT" w:bidi="pt_PT"/>
         </w:rPr>
-        <w:t xml:space="preserve"> Então o SENHOR disse a Arão: "Vá ao encontro de Moisés no deserto". Arão foi, encontrou Moisés no monte de Deus e o saudou com um beijo.</w:t>
+        <w:t xml:space="preserve"> Então o SENHOR disse a Arão: “Vá ao encontro de Moisés no deserto”. Arão foi, encontrou Moisés no monte de Deus e o saudou com um beijo.</w:t>
       </w:r>
     </w:p>
     <w:p>
@@ -2378,7 +2378,7 @@
         <w:rPr>
           <w:lang w:val="pt_PT" w:bidi="pt_PT"/>
         </w:rPr>
-        <w:t xml:space="preserve"> Depois disso, Moisés e Arão foram ao faraó e disseram: "Assim diz o SENHOR, o Deus de Israel: 'Deixe meu povo ir para que me celebre uma festa no deserto'".</w:t>
+        <w:t xml:space="preserve"> Depois disso, Moisés e Arão foram ao faraó e disseram: “Assim diz o SENHOR, o Deus de Israel: ‘Deixe meu povo ir para que me celebre uma festa no deserto’”.</w:t>
       </w:r>
     </w:p>
     <w:p>
@@ -2399,7 +2399,7 @@
         <w:rPr>
           <w:lang w:val="pt_PT" w:bidi="pt_PT"/>
         </w:rPr>
-        <w:t xml:space="preserve"> O faraó perguntou: "Quem é o SENHOR, para que eu ouça sua voz e faça isso? Não conheço o SENHOR, nem deixarei Israel ir".</w:t>
+        <w:t xml:space="preserve"> O faraó perguntou: “Quem é o SENHOR, para que eu ouça sua voz e faça isso? Não conheço o SENHOR, nem deixarei Israel ir”.</w:t>
       </w:r>
     </w:p>
     <w:p>
@@ -2420,7 +2420,7 @@
         <w:rPr>
           <w:lang w:val="pt_PT" w:bidi="pt_PT"/>
         </w:rPr>
-        <w:t xml:space="preserve"> Eles disseram: "O Deus dos hebreus veio ao nosso encontro; deixe-nos fazer uma viagem de três dias no deserto para que ofereçamos sacrifícios ao SENHOR, nosso Deus, e ele não nos atinja com pragas ou com a espada".</w:t>
+        <w:t xml:space="preserve"> Eles disseram: “O Deus dos hebreus veio ao nosso encontro; deixe-nos fazer uma viagem de três dias no deserto para que ofereçamos sacrifícios ao SENHOR, nosso Deus, e ele não nos atinja com pragas ou com a espada”.</w:t>
       </w:r>
     </w:p>
     <w:p>
@@ -2441,7 +2441,7 @@
         <w:rPr>
           <w:lang w:val="pt_PT" w:bidi="pt_PT"/>
         </w:rPr>
-        <w:t xml:space="preserve"> Então o rei do Egito disse: "Moisés e Arão, por que distraem o povo de suas tarefas? Voltem ao trabalho!".</w:t>
+        <w:t xml:space="preserve"> Então o rei do Egito disse: “Moisés e Arão, por que distraem o povo de suas tarefas? Voltem ao trabalho!”.</w:t>
       </w:r>
     </w:p>
     <w:p>
@@ -2525,7 +2525,7 @@
         <w:rPr>
           <w:lang w:val="pt_PT" w:bidi="pt_PT"/>
         </w:rPr>
-        <w:t xml:space="preserve"> Mas mantenham a mesma quantidade de tijolos que eles faziam antes; não reduzam a cota. Eles estão ociosos e, por isso, clamam: 'Vamos oferecer sacrifícios ao nosso Deus'.</w:t>
+        <w:t xml:space="preserve"> Mas mantenham a mesma quantidade de tijolos que eles faziam antes; não reduzam a cota. Eles estão ociosos e, por isso, clamam: ‘Vamos oferecer sacrifícios ao nosso Deus’.</w:t>
       </w:r>
     </w:p>
     <w:p>
@@ -2546,7 +2546,7 @@
         <w:rPr>
           <w:lang w:val="pt_PT" w:bidi="pt_PT"/>
         </w:rPr>
-        <w:t xml:space="preserve"> Façam com que trabalhem mais para que se ocupem com o trabalho e não deem ouvidos a mentiras".</w:t>
+        <w:t xml:space="preserve"> Façam com que trabalhem mais para que se ocupem com o trabalho e não deem ouvidos a mentiras”.</w:t>
       </w:r>
     </w:p>
     <w:p>
@@ -2567,7 +2567,7 @@
         <w:rPr>
           <w:lang w:val="pt_PT" w:bidi="pt_PT"/>
         </w:rPr>
-        <w:t xml:space="preserve"> Então os capatazes e os supervisores saíram e disseram ao povo: "Assim falou o faraó: 'Não vou mais dar palha para vocês.</w:t>
+        <w:t xml:space="preserve"> Então os capatazes e os supervisores saíram e disseram ao povo: “Assim falou o faraó: ‘Não vou mais dar palha para vocês.</w:t>
       </w:r>
     </w:p>
     <w:p>
@@ -2588,7 +2588,7 @@
         <w:rPr>
           <w:lang w:val="pt_PT" w:bidi="pt_PT"/>
         </w:rPr>
-        <w:t xml:space="preserve"> Vão vocês mesmos e recolham palha onde puderem encontrá-la, pois o trabalho de vocês em nada será reduzido'".</w:t>
+        <w:t xml:space="preserve"> Vão vocês mesmos e recolham palha onde puderem encontrá-la, pois o trabalho de vocês em nada será reduzido’”.</w:t>
       </w:r>
     </w:p>
     <w:p>
@@ -2630,7 +2630,7 @@
         <w:rPr>
           <w:lang w:val="pt_PT" w:bidi="pt_PT"/>
         </w:rPr>
-        <w:t xml:space="preserve"> Mas os capatazes egípcios os pressionavam, dizendo: "Terminem o trabalho diário de vocês, como faziam quando havia palha".</w:t>
+        <w:t xml:space="preserve"> Mas os capatazes egípcios os pressionavam, dizendo: “Terminem o trabalho diário de vocês, como faziam quando havia palha”.</w:t>
       </w:r>
     </w:p>
     <w:p>
@@ -2651,7 +2651,7 @@
         <w:rPr>
           <w:lang w:val="pt_PT" w:bidi="pt_PT"/>
         </w:rPr>
-        <w:t xml:space="preserve"> E açoitavam os supervisores israelitas que eles haviam posto sobre os filhos de Israel: "Por que vocês não completaram nem ontem nem hoje a quantidade diária de tijolos como antes?".</w:t>
+        <w:t xml:space="preserve"> E açoitavam os supervisores israelitas que eles haviam posto sobre os filhos de Israel: “Por que vocês não completaram nem ontem nem hoje a quantidade diária de tijolos como antes?”.</w:t>
       </w:r>
     </w:p>
     <w:p>
@@ -2672,7 +2672,7 @@
         <w:rPr>
           <w:lang w:val="pt_PT" w:bidi="pt_PT"/>
         </w:rPr>
-        <w:t xml:space="preserve"> Então os supervisores israelitas foram clamar ao faraó: "Por que age assim com seus servos?</w:t>
+        <w:t xml:space="preserve"> Então os supervisores israelitas foram clamar ao faraó: “Por que age assim com seus servos?</w:t>
       </w:r>
     </w:p>
     <w:p>
@@ -2693,7 +2693,7 @@
         <w:rPr>
           <w:lang w:val="pt_PT" w:bidi="pt_PT"/>
         </w:rPr>
-        <w:t xml:space="preserve"> Não nos dão palha e, ainda assim, dizem: 'Façam tijolos!'. Seus servos são espancados, mas a culpa é do seu próprio povo".</w:t>
+        <w:t xml:space="preserve"> Não nos dão palha e, ainda assim, dizem: ‘Façam tijolos!’. Seus servos são espancados, mas a culpa é do seu próprio povo”.</w:t>
       </w:r>
     </w:p>
     <w:p>
@@ -2714,7 +2714,7 @@
         <w:rPr>
           <w:lang w:val="pt_PT" w:bidi="pt_PT"/>
         </w:rPr>
-        <w:t xml:space="preserve"> O faraó respondeu: "Vocês são preguiçosos! Preguiçosos! Por isso dizem: 'Deixe-nos ir para oferecer sacrifícios ao SENHOR'.</w:t>
+        <w:t xml:space="preserve"> O faraó respondeu: “Vocês são preguiçosos! Preguiçosos! Por isso dizem: ‘Deixe-nos ir para oferecer sacrifícios ao SENHOR’.</w:t>
       </w:r>
     </w:p>
     <w:p>
@@ -2735,7 +2735,7 @@
         <w:rPr>
           <w:lang w:val="pt_PT" w:bidi="pt_PT"/>
         </w:rPr>
-        <w:t xml:space="preserve"> Agora, vão trabalhar! Não receberão palha, mas terão de entregar a mesma quantidade de tijolos".</w:t>
+        <w:t xml:space="preserve"> Agora, vão trabalhar! Não receberão palha, mas terão de entregar a mesma quantidade de tijolos”.</w:t>
       </w:r>
     </w:p>
     <w:p>
@@ -2798,7 +2798,7 @@
         <w:rPr>
           <w:lang w:val="pt_PT" w:bidi="pt_PT"/>
         </w:rPr>
-        <w:t xml:space="preserve"> Eles disseram aos dois: "Que o SENHOR os examine e os julgue! Vocês atraíram o ódio do faraó e dos servos dele sobre nós, e colocaram uma espada nas mãos deles para nos matar!".</w:t>
+        <w:t xml:space="preserve"> Eles disseram aos dois: “Que o SENHOR os examine e os julgue! Vocês atraíram o ódio do faraó e dos servos dele sobre nós, e colocaram uma espada nas mãos deles para nos matar!”.</w:t>
       </w:r>
     </w:p>
     <w:p>
@@ -2819,7 +2819,7 @@
         <w:rPr>
           <w:lang w:val="pt_PT" w:bidi="pt_PT"/>
         </w:rPr>
-        <w:t xml:space="preserve"> Então Moisés se voltou ao SENHOR e perguntou: "Senhor, por que maltrataste este povo? Por que me enviaste?</w:t>
+        <w:t xml:space="preserve"> Então Moisés se voltou ao SENHOR e perguntou: “Senhor, por que maltrataste este povo? Por que me enviaste?</w:t>
       </w:r>
     </w:p>
     <w:p>
@@ -2840,7 +2840,7 @@
         <w:rPr>
           <w:lang w:val="pt_PT" w:bidi="pt_PT"/>
         </w:rPr>
-        <w:t xml:space="preserve"> Desde que me apresentei ao faraó para falar em teu nome, ele tem maltratado este povo, e tu não libertaste o teu povo de modo algum".</w:t>
+        <w:t xml:space="preserve"> Desde que me apresentei ao faraó para falar em teu nome, ele tem maltratado este povo, e tu não libertaste o teu povo de modo algum”.</w:t>
       </w:r>
     </w:p>
     <w:p>
@@ -2877,7 +2877,7 @@
         <w:rPr>
           <w:lang w:val="pt_PT" w:bidi="pt_PT"/>
         </w:rPr>
-        <w:t xml:space="preserve"> E o SENHOR disse a Moisés: "Agora você verá o que farei ao faraó, pois, por mão forte, ele os deixará ir e, por mão poderosa, os expulsará de sua terra".</w:t>
+        <w:t xml:space="preserve"> E o SENHOR disse a Moisés: “Agora você verá o que farei ao faraó, pois, por mão forte, ele os deixará ir e, por mão poderosa, os expulsará de sua terra”.</w:t>
       </w:r>
     </w:p>
     <w:p>
@@ -2898,7 +2898,7 @@
         <w:rPr>
           <w:lang w:val="pt_PT" w:bidi="pt_PT"/>
         </w:rPr>
-        <w:t xml:space="preserve"> Deus falou mais a Moisés: "Eu sou o SENHOR.</w:t>
+        <w:t xml:space="preserve"> Deus falou mais a Moisés: “Eu sou o SENHOR.</w:t>
       </w:r>
     </w:p>
     <w:p>
@@ -2919,7 +2919,7 @@
         <w:rPr>
           <w:lang w:val="pt_PT" w:bidi="pt_PT"/>
         </w:rPr>
-        <w:t xml:space="preserve"> Apareci a Abraão, a Isaque e a Jacó como El Shaddai, 'o Deus Todo-poderoso', mas não lhes revelei meu nome, Javé.Javé: a transliteração mais provável do nome próprio hebraico YHWH. Nesta versão, o termo geralmente aparece como "SENHOR"." class="footnote-marker"&gt;1</w:t>
+        <w:t xml:space="preserve"> Apareci a Abraão, a Isaque e a Jacó como El Shaddai, ‘o Deus Todo-poderoso’, mas não lhes revelei meu nome, Javé.</w:t>
       </w:r>
     </w:p>
     <w:p>
@@ -2982,7 +2982,7 @@
         <w:rPr>
           <w:lang w:val="pt_PT" w:bidi="pt_PT"/>
         </w:rPr>
-        <w:t xml:space="preserve"> "Diga, pois, aos filhos de Israel: 'Eu sou o SENHOR. Eu os livrarei da opressão e os libertarei da escravidão no Egito. Eu os resgatarei com braço estendido e com poderosos atos de juízo.</w:t>
+        <w:t xml:space="preserve"> "Diga, pois, aos filhos de Israel: ‘Eu sou o SENHOR. Eu os livrarei da opressão e os libertarei da escravidão no Egito. Eu os resgatarei com braço estendido e com poderosos atos de juízo.</w:t>
       </w:r>
     </w:p>
     <w:p>
@@ -3024,7 +3024,7 @@
         <w:rPr>
           <w:lang w:val="pt_PT" w:bidi="pt_PT"/>
         </w:rPr>
-        <w:t xml:space="preserve"> Eu os levarei à terra que jurei dar a Abraão, a Isaque e a Jacó; eu a darei a vocês como propriedade. Eu sou o SENHOR'".</w:t>
+        <w:t xml:space="preserve"> Eu os levarei à terra que jurei dar a Abraão, a Isaque e a Jacó; eu a darei a vocês como propriedade. Eu sou o SENHOR’”.</w:t>
       </w:r>
     </w:p>
     <w:p>
@@ -3087,7 +3087,7 @@
         <w:rPr>
           <w:lang w:val="pt_PT" w:bidi="pt_PT"/>
         </w:rPr>
-        <w:t xml:space="preserve"> "Vá e diga ao faraó, rei do Egito, que deixe os filhos de Israel saírem de sua terra".</w:t>
+        <w:t xml:space="preserve"> "Vá e diga ao faraó, rei do Egito, que deixe os filhos de Israel saírem de sua terra”.</w:t>
       </w:r>
     </w:p>
     <w:p>
@@ -3108,7 +3108,7 @@
         <w:rPr>
           <w:lang w:val="pt_PT" w:bidi="pt_PT"/>
         </w:rPr>
-        <w:t xml:space="preserve"> Moisés falou diante do SENHOR: "Os filhos de Israel não me ouvem; como, pois, o faraó me ouvirá, já que não sei falar bem?".</w:t>
+        <w:t xml:space="preserve"> Moisés falou diante do SENHOR: “Os filhos de Israel não me ouvem; como, pois, o faraó me ouvirá, já que não sei falar bem?”.</w:t>
       </w:r>
     </w:p>
     <w:p>
@@ -3402,7 +3402,7 @@
         <w:rPr>
           <w:lang w:val="pt_PT" w:bidi="pt_PT"/>
         </w:rPr>
-        <w:t xml:space="preserve"> Foi a estes dois, Arão e Moisés, que o SENHOR disse: "Tirem os filhos de Israel da terra do Egito, segundo as suas divisões".</w:t>
+        <w:t xml:space="preserve"> Foi a estes dois, Arão e Moisés, que o SENHOR disse: “Tirem os filhos de Israel da terra do Egito, segundo as suas divisões”.</w:t>
       </w:r>
     </w:p>
     <w:p>
@@ -3465,7 +3465,7 @@
         <w:rPr>
           <w:lang w:val="pt_PT" w:bidi="pt_PT"/>
         </w:rPr>
-        <w:t xml:space="preserve"> ele disse: "Eu sou o SENHOR. Diga ao faraó, rei do Egito, tudo o que lhe digo".</w:t>
+        <w:t xml:space="preserve"> ele disse: “Eu sou o SENHOR. Diga ao faraó, rei do Egito, tudo o que lhe digo”.</w:t>
       </w:r>
     </w:p>
     <w:p>
@@ -3486,7 +3486,7 @@
         <w:rPr>
           <w:lang w:val="pt_PT" w:bidi="pt_PT"/>
         </w:rPr>
-        <w:t xml:space="preserve"> Moisés, porém, perguntou ao SENHOR: “Eu não sei falar bem. Como o faraó me ouvirá?".</w:t>
+        <w:t xml:space="preserve"> Moisés, porém, perguntou ao SENHOR: “Eu não sei falar bem. Como o faraó me ouvirá?”.</w:t>
       </w:r>
     </w:p>
     <w:p>
@@ -3607,7 +3607,7 @@
         <w:rPr>
           <w:lang w:val="pt_PT" w:bidi="pt_PT"/>
         </w:rPr>
-        <w:t xml:space="preserve"> E os egípcios saberão que eu sou o SENHOR, quando estender minha mão sobre o Egito e tirar os israelitas de lá".</w:t>
+        <w:t xml:space="preserve"> E os egípcios saberão que eu sou o SENHOR, quando estender minha mão sobre o Egito e tirar os israelitas de lá”.</w:t>
       </w:r>
     </w:p>
     <w:p>
@@ -3691,7 +3691,7 @@
         <w:rPr>
           <w:lang w:val="pt_PT" w:bidi="pt_PT"/>
         </w:rPr>
-        <w:t xml:space="preserve"> "Quando o faraó pedir um milagre para vocês, diga a Arão: 'Pegue a sua vara e jogue-a diante do faraó, e ela se transformará numa serpente'".</w:t>
+        <w:t xml:space="preserve"> "Quando o faraó pedir um milagre para vocês, diga a Arão: ‘Pegue a sua vara e jogue-a diante do faraó, e ela se transformará numa serpente’”.</w:t>
       </w:r>
     </w:p>
     <w:p>
@@ -3796,7 +3796,7 @@
         <w:rPr>
           <w:lang w:val="pt_PT" w:bidi="pt_PT"/>
         </w:rPr>
-        <w:t xml:space="preserve"> O SENHOR disse a Moisés: "O coração do faraó está endurecido; ele se recusa a deixar o povo ir.</w:t>
+        <w:t xml:space="preserve"> O SENHOR disse a Moisés: “O coração do faraó está endurecido; ele se recusa a deixar o povo ir.</w:t>
       </w:r>
     </w:p>
     <w:p>
@@ -3838,7 +3838,7 @@
         <w:rPr>
           <w:lang w:val="pt_PT" w:bidi="pt_PT"/>
         </w:rPr>
-        <w:t xml:space="preserve"> Diga-lhe: 'O SENHOR, o Deus dos hebreus, me enviou para lhe dizer: Deixe meu povo ir para me adorar no deserto'. Mas, até agora, você não deu ouvidos.</w:t>
+        <w:t xml:space="preserve"> Diga-lhe: ‘O SENHOR, o Deus dos hebreus, me enviou para lhe dizer: Deixe meu povo ir para me adorar no deserto’. Mas, até agora, você não deu ouvidos.</w:t>
       </w:r>
     </w:p>
     <w:p>
@@ -3859,7 +3859,7 @@
         <w:rPr>
           <w:lang w:val="pt_PT" w:bidi="pt_PT"/>
         </w:rPr>
-        <w:t xml:space="preserve"> Assim diz o SENHOR: 'Nisto você saberá que eu sou o SENHOR: com esta vara na minha mão baterei nas águas do rio, e elas se transformarão em sangue.</w:t>
+        <w:t xml:space="preserve"> Assim diz o SENHOR: ‘Nisto você saberá que eu sou o SENHOR: com esta vara na minha mão baterei nas águas do rio, e elas se transformarão em sangue.</w:t>
       </w:r>
     </w:p>
     <w:p>
@@ -3880,7 +3880,7 @@
         <w:rPr>
           <w:lang w:val="pt_PT" w:bidi="pt_PT"/>
         </w:rPr>
-        <w:t xml:space="preserve"> Os peixes do rio morrerão, o rio cheirará mal e os egípcios terão nojo de beber água do rio'".</w:t>
+        <w:t xml:space="preserve"> Os peixes do rio morrerão, o rio cheirará mal e os egípcios terão nojo de beber água do rio’”.</w:t>
       </w:r>
     </w:p>
     <w:p>
@@ -3901,7 +3901,7 @@
         <w:rPr>
           <w:lang w:val="pt_PT" w:bidi="pt_PT"/>
         </w:rPr>
-        <w:t xml:space="preserve"> O SENHOR disse a Moisés: "Diga a Arão que estenda a mão com a vara sobre as águas do Egito, sobre seus rios, canais, lagos e reservatórios, e elas se transformarão em sangue. Haverá sangue por toda a terra do Egito, até nas vasilhas de madeira e de pedra".</w:t>
+        <w:t xml:space="preserve"> O SENHOR disse a Moisés: “Diga a Arão que estenda a mão com a vara sobre as águas do Egito, sobre seus rios, canais, lagos e reservatórios, e elas se transformarão em sangue. Haverá sangue por toda a terra do Egito, até nas vasilhas de madeira e de pedra”.</w:t>
       </w:r>
     </w:p>
     <w:p>
@@ -4064,7 +4064,7 @@
         <w:rPr>
           <w:lang w:val="pt_PT" w:bidi="pt_PT"/>
         </w:rPr>
-        <w:t xml:space="preserve"> O SENHOR disse a Moisés: "Vá ao faraó e diga: 'Assim diz o SENHOR: Deixe meu povo ir para que me sirva.</w:t>
+        <w:t xml:space="preserve"> O SENHOR disse a Moisés: “Vá ao faraó e diga: ‘Assim diz o SENHOR: Deixe meu povo ir para que me sirva.</w:t>
       </w:r>
     </w:p>
     <w:p>
@@ -4127,7 +4127,7 @@
         <w:rPr>
           <w:lang w:val="pt_PT" w:bidi="pt_PT"/>
         </w:rPr>
-        <w:t xml:space="preserve"> Elas subirão em você, em seu povo e em todos os seus servos'".</w:t>
+        <w:t xml:space="preserve"> Elas subirão em você, em seu povo e em todos os seus servos’”.</w:t>
       </w:r>
     </w:p>
     <w:p>
@@ -4148,7 +4148,7 @@
         <w:rPr>
           <w:lang w:val="pt_PT" w:bidi="pt_PT"/>
         </w:rPr>
-        <w:t xml:space="preserve"> O SENHOR disse mais a Moisés: "Diga a Arão que estenda a mão com a vara sobre os rios, canais e lagos e faça subir rãs sobre a terra do Egito".</w:t>
+        <w:t xml:space="preserve"> O SENHOR disse mais a Moisés: “Diga a Arão que estenda a mão com a vara sobre os rios, canais e lagos e faça subir rãs sobre a terra do Egito”.</w:t>
       </w:r>
     </w:p>
     <w:p>
@@ -4211,7 +4211,7 @@
         <w:rPr>
           <w:lang w:val="pt_PT" w:bidi="pt_PT"/>
         </w:rPr>
-        <w:t xml:space="preserve"> Então o faraó chamou Moisés e Arão e disse: "Supliquem ao SENHOR que tire as rãs de mim e do meu povo; e eu deixarei o povo ir oferecer sacrifícios ao SENHOR".</w:t>
+        <w:t xml:space="preserve"> Então o faraó chamou Moisés e Arão e disse: “Supliquem ao SENHOR que tire as rãs de mim e do meu povo; e eu deixarei o povo ir oferecer sacrifícios ao SENHOR”.</w:t>
       </w:r>
     </w:p>
     <w:p>
@@ -4232,7 +4232,7 @@
         <w:rPr>
           <w:lang w:val="pt_PT" w:bidi="pt_PT"/>
         </w:rPr>
-        <w:t xml:space="preserve"> Moisés respondeu ao faraó: "Diga-me quando devo suplicar por você, por seus servos e por seu povo, para que você e suas casas fiquem livres das rãs, e elas fiquem apenas no rio".</w:t>
+        <w:t xml:space="preserve"> Moisés respondeu ao faraó: “Diga-me quando devo suplicar por você, por seus servos e por seu povo, para que você e suas casas fiquem livres das rãs, e elas fiquem apenas no rio”.</w:t>
       </w:r>
     </w:p>
     <w:p>
@@ -4253,7 +4253,7 @@
         <w:rPr>
           <w:lang w:val="pt_PT" w:bidi="pt_PT"/>
         </w:rPr>
-        <w:t xml:space="preserve"> O faraó respondeu: “Amanhã". Moisés declarou: “Será como o faraó disse, para que saiba que não há ninguém como o SENHOR, nosso Deus.</w:t>
+        <w:t xml:space="preserve"> O faraó respondeu: “Amanhã”. Moisés declarou: “Será como o faraó disse, para que saiba que não há ninguém como o SENHOR, nosso Deus.</w:t>
       </w:r>
     </w:p>
     <w:p>
@@ -4274,7 +4274,7 @@
         <w:rPr>
           <w:lang w:val="pt_PT" w:bidi="pt_PT"/>
         </w:rPr>
-        <w:t xml:space="preserve"> As rãs se afastarão de você, de suas casas, de seus servos e do seu povo; ficarão apenas no rio".</w:t>
+        <w:t xml:space="preserve"> As rãs se afastarão de você, de suas casas, de seus servos e do seu povo; ficarão apenas no rio”.</w:t>
       </w:r>
     </w:p>
     <w:p>
@@ -4379,7 +4379,7 @@
         <w:rPr>
           <w:lang w:val="pt_PT" w:bidi="pt_PT"/>
         </w:rPr>
-        <w:t xml:space="preserve"> O SENHOR disse a Moisés: "Diga a Arão que estenda a mão com a vara e bata no pó da terra, e o pó se transformará em piolhos por todo o Egito".</w:t>
+        <w:t xml:space="preserve"> O SENHOR disse a Moisés: “Diga a Arão que estenda a mão com a vara e bata no pó da terra, e o pó se transformará em piolhos por todo o Egito”.</w:t>
       </w:r>
     </w:p>
     <w:p>
@@ -4442,7 +4442,7 @@
         <w:rPr>
           <w:lang w:val="pt_PT" w:bidi="pt_PT"/>
         </w:rPr>
-        <w:t xml:space="preserve"> Então os magos disseram ao faraó: "Isso é o dedo de Deus". Mas o coração do faraó continuou endurecido, e ele não deu ouvidos a eles, como o SENHOR havia dito.</w:t>
+        <w:t xml:space="preserve"> Então os magos disseram ao faraó: “Isso é o dedo de Deus”. Mas o coração do faraó continuou endurecido, e ele não deu ouvidos a eles, como o SENHOR havia dito.</w:t>
       </w:r>
     </w:p>
     <w:p>
@@ -4463,7 +4463,7 @@
         <w:rPr>
           <w:lang w:val="pt_PT" w:bidi="pt_PT"/>
         </w:rPr>
-        <w:t xml:space="preserve"> O SENHOR disse a Moisés: "Levante-se bem cedo e apresente-se ao faraó; ele sairá para as águas. Diga-lhe: 'Assim diz o SENHOR: Deixe meu povo ir para me adorar.</w:t>
+        <w:t xml:space="preserve"> O SENHOR disse a Moisés: “Levante-se bem cedo e apresente-se ao faraó; ele sairá para as águas. Diga-lhe: ‘Assim diz o SENHOR: Deixe meu povo ir para me adorar.</w:t>
       </w:r>
     </w:p>
     <w:p>
@@ -4526,7 +4526,7 @@
         <w:rPr>
           <w:lang w:val="pt_PT" w:bidi="pt_PT"/>
         </w:rPr>
-        <w:t xml:space="preserve"> Separarei meu povo do seu povo. Este sinal acontecerá amanhã'".</w:t>
+        <w:t xml:space="preserve"> Separarei meu povo do seu povo. Este sinal acontecerá amanhã’”.</w:t>
       </w:r>
     </w:p>
     <w:p>
@@ -4568,7 +4568,7 @@
         <w:rPr>
           <w:lang w:val="pt_PT" w:bidi="pt_PT"/>
         </w:rPr>
-        <w:t xml:space="preserve"> Então o faraó chamou Moisés e Arão e disse: "Vão e ofereçam sacrifícios ao seu Deus nesta terra".</w:t>
+        <w:t xml:space="preserve"> Então o faraó chamou Moisés e Arão e disse: “Vão e ofereçam sacrifícios ao seu Deus nesta terra”.</w:t>
       </w:r>
     </w:p>
     <w:p>
@@ -4589,7 +4589,7 @@
         <w:rPr>
           <w:lang w:val="pt_PT" w:bidi="pt_PT"/>
         </w:rPr>
-        <w:t xml:space="preserve"> Moisés, porém, disse: "Não convém que façamos isso, pois o que sacrificamos ao SENHOR, nosso Deus, é abominação para os egípcios. Se oferecermos esses sacrifícios diante de seus olhos, não nos apedrejarão?</w:t>
+        <w:t xml:space="preserve"> Moisés, porém, disse: “Não convém que façamos isso, pois o que sacrificamos ao SENHOR, nosso Deus, é abominação para os egípcios. Se oferecermos esses sacrifícios diante de seus olhos, não nos apedrejarão?</w:t>
       </w:r>
     </w:p>
     <w:p>
@@ -4610,7 +4610,7 @@
         <w:rPr>
           <w:lang w:val="pt_PT" w:bidi="pt_PT"/>
         </w:rPr>
-        <w:t xml:space="preserve"> Temos de fazer uma viagem de três dias pelo deserto para oferecer sacrifícios ao SENHOR, nosso Deus, como ele ordenou".</w:t>
+        <w:t xml:space="preserve"> Temos de fazer uma viagem de três dias pelo deserto para oferecer sacrifícios ao SENHOR, nosso Deus, como ele ordenou”.</w:t>
       </w:r>
     </w:p>
     <w:p>
@@ -4631,7 +4631,7 @@
         <w:rPr>
           <w:lang w:val="pt_PT" w:bidi="pt_PT"/>
         </w:rPr>
-        <w:t xml:space="preserve"> Então o faraó disse: "Eu os deixarei ir para oferecer sacrifícios ao SENHOR, seu Deus, no deserto; não se afastem muito. Orem por mim também".</w:t>
+        <w:t xml:space="preserve"> Então o faraó disse: “Eu os deixarei ir para oferecer sacrifícios ao SENHOR, seu Deus, no deserto; não se afastem muito. Orem por mim também”.</w:t>
       </w:r>
     </w:p>
     <w:p>
@@ -4652,7 +4652,7 @@
         <w:rPr>
           <w:lang w:val="pt_PT" w:bidi="pt_PT"/>
         </w:rPr>
-        <w:t xml:space="preserve"> Moisés respondeu: "Assim que eu sair daqui, orarei ao SENHOR, e amanhã os enxames de moscas se afastarão do faraó, de seus servos e do seu povo. Mas o faraó não deve nos enganar outra vez, impedindo que o povo ofereça sacrifícios ao SENHOR".</w:t>
+        <w:t xml:space="preserve"> Moisés respondeu: “Assim que eu sair daqui, orarei ao SENHOR, e amanhã os enxames de moscas se afastarão do faraó, de seus servos e do seu povo. Mas o faraó não deve nos enganar outra vez, impedindo que o povo ofereça sacrifícios ao SENHOR”.</w:t>
       </w:r>
     </w:p>
     <w:p>
@@ -4752,7 +4752,7 @@
         <w:rPr>
           <w:lang w:val="pt_PT" w:bidi="pt_PT"/>
         </w:rPr>
-        <w:t xml:space="preserve"> O SENHOR disse a Moisés: "Vá ao faraó e diga-lhe: 'Assim diz o SENHOR, Deus dos hebreus: Deixe meu povo ir para que me adore.</w:t>
+        <w:t xml:space="preserve"> O SENHOR disse a Moisés: “Vá ao faraó e diga-lhe: ‘Assim diz o SENHOR, Deus dos hebreus: Deixe meu povo ir para que me adore.</w:t>
       </w:r>
     </w:p>
     <w:p>
@@ -4836,7 +4836,7 @@
         <w:rPr>
           <w:lang w:val="pt_PT" w:bidi="pt_PT"/>
         </w:rPr>
-        <w:t xml:space="preserve"> O SENHOR estabeleceu um prazo: amanhã o SENHOR fará isto nesta terra'".</w:t>
+        <w:t xml:space="preserve"> O SENHOR estabeleceu um prazo: amanhã o SENHOR fará isto nesta terra’”.</w:t>
       </w:r>
     </w:p>
     <w:p>
@@ -4899,7 +4899,7 @@
         <w:rPr>
           <w:lang w:val="pt_PT" w:bidi="pt_PT"/>
         </w:rPr>
-        <w:t xml:space="preserve"> O SENHOR disse a Moisés e a Arão: "Peguem um punhado de cinzas de um forno, e Moisés a lançará ao ar diante do faraó.</w:t>
+        <w:t xml:space="preserve"> O SENHOR disse a Moisés e a Arão: “Peguem um punhado de cinzas de um forno, e Moisés a lançará ao ar diante do faraó.</w:t>
       </w:r>
     </w:p>
     <w:p>
@@ -4920,7 +4920,7 @@
         <w:rPr>
           <w:lang w:val="pt_PT" w:bidi="pt_PT"/>
         </w:rPr>
-        <w:t xml:space="preserve"> As cinzas se tornarão como um pó fino sobre toda a terra do Egito e produzirão feridas purulentas nos homens e nos animais em todo o Egito".</w:t>
+        <w:t xml:space="preserve"> As cinzas se tornarão como um pó fino sobre toda a terra do Egito e produzirão feridas purulentas nos homens e nos animais em todo o Egito”.</w:t>
       </w:r>
     </w:p>
     <w:p>
@@ -5004,7 +5004,7 @@
         <w:rPr>
           <w:lang w:val="pt_PT" w:bidi="pt_PT"/>
         </w:rPr>
-        <w:t xml:space="preserve"> Então o SENHOR disse a Moisés: "Levante-se bem cedo, vá ao faraó e diga: 'Assim diz o SENHOR, o Deus dos hebreus: Deixe meu povo ir para que me adore.</w:t>
+        <w:t xml:space="preserve"> Então o SENHOR disse a Moisés: “Levante-se bem cedo, vá ao faraó e diga: ‘Assim diz o SENHOR, o Deus dos hebreus: Deixe meu povo ir para que me adore.</w:t>
       </w:r>
     </w:p>
     <w:p>
@@ -5130,7 +5130,7 @@
         <w:rPr>
           <w:lang w:val="pt_PT" w:bidi="pt_PT"/>
         </w:rPr>
-        <w:t xml:space="preserve"> Agora, mande recolher seu gado e tudo o que você tem no campo, porque todos os homens e animais que estiverem lá e sem abrigo serão atingidos pelo granizo e morrerão'".</w:t>
+        <w:t xml:space="preserve"> Agora, mande recolher seu gado e tudo o que você tem no campo, porque todos os homens e animais que estiverem lá e sem abrigo serão atingidos pelo granizo e morrerão’”.</w:t>
       </w:r>
     </w:p>
     <w:p>
@@ -5193,7 +5193,7 @@
         <w:rPr>
           <w:lang w:val="pt_PT" w:bidi="pt_PT"/>
         </w:rPr>
-        <w:t xml:space="preserve"> Então o SENHOR disse a Moisés: "Estenda a mão para o céu, e cairá granizo sobre toda a terra do Egito, sobre os homens, sobre os animais e sobre toda a vegetação do campo".</w:t>
+        <w:t xml:space="preserve"> Então o SENHOR disse a Moisés: “Estenda a mão para o céu, e cairá granizo sobre toda a terra do Egito, sobre os homens, sobre os animais e sobre toda a vegetação do campo”.</w:t>
       </w:r>
     </w:p>
     <w:p>
@@ -5298,7 +5298,7 @@
         <w:rPr>
           <w:lang w:val="pt_PT" w:bidi="pt_PT"/>
         </w:rPr>
-        <w:t xml:space="preserve"> Então o faraó mandou chamar Moisés e Arão e disse: "Pequei desta vez; o SENHOR é justo, e eu e o meu povo somos culpados.</w:t>
+        <w:t xml:space="preserve"> Então o faraó mandou chamar Moisés e Arão e disse: “Pequei desta vez; o SENHOR é justo, e eu e o meu povo somos culpados.</w:t>
       </w:r>
     </w:p>
     <w:p>
@@ -5319,7 +5319,7 @@
         <w:rPr>
           <w:lang w:val="pt_PT" w:bidi="pt_PT"/>
         </w:rPr>
-        <w:t xml:space="preserve"> Orem ao SENHOR para que os trovões e o granizo cessem; então eu os deixarei ir, e vocês não precisam mais ficar aqui".</w:t>
+        <w:t xml:space="preserve"> Orem ao SENHOR para que os trovões e o granizo cessem; então eu os deixarei ir, e vocês não precisam mais ficar aqui”.</w:t>
       </w:r>
     </w:p>
     <w:p>
@@ -5340,7 +5340,7 @@
         <w:rPr>
           <w:lang w:val="pt_PT" w:bidi="pt_PT"/>
         </w:rPr>
-        <w:t xml:space="preserve"> Moisés respondeu: "Assim que eu sair da cidade, estenderei as mãos ao SENHOR; os trovões cessarão e não haverá mais granizo, para que você saiba que a terra pertence ao SENHOR.</w:t>
+        <w:t xml:space="preserve"> Moisés respondeu: “Assim que eu sair da cidade, estenderei as mãos ao SENHOR; os trovões cessarão e não haverá mais granizo, para que você saiba que a terra pertence ao SENHOR.</w:t>
       </w:r>
     </w:p>
     <w:p>
@@ -5361,7 +5361,7 @@
         <w:rPr>
           <w:lang w:val="pt_PT" w:bidi="pt_PT"/>
         </w:rPr>
-        <w:t xml:space="preserve"> Mas eu sei que você e seus servos não temem ao SENHOR Deus".</w:t>
+        <w:t xml:space="preserve"> Mas eu sei que você e seus servos não temem ao SENHOR Deus”.</w:t>
       </w:r>
     </w:p>
     <w:p>
@@ -5503,7 +5503,7 @@
         <w:rPr>
           <w:lang w:val="pt_PT" w:bidi="pt_PT"/>
         </w:rPr>
-        <w:t xml:space="preserve"> Então o SENHOR disse a Moisés: "Vá falar com o faraó, pois endureci o coração dele e o de seus servos, para que eu faça meus sinais entre eles,</w:t>
+        <w:t xml:space="preserve"> Então o SENHOR disse a Moisés: “Vá falar com o faraó, pois endureci o coração dele e o de seus servos, para que eu faça meus sinais entre eles,</w:t>
       </w:r>
     </w:p>
     <w:p>
@@ -5524,7 +5524,7 @@
         <w:rPr>
           <w:lang w:val="pt_PT" w:bidi="pt_PT"/>
         </w:rPr>
-        <w:t xml:space="preserve"> e para que você conte aos seus filhos e aos seus netos quantas vezes zombei dos egípcios e fiz meus sinais entre eles. Assim vocês saberão que eu sou o SENHOR".</w:t>
+        <w:t xml:space="preserve"> e para que você conte aos seus filhos e aos seus netos quantas vezes zombei dos egípcios e fiz meus sinais entre eles. Assim vocês saberão que eu sou o SENHOR”.</w:t>
       </w:r>
     </w:p>
     <w:p>
@@ -5545,7 +5545,7 @@
         <w:rPr>
           <w:lang w:val="pt_PT" w:bidi="pt_PT"/>
         </w:rPr>
-        <w:t xml:space="preserve"> Moisés e Arão foram ao faraó e disseram: "Assim diz o SENHOR, o Deus dos hebreus: 'Até quando você se recusará a se humilhar diante de mim? Deixe meu povo ir, para que me adore.</w:t>
+        <w:t xml:space="preserve"> Moisés e Arão foram ao faraó e disseram: “Assim diz o SENHOR, o Deus dos hebreus: ‘Até quando você se recusará a se humilhar diante de mim? Deixe meu povo ir, para que me adore.</w:t>
       </w:r>
     </w:p>
     <w:p>
@@ -5608,7 +5608,7 @@
         <w:rPr>
           <w:lang w:val="pt_PT" w:bidi="pt_PT"/>
         </w:rPr>
-        <w:t xml:space="preserve"> Invadirão suas casas, as casas de seus servos e todas as casas do Egito; algo que seus pais e seus antepassados nunca viram desde o dia em que chegaram a esta terra até hoje'". Então Moisés se virou e saiu da presença do faraó.</w:t>
+        <w:t xml:space="preserve"> Invadirão suas casas, as casas de seus servos e todas as casas do Egito; algo que seus pais e seus antepassados nunca viram desde o dia em que chegaram a esta terra até hoje’”. Então Moisés se virou e saiu da presença do faraó.</w:t>
       </w:r>
     </w:p>
     <w:p>
@@ -5629,7 +5629,7 @@
         <w:rPr>
           <w:lang w:val="pt_PT" w:bidi="pt_PT"/>
         </w:rPr>
-        <w:t xml:space="preserve"> Os servos do faraó perguntaram: "Até quando este homem será uma ameaça para nós? Deixe esses homens irem para adorar o SENHOR, o Deus deles. O faraó não vê que o Egito está destruído?".</w:t>
+        <w:t xml:space="preserve"> Os servos do faraó perguntaram: “Até quando este homem será uma ameaça para nós? Deixe esses homens irem para adorar o SENHOR, o Deus deles. O faraó não vê que o Egito está destruído?”.</w:t>
       </w:r>
     </w:p>
     <w:p>
@@ -5650,7 +5650,7 @@
         <w:rPr>
           <w:lang w:val="pt_PT" w:bidi="pt_PT"/>
         </w:rPr>
-        <w:t xml:space="preserve"> Então Moisés e Arão foram levados à presença do faraó, que lhes disse: "Vão adorar o SENHOR, seu Deus. Mas quem irá com vocês?".</w:t>
+        <w:t xml:space="preserve"> Então Moisés e Arão foram levados à presença do faraó, que lhes disse: “Vão adorar o SENHOR, seu Deus. Mas quem irá com vocês?”.</w:t>
       </w:r>
     </w:p>
     <w:p>
@@ -5671,7 +5671,7 @@
         <w:rPr>
           <w:lang w:val="pt_PT" w:bidi="pt_PT"/>
         </w:rPr>
-        <w:t xml:space="preserve"> Moisés respondeu: "Devemos levar todos: os jovens e os idosos, nossos filhos e nossas filhas, nossos rebanhos e nossos gados, porque vamos celebrar uma festa ao SENHOR".</w:t>
+        <w:t xml:space="preserve"> Moisés respondeu: “Devemos levar todos: os jovens e os idosos, nossos filhos e nossas filhas, nossos rebanhos e nossos gados, porque vamos celebrar uma festa ao SENHOR”.</w:t>
       </w:r>
     </w:p>
     <w:p>
@@ -5692,7 +5692,7 @@
         <w:rPr>
           <w:lang w:val="pt_PT" w:bidi="pt_PT"/>
         </w:rPr>
-        <w:t xml:space="preserve"> O faraó retrucou: "Que o SENHOR esteja com vocês no dia em que eu os deixar levar seus filhos pequenos! É claro que vocês estão tramando o mal!</w:t>
+        <w:t xml:space="preserve"> O faraó retrucou: “Que o SENHOR esteja com vocês no dia em que eu os deixar levar seus filhos pequenos! É claro que vocês estão tramando o mal!</w:t>
       </w:r>
     </w:p>
     <w:p>
@@ -5713,7 +5713,7 @@
         <w:rPr>
           <w:lang w:val="pt_PT" w:bidi="pt_PT"/>
         </w:rPr>
-        <w:t xml:space="preserve"> De forma alguma! Vão somente os homens e adorem o SENHOR, como vocês pediram". E Moisés e Arão foram expulsos da presença do faraó.</w:t>
+        <w:t xml:space="preserve"> De forma alguma! Vão somente os homens e adorem o SENHOR, como vocês pediram”. E Moisés e Arão foram expulsos da presença do faraó.</w:t>
       </w:r>
     </w:p>
     <w:p>
@@ -5734,7 +5734,7 @@
         <w:rPr>
           <w:lang w:val="pt_PT" w:bidi="pt_PT"/>
         </w:rPr>
-        <w:t xml:space="preserve"> Então o SENHOR disse a Moisés: "Estenda a mão sobre a terra do Egito para que os gafanhotos venham sobre ela e comam toda a vegetação da terra, tudo o que foi deixado pelo granizo".</w:t>
+        <w:t xml:space="preserve"> Então o SENHOR disse a Moisés: “Estenda a mão sobre a terra do Egito para que os gafanhotos venham sobre ela e comam toda a vegetação da terra, tudo o que foi deixado pelo granizo”.</w:t>
       </w:r>
     </w:p>
     <w:p>
@@ -5818,7 +5818,7 @@
         <w:rPr>
           <w:lang w:val="pt_PT" w:bidi="pt_PT"/>
         </w:rPr>
-        <w:t xml:space="preserve"> Então o faraó mandou chamar Moisés e Arão às pressas e disse: "Pequei contra o SENHOR, seu Deus, e contra vocês.</w:t>
+        <w:t xml:space="preserve"> Então o faraó mandou chamar Moisés e Arão às pressas e disse: “Pequei contra o SENHOR, seu Deus, e contra vocês.</w:t>
       </w:r>
     </w:p>
     <w:p>
@@ -5839,7 +5839,7 @@
         <w:rPr>
           <w:lang w:val="pt_PT" w:bidi="pt_PT"/>
         </w:rPr>
-        <w:t xml:space="preserve"> Agora perdoem meu pecado apenas mais esta vez e orem ao SENHOR, seu Deus, para que afaste de mim esta praga mortal".</w:t>
+        <w:t xml:space="preserve"> Agora perdoem meu pecado apenas mais esta vez e orem ao SENHOR, seu Deus, para que afaste de mim esta praga mortal”.</w:t>
       </w:r>
     </w:p>
     <w:p>
@@ -5923,7 +5923,7 @@
         <w:rPr>
           <w:lang w:val="pt_PT" w:bidi="pt_PT"/>
         </w:rPr>
-        <w:t xml:space="preserve"> Então o SENHOR disse a Moisés: "Estenda a mão para o céu, e uma escuridão tão densa que poderá ser apalpada cobrirá a terra do Egito".</w:t>
+        <w:t xml:space="preserve"> Então o SENHOR disse a Moisés: “Estenda a mão para o céu, e uma escuridão tão densa que poderá ser apalpada cobrirá a terra do Egito”.</w:t>
       </w:r>
     </w:p>
     <w:p>
@@ -5986,7 +5986,7 @@
         <w:rPr>
           <w:lang w:val="pt_PT" w:bidi="pt_PT"/>
         </w:rPr>
-        <w:t xml:space="preserve"> Então o faraó chamou Moisés e disse: "Vão e adorem o SENHOR. Deixem apenas suas ovelhas e seus gados; podem levar seus filhos pequenos".</w:t>
+        <w:t xml:space="preserve"> Então o faraó chamou Moisés e disse: “Vão e adorem o SENHOR. Deixem apenas suas ovelhas e seus gados; podem levar seus filhos pequenos”.</w:t>
       </w:r>
     </w:p>
     <w:p>
@@ -6007,7 +6007,7 @@
         <w:rPr>
           <w:lang w:val="pt_PT" w:bidi="pt_PT"/>
         </w:rPr>
-        <w:t xml:space="preserve"> Moisés respondeu: "O faraó nos dará os animais para os holocaustos e sacrifícios que ofereceremos ao SENHOR, nosso Deus.</w:t>
+        <w:t xml:space="preserve"> Moisés respondeu: “O faraó nos dará os animais para os holocaustos e sacrifícios que ofereceremos ao SENHOR, nosso Deus.</w:t>
       </w:r>
     </w:p>
     <w:p>
@@ -6028,7 +6028,7 @@
         <w:rPr>
           <w:lang w:val="pt_PT" w:bidi="pt_PT"/>
         </w:rPr>
-        <w:t xml:space="preserve"> Nossos rebanhos irão conosco; não deixaremos nem um casco para trás, porque precisaremos deles para servir ao SENHOR, nosso Deus, e não sabemos com o que serviremos ao SENHOR até chegarmos lá".</w:t>
+        <w:t xml:space="preserve"> Nossos rebanhos irão conosco; não deixaremos nem um casco para trás, porque precisaremos deles para servir ao SENHOR, nosso Deus, e não sabemos com o que serviremos ao SENHOR até chegarmos lá”.</w:t>
       </w:r>
     </w:p>
     <w:p>
@@ -6070,7 +6070,7 @@
         <w:rPr>
           <w:lang w:val="pt_PT" w:bidi="pt_PT"/>
         </w:rPr>
-        <w:t xml:space="preserve"> Então o faraó disse a Moisés: "Saia da minha presença. Nunca mais apareça diante de mim, porque, no dia em que vir o meu rosto, você morrerá".</w:t>
+        <w:t xml:space="preserve"> Então o faraó disse a Moisés: “Saia da minha presença. Nunca mais apareça diante de mim, porque, no dia em que vir o meu rosto, você morrerá”.</w:t>
       </w:r>
     </w:p>
     <w:p>
@@ -6091,7 +6091,7 @@
         <w:rPr>
           <w:lang w:val="pt_PT" w:bidi="pt_PT"/>
         </w:rPr>
-        <w:t xml:space="preserve"> Moisés respondeu: "O faraó tem razão. Eu nunca mais verei o seu rosto".</w:t>
+        <w:t xml:space="preserve"> Moisés respondeu: “O faraó tem razão. Eu nunca mais verei o seu rosto”.</w:t>
       </w:r>
     </w:p>
     <w:p>
@@ -6128,7 +6128,7 @@
         <w:rPr>
           <w:lang w:val="pt_PT" w:bidi="pt_PT"/>
         </w:rPr>
-        <w:t xml:space="preserve"> O SENHOR disse a Moisés: "Enviarei mais uma praga sobre o faraó e sobre o Egito. Depois disso, ele os deixará partir; e não só isso, mas é certo que os expulsará daqui.</w:t>
+        <w:t xml:space="preserve"> O SENHOR disse a Moisés: “Enviarei mais uma praga sobre o faraó e sobre o Egito. Depois disso, ele os deixará partir; e não só isso, mas é certo que os expulsará daqui.</w:t>
       </w:r>
     </w:p>
     <w:p>
@@ -6149,7 +6149,7 @@
         <w:rPr>
           <w:lang w:val="pt_PT" w:bidi="pt_PT"/>
         </w:rPr>
-        <w:t xml:space="preserve"> Diga aos israelitas que cada homem peça ao seu vizinho, e cada mulher à sua vizinha, objetos de prata e de ouro".</w:t>
+        <w:t xml:space="preserve"> Diga aos israelitas que cada homem peça ao seu vizinho, e cada mulher à sua vizinha, objetos de prata e de ouro”.</w:t>
       </w:r>
     </w:p>
     <w:p>
@@ -6191,7 +6191,7 @@
         <w:rPr>
           <w:lang w:val="pt_PT" w:bidi="pt_PT"/>
         </w:rPr>
-        <w:t xml:space="preserve"> Moisés disse ao faraó: "Assim diz o SENHOR: 'À meia-noite, passarei por todo o Egito.</w:t>
+        <w:t xml:space="preserve"> Moisés disse ao faraó: “Assim diz o SENHOR: ‘À meia-noite, passarei por todo o Egito.</w:t>
       </w:r>
     </w:p>
     <w:p>
@@ -6254,7 +6254,7 @@
         <w:rPr>
           <w:lang w:val="pt_PT" w:bidi="pt_PT"/>
         </w:rPr>
-        <w:t xml:space="preserve"> Mas, entre os filhos de Israel, nem mesmo um cão latirá contra homem ou animal, para que vocês saibam que o SENHOR faz distinção entre o Egito e Israel'".</w:t>
+        <w:t xml:space="preserve"> Mas, entre os filhos de Israel, nem mesmo um cão latirá contra homem ou animal, para que vocês saibam que o SENHOR faz distinção entre o Egito e Israel’”.</w:t>
       </w:r>
     </w:p>
     <w:p>
@@ -6275,7 +6275,7 @@
         <w:rPr>
           <w:lang w:val="pt_PT" w:bidi="pt_PT"/>
         </w:rPr>
-        <w:t xml:space="preserve"> E Moisés continuou: "Todos estes servos do faraó virão e se ajoelharão diante de mim, dizendo: 'Saiam você e todo o povo que o segue!'. Só então eu sairei". E saiu muito irado da presença do faraó.</w:t>
+        <w:t xml:space="preserve"> E Moisés continuou: “Todos estes servos do faraó virão e se ajoelharão diante de mim, dizendo: ‘Saiam você e todo o povo que o segue!’. Só então eu sairei”. E saiu muito irado da presença do faraó.</w:t>
       </w:r>
     </w:p>
     <w:p>
@@ -6296,7 +6296,7 @@
         <w:rPr>
           <w:lang w:val="pt_PT" w:bidi="pt_PT"/>
         </w:rPr>
-        <w:t xml:space="preserve"> O SENHOR disse a Moisés: "Para que meus milagres se multipliquem na terra do Egito, o faraó não dará ouvidos a vocês".</w:t>
+        <w:t xml:space="preserve"> O SENHOR disse a Moisés: “Para que meus milagres se multipliquem na terra do Egito, o faraó não dará ouvidos a vocês”.</w:t>
       </w:r>
     </w:p>
     <w:p>
@@ -6753,7 +6753,7 @@
         <w:rPr>
           <w:lang w:val="pt_PT" w:bidi="pt_PT"/>
         </w:rPr>
-        <w:t xml:space="preserve"> Não comam nada preparado com fermento; em todas as suas habitações, comam pão sem fermento".</w:t>
+        <w:t xml:space="preserve"> Não comam nada preparado com fermento; em todas as suas habitações, comam pão sem fermento”.</w:t>
       </w:r>
     </w:p>
     <w:p>
@@ -6774,7 +6774,7 @@
         <w:rPr>
           <w:lang w:val="pt_PT" w:bidi="pt_PT"/>
         </w:rPr>
-        <w:t xml:space="preserve"> Então Moisés convocou todos os líderes de Israel e disse: "Escolham um cordeiro ou um cabrito para cada família e o sacrifiquem para a Páscoa.</w:t>
+        <w:t xml:space="preserve"> Então Moisés convocou todos os líderes de Israel e disse: “Escolham um cordeiro ou um cabrito para cada família e o sacrifiquem para a Páscoa.</w:t>
       </w:r>
     </w:p>
     <w:p>
@@ -6879,7 +6879,7 @@
         <w:rPr>
           <w:lang w:val="pt_PT" w:bidi="pt_PT"/>
         </w:rPr>
-        <w:t xml:space="preserve"> E quando seus filhos lhes perguntarem: 'O que significa esse rito?',</w:t>
+        <w:t xml:space="preserve"> E quando seus filhos lhes perguntarem: ‘O que significa esse rito?’,</w:t>
       </w:r>
     </w:p>
     <w:p>
@@ -6900,7 +6900,7 @@
         <w:rPr>
           <w:lang w:val="pt_PT" w:bidi="pt_PT"/>
         </w:rPr>
-        <w:t xml:space="preserve"> respondam: 'É o sacrifício da Páscoa ao SENHOR, que passou sobre as casas dos israelitas no Egito, ferindo os egípcios e poupando nossas famílias'". E o povo se curvou e adorou.</w:t>
+        <w:t xml:space="preserve"> respondam: ‘É o sacrifício da Páscoa ao SENHOR, que passou sobre as casas dos israelitas no Egito, ferindo os egípcios e poupando nossas famílias’”. E o povo se curvou e adorou.</w:t>
       </w:r>
     </w:p>
     <w:p>
@@ -6984,7 +6984,7 @@
         <w:rPr>
           <w:lang w:val="pt_PT" w:bidi="pt_PT"/>
         </w:rPr>
-        <w:t xml:space="preserve"> Naquela mesma noite, o faraó chamou Moisés e Arão e disse: "Levantem-se, saiam do meio do meu povo, vocês e os israelitas; vão e adorem o SENHOR, como disseram.</w:t>
+        <w:t xml:space="preserve"> Naquela mesma noite, o faraó chamou Moisés e Arão e disse: “Levantem-se, saiam do meio do meu povo, vocês e os israelitas; vão e adorem o SENHOR, como disseram.</w:t>
       </w:r>
     </w:p>
     <w:p>
@@ -7005,7 +7005,7 @@
         <w:rPr>
           <w:lang w:val="pt_PT" w:bidi="pt_PT"/>
         </w:rPr>
-        <w:t xml:space="preserve"> Levem seus rebanhos, como tinham dito, e desapareçam! Peçam a Deus que me abençoe".</w:t>
+        <w:t xml:space="preserve"> Levem seus rebanhos, como tinham dito, e desapareçam! Peçam a Deus que me abençoe”.</w:t>
       </w:r>
     </w:p>
     <w:p>
@@ -7026,7 +7026,7 @@
         <w:rPr>
           <w:lang w:val="pt_PT" w:bidi="pt_PT"/>
         </w:rPr>
-        <w:t xml:space="preserve"> Os egípcios apressavam o povo para que saísse logo, dizendo: “Se vocês não saírem, nós morreremos!".</w:t>
+        <w:t xml:space="preserve"> Os egípcios apressavam o povo para que saísse logo, dizendo: “Se vocês não saírem, nós morreremos!”.</w:t>
       </w:r>
     </w:p>
     <w:p>
@@ -7236,7 +7236,7 @@
         <w:rPr>
           <w:lang w:val="pt_PT" w:bidi="pt_PT"/>
         </w:rPr>
-        <w:t xml:space="preserve"> O SENHOR disse a Moisés e Arão: "Esta é a ordenança da Páscoa: nenhum estrangeiro poderá comê-la.</w:t>
+        <w:t xml:space="preserve"> O SENHOR disse a Moisés e Arão: “Esta é a ordenança da Páscoa: nenhum estrangeiro poderá comê-la.</w:t>
       </w:r>
     </w:p>
     <w:p>
@@ -7362,7 +7362,7 @@
         <w:rPr>
           <w:lang w:val="pt_PT" w:bidi="pt_PT"/>
         </w:rPr>
-        <w:t xml:space="preserve"> Essa ordenança valerá para o israelita e para o estrangeiro residente entre vocês".</w:t>
+        <w:t xml:space="preserve"> Essa ordenança valerá para o israelita e para o estrangeiro residente entre vocês”.</w:t>
       </w:r>
     </w:p>
     <w:p>
@@ -7462,7 +7462,7 @@
         <w:rPr>
           <w:lang w:val="pt_PT" w:bidi="pt_PT"/>
         </w:rPr>
-        <w:t xml:space="preserve"> "Consagre a mim todo primogênito entre o povo de Israel, tanto dos homens como dos animais; eles me pertencem".</w:t>
+        <w:t xml:space="preserve"> "Consagre a mim todo primogênito entre o povo de Israel, tanto dos homens como dos animais; eles me pertencem”.</w:t>
       </w:r>
     </w:p>
     <w:p>
@@ -7483,7 +7483,7 @@
         <w:rPr>
           <w:lang w:val="pt_PT" w:bidi="pt_PT"/>
         </w:rPr>
-        <w:t xml:space="preserve"> E Moisés disse ao povo: "Lembrem-se deste dia em que vocês saíram do Egito, da terra da escravidão, pois o SENHOR os tirou de lá com mão forte. Portanto, não comam nada com fermento.</w:t>
+        <w:t xml:space="preserve"> E Moisés disse ao povo: “Lembrem-se deste dia em que vocês saíram do Egito, da terra da escravidão, pois o SENHOR os tirou de lá com mão forte. Portanto, não comam nada com fermento.</w:t>
       </w:r>
     </w:p>
     <w:p>
@@ -7588,7 +7588,7 @@
         <w:rPr>
           <w:lang w:val="pt_PT" w:bidi="pt_PT"/>
         </w:rPr>
-        <w:t xml:space="preserve"> No sétimo dia, cada um de vocês explicará aos seus filhos: 'Isto é para celebrar o que o SENHOR fez por mim quando saí do Egito'.</w:t>
+        <w:t xml:space="preserve"> No sétimo dia, cada um de vocês explicará aos seus filhos: ‘Isto é para celebrar o que o SENHOR fez por mim quando saí do Egito’.</w:t>
       </w:r>
     </w:p>
     <w:p>
@@ -7714,7 +7714,7 @@
         <w:rPr>
           <w:lang w:val="pt_PT" w:bidi="pt_PT"/>
         </w:rPr>
-        <w:t xml:space="preserve"> No futuro, quando seu filho lhe perguntar: 'O que significa isto?', responda: 'Com mão forte o SENHOR nos tirou do Egito, da terra da escravidão.</w:t>
+        <w:t xml:space="preserve"> No futuro, quando seu filho lhe perguntar: ‘O que significa isto?’, responda: ‘Com mão forte o SENHOR nos tirou do Egito, da terra da escravidão.</w:t>
       </w:r>
     </w:p>
     <w:p>
@@ -7735,7 +7735,7 @@
         <w:rPr>
           <w:lang w:val="pt_PT" w:bidi="pt_PT"/>
         </w:rPr>
-        <w:t xml:space="preserve"> Quando o faraó endureceu o coração e não quis nos deixar ir, o SENHOR matou todos os primeiros filhos homens da terra do Egito, e também os machos das primeiras crias dos animais. Por isso, ofereço ao SENHOR todos os machos das primeiras crias, mas resgato os primeiros filhos homens'.</w:t>
+        <w:t xml:space="preserve"> Quando o faraó endureceu o coração e não quis nos deixar ir, o SENHOR matou todos os primeiros filhos homens da terra do Egito, e também os machos das primeiras crias dos animais. Por isso, ofereço ao SENHOR todos os machos das primeiras crias, mas resgato os primeiros filhos homens’.</w:t>
       </w:r>
     </w:p>
     <w:p>
@@ -7756,7 +7756,7 @@
         <w:rPr>
           <w:lang w:val="pt_PT" w:bidi="pt_PT"/>
         </w:rPr>
-        <w:t xml:space="preserve"> Isto será para vocês como um sinal gravado na mão e um símbolo colocado na testa, para que se lembrem de que foi com mão forte que o SENHOR nos tirou do Egito".</w:t>
+        <w:t xml:space="preserve"> Isto será para vocês como um sinal gravado na mão e um símbolo colocado na testa, para que se lembrem de que foi com mão forte que o SENHOR nos tirou do Egito”.</w:t>
       </w:r>
     </w:p>
     <w:p>
@@ -7777,7 +7777,7 @@
         <w:rPr>
           <w:lang w:val="pt_PT" w:bidi="pt_PT"/>
         </w:rPr>
-        <w:t xml:space="preserve"> Quando o faraó deixou o povo ir, Deus não o conduziu pelo caminho da terra dos filisteus, embora fosse o trajeto mais curto, pois disse: "Se o povo tiver de enfrentar uma guerra, pode ser que se arrependa e volte para o Egito".</w:t>
+        <w:t xml:space="preserve"> Quando o faraó deixou o povo ir, Deus não o conduziu pelo caminho da terra dos filisteus, embora fosse o trajeto mais curto, pois disse: “Se o povo tiver de enfrentar uma guerra, pode ser que se arrependa e volte para o Egito”.</w:t>
       </w:r>
     </w:p>
     <w:p>
@@ -7819,7 +7819,7 @@
         <w:rPr>
           <w:lang w:val="pt_PT" w:bidi="pt_PT"/>
         </w:rPr>
-        <w:t xml:space="preserve"> Moisés levou consigo os ossos de José, pois este havia feito os israelitas jurarem, dizendo: "Deus certamente virá ajudá-los; e, quando isso acontecer, levem daqui os meus ossos com vocês".</w:t>
+        <w:t xml:space="preserve"> Moisés levou consigo os ossos de José, pois este havia feito os israelitas jurarem, dizendo: “Deus certamente virá ajudá-los; e, quando isso acontecer, levem daqui os meus ossos com vocês”.</w:t>
       </w:r>
     </w:p>
     <w:p>
@@ -7961,7 +7961,7 @@
         <w:rPr>
           <w:lang w:val="pt_PT" w:bidi="pt_PT"/>
         </w:rPr>
-        <w:t xml:space="preserve"> O faraó pensará: 'Eles estão andando sem rumo, cercados pelo deserto'.</w:t>
+        <w:t xml:space="preserve"> O faraó pensará: ‘Eles estão andando sem rumo, cercados pelo deserto’.</w:t>
       </w:r>
     </w:p>
     <w:p>
@@ -7982,7 +7982,7 @@
         <w:rPr>
           <w:lang w:val="pt_PT" w:bidi="pt_PT"/>
         </w:rPr>
-        <w:t xml:space="preserve"> Eu, porém, endurecerei o coração do faraó, e ele os perseguirá; e serei glorificado nele e em todo o seu exército, para que os egípcios saibam que eu sou o SENHOR". E os israelitas fizeram assim.</w:t>
+        <w:t xml:space="preserve"> Eu, porém, endurecerei o coração do faraó, e ele os perseguirá; e serei glorificado nele e em todo o seu exército, para que os egípcios saibam que eu sou o SENHOR”. E os israelitas fizeram assim.</w:t>
       </w:r>
     </w:p>
     <w:p>
@@ -8003,7 +8003,7 @@
         <w:rPr>
           <w:lang w:val="pt_PT" w:bidi="pt_PT"/>
         </w:rPr>
-        <w:t xml:space="preserve"> Quando o rei do Egito soube que o povo havia fugido, ele e seus servos mudaram de ideia e disseram: "O que fizemos? Como pudemos deixar os israelitas irem, para que não nos sirvam mais?".</w:t>
+        <w:t xml:space="preserve"> Quando o rei do Egito soube que o povo havia fugido, ele e seus servos mudaram de ideia e disseram: “O que fizemos? Como pudemos deixar os israelitas irem, para que não nos sirvam mais?”.</w:t>
       </w:r>
     </w:p>
     <w:p>
@@ -8129,7 +8129,7 @@
         <w:rPr>
           <w:lang w:val="pt_PT" w:bidi="pt_PT"/>
         </w:rPr>
-        <w:t xml:space="preserve"> Perguntaram a Moisés: "Não havia sepulturas no Egito? Por que você nos trouxe ao deserto para morrermos? O que você fez, tirando-nos de lá?</w:t>
+        <w:t xml:space="preserve"> Perguntaram a Moisés: “Não havia sepulturas no Egito? Por que você nos trouxe ao deserto para morrermos? O que você fez, tirando-nos de lá?</w:t>
       </w:r>
     </w:p>
     <w:p>
@@ -8150,7 +8150,7 @@
         <w:rPr>
           <w:lang w:val="pt_PT" w:bidi="pt_PT"/>
         </w:rPr>
-        <w:t xml:space="preserve"> Não era melhor servir aos egípcios do que morrer no deserto? Pois já lhe tínhamos dito no Egito: 'Deixe-nos em paz para servirmos aos egípcios'".</w:t>
+        <w:t xml:space="preserve"> Não era melhor servir aos egípcios do que morrer no deserto? Pois já lhe tínhamos dito no Egito: ‘Deixe-nos em paz para servirmos aos egípcios’”.</w:t>
       </w:r>
     </w:p>
     <w:p>
@@ -8171,7 +8171,7 @@
         <w:rPr>
           <w:lang w:val="pt_PT" w:bidi="pt_PT"/>
         </w:rPr>
-        <w:t xml:space="preserve"> Moisés, porém, disse ao povo: "Não tenham medo! Fiquem firmes e vejam o livramento que o SENHOR lhes dará hoje; porque vocês nunca mais verão estes egípcios.</w:t>
+        <w:t xml:space="preserve"> Moisés, porém, disse ao povo: “Não tenham medo! Fiquem firmes e vejam o livramento que o SENHOR lhes dará hoje; porque vocês nunca mais verão estes egípcios.</w:t>
       </w:r>
     </w:p>
     <w:p>
@@ -8192,7 +8192,7 @@
         <w:rPr>
           <w:lang w:val="pt_PT" w:bidi="pt_PT"/>
         </w:rPr>
-        <w:t xml:space="preserve"> O SENHOR lutará por vocês, e vocês ficarão calados".</w:t>
+        <w:t xml:space="preserve"> O SENHOR lutará por vocês, e vocês ficarão calados”.</w:t>
       </w:r>
     </w:p>
     <w:p>
@@ -8213,7 +8213,7 @@
         <w:rPr>
           <w:lang w:val="pt_PT" w:bidi="pt_PT"/>
         </w:rPr>
-        <w:t xml:space="preserve"> Então o SENHOR perguntou a Moisés: "Por que você clama a mim? Diga aos israelitas que marchem!</w:t>
+        <w:t xml:space="preserve"> Então o SENHOR perguntou a Moisés: “Por que você clama a mim? Diga aos israelitas que marchem!</w:t>
       </w:r>
     </w:p>
     <w:p>
@@ -8276,7 +8276,7 @@
         <w:rPr>
           <w:lang w:val="pt_PT" w:bidi="pt_PT"/>
         </w:rPr>
-        <w:t xml:space="preserve"> Os egípcios saberão que eu sou o SENHOR, quando eu for glorificado no faraó, em seus carros de guerra e em seus cavaleiros".</w:t>
+        <w:t xml:space="preserve"> Os egípcios saberão que eu sou o SENHOR, quando eu for glorificado no faraó, em seus carros de guerra e em seus cavaleiros”.</w:t>
       </w:r>
     </w:p>
     <w:p>
@@ -8423,7 +8423,7 @@
         <w:rPr>
           <w:lang w:val="pt_PT" w:bidi="pt_PT"/>
         </w:rPr>
-        <w:t xml:space="preserve"> Emperrou as rodas dos carros dos egípcios, dificultando sua condução. Então eles disseram: "Fujamos dos israelitas, pois o SENHOR luta por eles contra nós".</w:t>
+        <w:t xml:space="preserve"> Emperrou as rodas dos carros dos egípcios, dificultando sua condução. Então eles disseram: “Fujamos dos israelitas, pois o SENHOR luta por eles contra nós”.</w:t>
       </w:r>
     </w:p>
     <w:p>
@@ -8444,7 +8444,7 @@
         <w:rPr>
           <w:lang w:val="pt_PT" w:bidi="pt_PT"/>
         </w:rPr>
-        <w:t xml:space="preserve"> O SENHOR disse a Moisés: "Estenda a mão sobre o mar, para que as águas voltem e cubram os egípcios, seus carros de guerra e seus cavaleiros".</w:t>
+        <w:t xml:space="preserve"> O SENHOR disse a Moisés: “Estenda a mão sobre o mar, para que as águas voltem e cubram os egípcios, seus carros de guerra e seus cavaleiros”.</w:t>
       </w:r>
     </w:p>
     <w:p>
@@ -8586,7 +8586,7 @@
         <w:rPr>
           <w:lang w:val="pt_PT" w:bidi="pt_PT"/>
         </w:rPr>
-        <w:t xml:space="preserve"> Então Moisés e os israelitas cantaram este cântico ao SENHOR, dizendo: "Cantarei ao SENHOR, pois triunfou gloriosamente; lançou no mar o cavalo e seu cavaleiro.</w:t>
+        <w:t xml:space="preserve"> Então Moisés e os israelitas cantaram este cântico ao SENHOR, dizendo: “Cantarei ao SENHOR, pois triunfou gloriosamente; lançou no mar o cavalo e seu cavaleiro.</w:t>
       </w:r>
     </w:p>
     <w:p>
@@ -8754,7 +8754,7 @@
         <w:rPr>
           <w:lang w:val="pt_PT" w:bidi="pt_PT"/>
         </w:rPr>
-        <w:t xml:space="preserve"> O inimigo dizia: 'Eu os perseguirei e os alcançarei; repartirei tudo o que lhes pertence; a minha alma se fartará deles, puxarei a minha espada e, com forte mão, os destruirei'.</w:t>
+        <w:t xml:space="preserve"> O inimigo dizia: ‘Eu os perseguirei e os alcançarei; repartirei tudo o que lhes pertence; a minha alma se fartará deles, puxarei a minha espada e, com forte mão, os destruirei’.</w:t>
       </w:r>
     </w:p>
     <w:p>
@@ -8943,7 +8943,7 @@
         <w:rPr>
           <w:lang w:val="pt_PT" w:bidi="pt_PT"/>
         </w:rPr>
-        <w:t xml:space="preserve"> O SENHOR reinará para todo o sempre!".</w:t>
+        <w:t xml:space="preserve"> O SENHOR reinará para todo o sempre!”.</w:t>
       </w:r>
     </w:p>
     <w:p>
@@ -9006,7 +9006,7 @@
         <w:rPr>
           <w:lang w:val="pt_PT" w:bidi="pt_PT"/>
         </w:rPr>
-        <w:t xml:space="preserve"> E Miriã lhes respondia, cantando: "Cantem ao SENHOR, pois ele triunfou gloriosamente; lançou no mar o cavalo e seu cavaleiro".</w:t>
+        <w:t xml:space="preserve"> E Miriã lhes respondia, cantando: “Cantem ao SENHOR, pois ele triunfou gloriosamente; lançou no mar o cavalo e seu cavaleiro”.</w:t>
       </w:r>
     </w:p>
     <w:p>
@@ -9048,7 +9048,7 @@
         <w:rPr>
           <w:lang w:val="pt_PT" w:bidi="pt_PT"/>
         </w:rPr>
-        <w:t xml:space="preserve"> Chegaram a Mara, mas não puderam beber das águas de lá, porque eram amargas; por isso aquele lugar recebeu o nome de Mara [que significa "amarga"].</w:t>
+        <w:t xml:space="preserve"> Chegaram a Mara, mas não puderam beber das águas de lá, porque eram amargas; por isso aquele lugar recebeu o nome de Mara [que significa “amarga”].</w:t>
       </w:r>
     </w:p>
     <w:p>
@@ -9069,7 +9069,7 @@
         <w:rPr>
           <w:lang w:val="pt_PT" w:bidi="pt_PT"/>
         </w:rPr>
-        <w:t xml:space="preserve"> Então o povo murmurou contra Moisés e perguntou: "O que vamos beber?".</w:t>
+        <w:t xml:space="preserve"> Então o povo murmurou contra Moisés e perguntou: “O que vamos beber?”.</w:t>
       </w:r>
     </w:p>
     <w:p>
@@ -9111,7 +9111,7 @@
         <w:rPr>
           <w:lang w:val="pt_PT" w:bidi="pt_PT"/>
         </w:rPr>
-        <w:t xml:space="preserve"> dizendo: "Se vocês ouvirem com atenção a voz do SENHOR, seu Deus, fizerem o que é certo aos meus olhos, obedecerem aos meus mandamentos e guardarem todos os meus estatutos, não trarei sobre vocês nenhuma das enfermidades que enviei sobre os egípcios; pois eu sou o SENHOR, que os cura".</w:t>
+        <w:t xml:space="preserve"> dizendo: “Se vocês ouvirem com atenção a voz do SENHOR, seu Deus, fizerem o que é certo aos meus olhos, obedecerem aos meus mandamentos e guardarem todos os meus estatutos, não trarei sobre vocês nenhuma das enfermidades que enviei sobre os egípcios; pois eu sou o SENHOR, que os cura”.</w:t>
       </w:r>
     </w:p>
     <w:p>
@@ -9211,7 +9211,7 @@
         <w:rPr>
           <w:lang w:val="pt_PT" w:bidi="pt_PT"/>
         </w:rPr>
-        <w:t xml:space="preserve"> Os israelitas disseram a Moisés e Arão: "Quem dera a mão do SENHOR nos tivesse matado no Egito! Lá nos sentávamos junto às panelas de carne e comíamos pão à vontade, mas vocês nos trouxeram a este deserto para nos matar de fome".</w:t>
+        <w:t xml:space="preserve"> Os israelitas disseram a Moisés e Arão: “Quem dera a mão do SENHOR nos tivesse matado no Egito! Lá nos sentávamos junto às panelas de carne e comíamos pão à vontade, mas vocês nos trouxeram a este deserto para nos matar de fome”.</w:t>
       </w:r>
     </w:p>
     <w:p>
@@ -9232,7 +9232,7 @@
         <w:rPr>
           <w:lang w:val="pt_PT" w:bidi="pt_PT"/>
         </w:rPr>
-        <w:t xml:space="preserve"> Então o SENHOR disse a Moisés: "Vejam só! Farei chover pão do céu para vocês. O povo sairá e recolherá diariamente a porção que precisar para aquele dia. Eu os porei à prova para ver se andam na minha lei ou não".</w:t>
+        <w:t xml:space="preserve"> Então o SENHOR disse a Moisés: “Vejam só! Farei chover pão do céu para vocês. O povo sairá e recolherá diariamente a porção que precisar para aquele dia. Eu os porei à prova para ver se andam na minha lei ou não”.</w:t>
       </w:r>
     </w:p>
     <w:p>
@@ -9274,7 +9274,7 @@
         <w:rPr>
           <w:lang w:val="pt_PT" w:bidi="pt_PT"/>
         </w:rPr>
-        <w:t xml:space="preserve"> Moisés e Arão disseram a toda a congregação dos filhos de Israel: "Hoje à tarde vocês saberão que foi o SENHOR quem os tirou da terra do Egito.</w:t>
+        <w:t xml:space="preserve"> Moisés e Arão disseram a toda a congregação dos filhos de Israel: “Hoje à tarde vocês saberão que foi o SENHOR quem os tirou da terra do Egito.</w:t>
       </w:r>
     </w:p>
     <w:p>
@@ -9316,7 +9316,7 @@
         <w:rPr>
           <w:lang w:val="pt_PT" w:bidi="pt_PT"/>
         </w:rPr>
-        <w:t xml:space="preserve"> Moisés disse: "À tarde, o SENHOR lhes dará carne para comer e, pela manhã, pão à vontade, pois ele ouviu as murmurações de vocês contra ele. Quem somos nós? Vocês estão murmurando contra o SENHOR, não contra nós".</w:t>
+        <w:t xml:space="preserve"> Moisés disse: “À tarde, o SENHOR lhes dará carne para comer e, pela manhã, pão à vontade, pois ele ouviu as murmurações de vocês contra ele. Quem somos nós? Vocês estão murmurando contra o SENHOR, não contra nós”.</w:t>
       </w:r>
     </w:p>
     <w:p>
@@ -9337,7 +9337,7 @@
         <w:rPr>
           <w:lang w:val="pt_PT" w:bidi="pt_PT"/>
         </w:rPr>
-        <w:t xml:space="preserve"> Então Moisés disse a Arão: "Diga a toda a congregação dos filhos de Israel: 'Apresentem-se ao SENHOR, pois ele ouviu as suas murmurações'".</w:t>
+        <w:t xml:space="preserve"> Então Moisés disse a Arão: “Diga a toda a congregação dos filhos de Israel: ‘Apresentem-se ao SENHOR, pois ele ouviu as suas murmurações’”.</w:t>
       </w:r>
     </w:p>
     <w:p>
@@ -9400,7 +9400,7 @@
         <w:rPr>
           <w:lang w:val="pt_PT" w:bidi="pt_PT"/>
         </w:rPr>
-        <w:t xml:space="preserve"> "Ouvi as murmurações dos israelitas. Diga-lhes: 'Ao entardecer, vocês comerão carne e, pela manhã, pão à vontade; assim saberão que eu sou o SENHOR, seu Deus'".</w:t>
+        <w:t xml:space="preserve"> "Ouvi as murmurações dos israelitas. Diga-lhes: ‘Ao entardecer, vocês comerão carne e, pela manhã, pão à vontade; assim saberão que eu sou o SENHOR, seu Deus’”.</w:t>
       </w:r>
     </w:p>
     <w:p>
@@ -9463,7 +9463,7 @@
         <w:rPr>
           <w:lang w:val="pt_PT" w:bidi="pt_PT"/>
         </w:rPr>
-        <w:t xml:space="preserve"> Ao verem aquilo, os israelitas perguntaram uns aos outros: "O que é isso?", pois não sabiam o que era. Moisés respondeu: "É o pão que o SENHOR lhes dá para comer.</w:t>
+        <w:t xml:space="preserve"> Ao verem aquilo, os israelitas perguntaram uns aos outros: “O que é isso?”, pois não sabiam o que era. Moisés respondeu: “É o pão que o SENHOR lhes dá para comer.</w:t>
       </w:r>
     </w:p>
     <w:p>
@@ -9484,7 +9484,7 @@
         <w:rPr>
           <w:lang w:val="pt_PT" w:bidi="pt_PT"/>
         </w:rPr>
-        <w:t xml:space="preserve"> O SENHOR ordenou o seguinte: 'Cada um deve recolher o que for suficiente para comer, de acordo com o número de pessoas que vivem em sua tenda; um ômer [dois litros] para cada pessoa'".</w:t>
+        <w:t xml:space="preserve"> O SENHOR ordenou o seguinte: ‘Cada um deve recolher o que for suficiente para comer, de acordo com o número de pessoas que vivem em sua tenda; um ômer [dois litros] para cada pessoa’”.</w:t>
       </w:r>
     </w:p>
     <w:p>
@@ -9631,7 +9631,7 @@
         <w:rPr>
           <w:lang w:val="pt_PT" w:bidi="pt_PT"/>
         </w:rPr>
-        <w:t xml:space="preserve"> Ele lhes disse: "Isto é o que o SENHOR ordenou: 'Amanhã é sábado, um dia de descanso consagrado ao SENHOR. Assem e cozinhem hoje o que precisarem; e tudo o que sobrar, guardem para amanhã'".</w:t>
+        <w:t xml:space="preserve"> Ele lhes disse: “Isto é o que o SENHOR ordenou: ‘Amanhã é sábado, um dia de descanso consagrado ao SENHOR. Assem e cozinhem hoje o que precisarem; e tudo o que sobrar, guardem para amanhã’”.</w:t>
       </w:r>
     </w:p>
     <w:p>
@@ -9673,7 +9673,7 @@
         <w:rPr>
           <w:lang w:val="pt_PT" w:bidi="pt_PT"/>
         </w:rPr>
-        <w:t xml:space="preserve"> Então Moisés disse: "Comam isto hoje, pois é o sábado do SENHOR; hoje vocês não irão encontrá-lo no campo.</w:t>
+        <w:t xml:space="preserve"> Então Moisés disse: “Comam isto hoje, pois é o sábado do SENHOR; hoje vocês não irão encontrá-lo no campo.</w:t>
       </w:r>
     </w:p>
     <w:p>
@@ -9694,7 +9694,7 @@
         <w:rPr>
           <w:lang w:val="pt_PT" w:bidi="pt_PT"/>
         </w:rPr>
-        <w:t xml:space="preserve"> Durante seis dias vocês recolherão alimento, mas, no sétimo dia, o sábado, não haverá nada para recolher".</w:t>
+        <w:t xml:space="preserve"> Durante seis dias vocês recolherão alimento, mas, no sétimo dia, o sábado, não haverá nada para recolher”.</w:t>
       </w:r>
     </w:p>
     <w:p>
@@ -9736,7 +9736,7 @@
         <w:rPr>
           <w:lang w:val="pt_PT" w:bidi="pt_PT"/>
         </w:rPr>
-        <w:t xml:space="preserve"> Então o SENHOR disse a Moisés: "Até quando vocês se recusarão a obedecer aos meus mandamentos e às minhas leis?</w:t>
+        <w:t xml:space="preserve"> Então o SENHOR disse a Moisés: “Até quando vocês se recusarão a obedecer aos meus mandamentos e às minhas leis?</w:t>
       </w:r>
     </w:p>
     <w:p>
@@ -9757,7 +9757,7 @@
         <w:rPr>
           <w:lang w:val="pt_PT" w:bidi="pt_PT"/>
         </w:rPr>
-        <w:t xml:space="preserve"> Vejam, o SENHOR lhes deu o sábado; por isso, no sexto dia, ele lhes dá o dobro do alimento, suficiente para dois dias. No sétimo dia, cada um fique em sua tenda; ninguém saia do seu lugar".</w:t>
+        <w:t xml:space="preserve"> Vejam, o SENHOR lhes deu o sábado; por isso, no sexto dia, ele lhes dá o dobro do alimento, suficiente para dois dias. No sétimo dia, cada um fique em sua tenda; ninguém saia do seu lugar”.</w:t>
       </w:r>
     </w:p>
     <w:p>
@@ -9820,7 +9820,7 @@
         <w:rPr>
           <w:lang w:val="pt_PT" w:bidi="pt_PT"/>
         </w:rPr>
-        <w:t xml:space="preserve"> Moisés disse: "O SENHOR ordenou o seguinte: 'Recolham um ômer dele e o guardem para as gerações futuras, para que vejam o pão que lhes dei no deserto quando os tirei da terra do Egito'".</w:t>
+        <w:t xml:space="preserve"> Moisés disse: “O SENHOR ordenou o seguinte: ‘Recolham um ômer dele e o guardem para as gerações futuras, para que vejam o pão que lhes dei no deserto quando os tirei da terra do Egito’”.</w:t>
       </w:r>
     </w:p>
     <w:p>
@@ -9841,7 +9841,7 @@
         <w:rPr>
           <w:lang w:val="pt_PT" w:bidi="pt_PT"/>
         </w:rPr>
-        <w:t xml:space="preserve"> E Moisés disse a Arão: "Coloque um ômer do maná numa vasilha e a ponha diante do SENHOR, para que seja guardado para as gerações futuras".</w:t>
+        <w:t xml:space="preserve"> E Moisés disse a Arão: “Coloque um ômer do maná numa vasilha e a ponha diante do SENHOR, para que seja guardado para as gerações futuras”.</w:t>
       </w:r>
     </w:p>
     <w:p>
@@ -9962,7 +9962,7 @@
         <w:rPr>
           <w:lang w:val="pt_PT" w:bidi="pt_PT"/>
         </w:rPr>
-        <w:t xml:space="preserve"> O povo murmurou contra Moisés, dizendo: "Dê-nos água para beber". Moisés retrucou: "Por que vocês murmuram contra mim? Por que põem o SENHOR à prova?".</w:t>
+        <w:t xml:space="preserve"> O povo murmurou contra Moisés, dizendo: “Dê-nos água para beber”. Moisés retrucou: “Por que vocês murmuram contra mim? Por que põem o SENHOR à prova?”.</w:t>
       </w:r>
     </w:p>
     <w:p>
@@ -9983,7 +9983,7 @@
         <w:rPr>
           <w:lang w:val="pt_PT" w:bidi="pt_PT"/>
         </w:rPr>
-        <w:t xml:space="preserve"> Sedento por causa da falta de água, o povo murmurou contra Moisés: "Por que você nos tirou do Egito para nos matar de sede, a nós, aos nossos filhos e aos nossos rebanhos?".</w:t>
+        <w:t xml:space="preserve"> Sedento por causa da falta de água, o povo murmurou contra Moisés: “Por que você nos tirou do Egito para nos matar de sede, a nós, aos nossos filhos e aos nossos rebanhos?”.</w:t>
       </w:r>
     </w:p>
     <w:p>
@@ -10004,7 +10004,7 @@
         <w:rPr>
           <w:lang w:val="pt_PT" w:bidi="pt_PT"/>
         </w:rPr>
-        <w:t xml:space="preserve"> Então Moisés clamou ao SENHOR: "O que farei com este povo? Daqui a pouco eles vão me apedrejar!".</w:t>
+        <w:t xml:space="preserve"> Então Moisés clamou ao SENHOR: “O que farei com este povo? Daqui a pouco eles vão me apedrejar!”.</w:t>
       </w:r>
     </w:p>
     <w:p>
@@ -10025,7 +10025,7 @@
         <w:rPr>
           <w:lang w:val="pt_PT" w:bidi="pt_PT"/>
         </w:rPr>
-        <w:t xml:space="preserve"> O SENHOR respondeu: "Passe adiante do povo e leve consigo alguns dos líderes de Israel. Tenha na mão a vara com a qual feriu o rio Nilo e siga em frente.</w:t>
+        <w:t xml:space="preserve"> O SENHOR respondeu: “Passe adiante do povo e leve consigo alguns dos líderes de Israel. Tenha na mão a vara com a qual feriu o rio Nilo e siga em frente.</w:t>
       </w:r>
     </w:p>
     <w:p>
@@ -10046,7 +10046,7 @@
         <w:rPr>
           <w:lang w:val="pt_PT" w:bidi="pt_PT"/>
         </w:rPr>
-        <w:t xml:space="preserve"> Estarei ali diante de você sobre a rocha no monte Horebe. Bata na rocha, e dela sairá água, para que o povo beba". Moisés fez isso diante dos líderes de Israel.</w:t>
+        <w:t xml:space="preserve"> Estarei ali diante de você sobre a rocha no monte Horebe. Bata na rocha, e dela sairá água, para que o povo beba”. Moisés fez isso diante dos líderes de Israel.</w:t>
       </w:r>
     </w:p>
     <w:p>
@@ -10067,7 +10067,7 @@
         <w:rPr>
           <w:lang w:val="pt_PT" w:bidi="pt_PT"/>
         </w:rPr>
-        <w:t xml:space="preserve"> E chamou aquele lugar de Massá e Meribá, porque os israelitas discutiram ali e puseram o SENHOR à prova, perguntando: "O SENHOR está no meio de nós ou não?".</w:t>
+        <w:t xml:space="preserve"> E chamou aquele lugar de Massá e Meribá, porque os israelitas discutiram ali e puseram o SENHOR à prova, perguntando: “O SENHOR está no meio de nós ou não?”.</w:t>
       </w:r>
     </w:p>
     <w:p>
@@ -10109,7 +10109,7 @@
         <w:rPr>
           <w:lang w:val="pt_PT" w:bidi="pt_PT"/>
         </w:rPr>
-        <w:t xml:space="preserve"> Moisés disse a Josué: "Escolha alguns dos nossos homens e vá lutar contra os amalequitas; amanhã estarei no alto do monte, com a vara de Deus na mão".</w:t>
+        <w:t xml:space="preserve"> Moisés disse a Josué: “Escolha alguns dos nossos homens e vá lutar contra os amalequitas; amanhã estarei no alto do monte, com a vara de Deus na mão”.</w:t>
       </w:r>
     </w:p>
     <w:p>
@@ -10214,7 +10214,7 @@
         <w:rPr>
           <w:lang w:val="pt_PT" w:bidi="pt_PT"/>
         </w:rPr>
-        <w:t xml:space="preserve"> Então o SENHOR disse a Moisés: "Escreva isto num livro para que seja lembrado e diga a Josué que farei com que os amalequitas sejam esquecidos para sempre debaixo do céu".</w:t>
+        <w:t xml:space="preserve"> Então o SENHOR disse a Moisés: “Escreva isto num livro para que seja lembrado e diga a Josué que farei com que os amalequitas sejam esquecidos para sempre debaixo do céu”.</w:t>
       </w:r>
     </w:p>
     <w:p>
@@ -10235,7 +10235,7 @@
         <w:rPr>
           <w:lang w:val="pt_PT" w:bidi="pt_PT"/>
         </w:rPr>
-        <w:t xml:space="preserve"> Moisés construiu um altar ali e o chamou de "O SENHOR é minha Bandeira" [Javé-Nissi].</w:t>
+        <w:t xml:space="preserve"> Moisés construiu um altar ali e o chamou de “O SENHOR é minha Bandeira” [Javé-Nissi].</w:t>
       </w:r>
     </w:p>
     <w:p>
@@ -10256,7 +10256,7 @@
         <w:rPr>
           <w:lang w:val="pt_PT" w:bidi="pt_PT"/>
         </w:rPr>
-        <w:t xml:space="preserve"> E disse: "Porque o SENHOR jurou, ele fará guerra contra os amalequitas de geração em geração".</w:t>
+        <w:t xml:space="preserve"> E disse: “Porque o SENHOR jurou, ele fará guerra contra os amalequitas de geração em geração”.</w:t>
       </w:r>
     </w:p>
     <w:p>
@@ -10335,7 +10335,7 @@
         <w:rPr>
           <w:lang w:val="pt_PT" w:bidi="pt_PT"/>
         </w:rPr>
-        <w:t xml:space="preserve"> com os dois filhos dela. Um deles se chamava Gérson, porque Moisés havia dito: "Sou estrangeiro em terra estranha".</w:t>
+        <w:t xml:space="preserve"> com os dois filhos dela. Um deles se chamava Gérson, porque Moisés havia dito: “Sou estrangeiro em terra estranha”.</w:t>
       </w:r>
     </w:p>
     <w:p>
@@ -10356,7 +10356,7 @@
         <w:rPr>
           <w:lang w:val="pt_PT" w:bidi="pt_PT"/>
         </w:rPr>
-        <w:t xml:space="preserve"> O outro se chamava Eliézer, porque Moisés havia dito: “O Deus de meu pai foi minha ajuda e me livrou da espada do faraó".</w:t>
+        <w:t xml:space="preserve"> O outro se chamava Eliézer, porque Moisés havia dito: “O Deus de meu pai foi minha ajuda e me livrou da espada do faraó”.</w:t>
       </w:r>
     </w:p>
     <w:p>
@@ -10398,7 +10398,7 @@
         <w:rPr>
           <w:lang w:val="pt_PT" w:bidi="pt_PT"/>
         </w:rPr>
-        <w:t xml:space="preserve"> E disse a Moisés: “Eu, seu sogro Jetro, estou indo com a sua mulher e os seus dois filhos ao seu encontro".</w:t>
+        <w:t xml:space="preserve"> E disse a Moisés: “Eu, seu sogro Jetro, estou indo com a sua mulher e os seus dois filhos ao seu encontro”.</w:t>
       </w:r>
     </w:p>
     <w:p>
@@ -10482,7 +10482,7 @@
         <w:rPr>
           <w:lang w:val="pt_PT" w:bidi="pt_PT"/>
         </w:rPr>
-        <w:t xml:space="preserve"> E disse: "Bendito seja o SENHOR, que livrou vocês das mãos dos egípcios e do faraó.</w:t>
+        <w:t xml:space="preserve"> E disse: “Bendito seja o SENHOR, que livrou vocês das mãos dos egípcios e do faraó.</w:t>
       </w:r>
     </w:p>
     <w:p>
@@ -10503,7 +10503,7 @@
         <w:rPr>
           <w:lang w:val="pt_PT" w:bidi="pt_PT"/>
         </w:rPr>
-        <w:t xml:space="preserve"> Agora sei que o SENHOR é maior do que todos os deuses, pois livrou os israelitas das mãos dos egípcios, que agiram com arrogância contra eles".</w:t>
+        <w:t xml:space="preserve"> Agora sei que o SENHOR é maior do que todos os deuses, pois livrou os israelitas das mãos dos egípcios, que agiram com arrogância contra eles”.</w:t>
       </w:r>
     </w:p>
     <w:p>
@@ -10566,7 +10566,7 @@
         <w:rPr>
           <w:lang w:val="pt_PT" w:bidi="pt_PT"/>
         </w:rPr>
-        <w:t xml:space="preserve"> Quando seu sogro viu tudo o que ele fazia com o povo, perguntou: "O que é isso que você está fazendo com o povo? Por que você se senta sozinho, enquanto os demais permanecem em pé diante de você desde a manhã até a tarde?".</w:t>
+        <w:t xml:space="preserve"> Quando seu sogro viu tudo o que ele fazia com o povo, perguntou: “O que é isso que você está fazendo com o povo? Por que você se senta sozinho, enquanto os demais permanecem em pé diante de você desde a manhã até a tarde?”.</w:t>
       </w:r>
     </w:p>
     <w:p>
@@ -10587,7 +10587,7 @@
         <w:rPr>
           <w:lang w:val="pt_PT" w:bidi="pt_PT"/>
         </w:rPr>
-        <w:t xml:space="preserve"> Moisés respondeu ao sogro: "O povo vem me procurar para que eu consulte a Deus.</w:t>
+        <w:t xml:space="preserve"> Moisés respondeu ao sogro: “O povo vem me procurar para que eu consulte a Deus.</w:t>
       </w:r>
     </w:p>
     <w:p>
@@ -10608,7 +10608,7 @@
         <w:rPr>
           <w:lang w:val="pt_PT" w:bidi="pt_PT"/>
         </w:rPr>
-        <w:t xml:space="preserve"> Quando surge alguma questão, eles me procuram para que eu julgue entre as partes e lhes ensine os estatutos e as leis de Deus".</w:t>
+        <w:t xml:space="preserve"> Quando surge alguma questão, eles me procuram para que eu julgue entre as partes e lhes ensine os estatutos e as leis de Deus”.</w:t>
       </w:r>
     </w:p>
     <w:p>
@@ -10629,7 +10629,7 @@
         <w:rPr>
           <w:lang w:val="pt_PT" w:bidi="pt_PT"/>
         </w:rPr>
-        <w:t xml:space="preserve"> Jetro, porém, disse: "O que você está fazendo não é bom.</w:t>
+        <w:t xml:space="preserve"> Jetro, porém, disse: “O que você está fazendo não é bom.</w:t>
       </w:r>
     </w:p>
     <w:p>
@@ -10755,7 +10755,7 @@
         <w:rPr>
           <w:lang w:val="pt_PT" w:bidi="pt_PT"/>
         </w:rPr>
-        <w:t xml:space="preserve"> Se você fizer isso, seguindo o conselho de Deus, poderá suportar o fardo, e todo este povo voltará em paz para suas tendas".</w:t>
+        <w:t xml:space="preserve"> Se você fizer isso, seguindo o conselho de Deus, poderá suportar o fardo, e todo este povo voltará em paz para suas tendas”.</w:t>
       </w:r>
     </w:p>
     <w:p>
@@ -10918,7 +10918,7 @@
         <w:rPr>
           <w:lang w:val="pt_PT" w:bidi="pt_PT"/>
         </w:rPr>
-        <w:t xml:space="preserve"> Moisés subiu o monte para se encontrar com Deus, e o SENHOR o chamou do alto, dizendo: "Diga aos descendentes de Jacó e anuncie aos israelitas:</w:t>
+        <w:t xml:space="preserve"> Moisés subiu o monte para se encontrar com Deus, e o SENHOR o chamou do alto, dizendo: “Diga aos descendentes de Jacó e anuncie aos israelitas:</w:t>
       </w:r>
     </w:p>
     <w:p>
@@ -10981,7 +10981,7 @@
         <w:rPr>
           <w:lang w:val="pt_PT" w:bidi="pt_PT"/>
         </w:rPr>
-        <w:t xml:space="preserve"> Vocês serão para mim reino de sacerdotes e nação santa'. É isso que você dirá aos israelitas".</w:t>
+        <w:t xml:space="preserve"> Vocês serão para mim reino de sacerdotes e nação santa’. É isso que você dirá aos israelitas”.</w:t>
       </w:r>
     </w:p>
     <w:p>
@@ -11023,7 +11023,7 @@
         <w:rPr>
           <w:lang w:val="pt_PT" w:bidi="pt_PT"/>
         </w:rPr>
-        <w:t xml:space="preserve"> Todo o povo respondeu a uma só voz: "Faremos tudo o que o SENHOR disse". Moisés, então, levou a resposta do povo ao SENHOR.</w:t>
+        <w:t xml:space="preserve"> Todo o povo respondeu a uma só voz: “Faremos tudo o que o SENHOR disse”. Moisés, então, levou a resposta do povo ao SENHOR.</w:t>
       </w:r>
     </w:p>
     <w:p>
@@ -11044,7 +11044,7 @@
         <w:rPr>
           <w:lang w:val="pt_PT" w:bidi="pt_PT"/>
         </w:rPr>
-        <w:t xml:space="preserve"> O SENHOR disse a Moisés: "Virei até você numa nuvem escura, para que o povo me ouça quando eu falar e passe a confiar sempre em você". Moisés, então, repetiu ao SENHOR o que o povo tinha declarado.</w:t>
+        <w:t xml:space="preserve"> O SENHOR disse a Moisés: “Virei até você numa nuvem escura, para que o povo me ouça quando eu falar e passe a confiar sempre em você”. Moisés, então, repetiu ao SENHOR o que o povo tinha declarado.</w:t>
       </w:r>
     </w:p>
     <w:p>
@@ -11065,7 +11065,7 @@
         <w:rPr>
           <w:lang w:val="pt_PT" w:bidi="pt_PT"/>
         </w:rPr>
-        <w:t xml:space="preserve"> E o SENHOR acrescentou: "Desça e consagre o povo hoje e amanhã. Cuide para que eles lavem suas roupas</w:t>
+        <w:t xml:space="preserve"> E o SENHOR acrescentou: “Desça e consagre o povo hoje e amanhã. Cuide para que eles lavem suas roupas</w:t>
       </w:r>
     </w:p>
     <w:p>
@@ -11107,7 +11107,7 @@
         <w:rPr>
           <w:lang w:val="pt_PT" w:bidi="pt_PT"/>
         </w:rPr>
-        <w:t xml:space="preserve"> Estabeleça limites ao redor do monte e avise o povo: 'Cuidado! Não subam ao monte nem toquem nos seus limites; quem tocar no monte certamente será morto.</w:t>
+        <w:t xml:space="preserve"> Estabeleça limites ao redor do monte e avise o povo: ‘Cuidado! Não subam ao monte nem toquem nos seus limites; quem tocar no monte certamente será morto.</w:t>
       </w:r>
     </w:p>
     <w:p>
@@ -11128,7 +11128,7 @@
         <w:rPr>
           <w:lang w:val="pt_PT" w:bidi="pt_PT"/>
         </w:rPr>
-        <w:t xml:space="preserve"> Ninguém toque nessa pessoa; se fizer isso, será apedrejado ou morto a flechadas — seja homem ou animal, não viverá'. Quando a trombeta soar um toque longo, então poderão subir ao monte".</w:t>
+        <w:t xml:space="preserve"> Ninguém toque nessa pessoa; se fizer isso, será apedrejado ou morto a flechadas — seja homem ou animal, não viverá’. Quando a trombeta soar um toque longo, então poderão subir ao monte”.</w:t>
       </w:r>
     </w:p>
     <w:p>
@@ -11170,7 +11170,7 @@
         <w:rPr>
           <w:lang w:val="pt_PT" w:bidi="pt_PT"/>
         </w:rPr>
-        <w:t xml:space="preserve"> Então Moisés lhes disse: "Estejam preparados para o terceiro dia; até lá, não tenham relações sexuais".</w:t>
+        <w:t xml:space="preserve"> Então Moisés lhes disse: “Estejam preparados para o terceiro dia; até lá, não tenham relações sexuais”.</w:t>
       </w:r>
     </w:p>
     <w:p>
@@ -11296,7 +11296,7 @@
         <w:rPr>
           <w:lang w:val="pt_PT" w:bidi="pt_PT"/>
         </w:rPr>
-        <w:t xml:space="preserve"> E o SENHOR disse a Moisés: "Desça e avise ao povo que não ultrapasse os limites para ver o SENHOR; do contrário, muitos morrerão.</w:t>
+        <w:t xml:space="preserve"> E o SENHOR disse a Moisés: “Desça e avise ao povo que não ultrapasse os limites para ver o SENHOR; do contrário, muitos morrerão.</w:t>
       </w:r>
     </w:p>
     <w:p>
@@ -11317,7 +11317,7 @@
         <w:rPr>
           <w:lang w:val="pt_PT" w:bidi="pt_PT"/>
         </w:rPr>
-        <w:t xml:space="preserve"> Até mesmo os sacerdotes que se aproximarem do SENHOR devem se santificar, para que o SENHOR não os destrua".</w:t>
+        <w:t xml:space="preserve"> Até mesmo os sacerdotes que se aproximarem do SENHOR devem se santificar, para que o SENHOR não os destrua”.</w:t>
       </w:r>
     </w:p>
     <w:p>
@@ -11338,7 +11338,7 @@
         <w:rPr>
           <w:lang w:val="pt_PT" w:bidi="pt_PT"/>
         </w:rPr>
-        <w:t xml:space="preserve"> Moisés respondeu ao SENHOR: "O povo não poderá subir ao monte Sinai, pois tu nos advertiste: 'Estabeleça limites ao redor do monte e o consagre'".</w:t>
+        <w:t xml:space="preserve"> Moisés respondeu ao SENHOR: “O povo não poderá subir ao monte Sinai, pois tu nos advertiste: ‘Estabeleça limites ao redor do monte e o consagre’”.</w:t>
       </w:r>
     </w:p>
     <w:p>
@@ -11359,7 +11359,7 @@
         <w:rPr>
           <w:lang w:val="pt_PT" w:bidi="pt_PT"/>
         </w:rPr>
-        <w:t xml:space="preserve"> O SENHOR, porém, disse: "Desça do monte e suba de novo, acompanhado de Arão. Quanto aos sacerdotes e ao povo, eles não devem ultrapassar os limites para se aproximar do SENHOR; do contrário, serão mortos".</w:t>
+        <w:t xml:space="preserve"> O SENHOR, porém, disse: “Desça do monte e suba de novo, acompanhado de Arão. Quanto aos sacerdotes e ao povo, eles não devem ultrapassar os limites para se aproximar do SENHOR; do contrário, serão mortos”.</w:t>
       </w:r>
     </w:p>
     <w:p>
@@ -11753,7 +11753,7 @@
         <w:rPr>
           <w:lang w:val="pt_PT" w:bidi="pt_PT"/>
         </w:rPr>
-        <w:t xml:space="preserve"> "Não cobice a casa do seu próximo. Não cobice a mulher dele, nem seus servos ou servas, nem seu boi ou jumento, nem qualquer coisa que pertença a ele".</w:t>
+        <w:t xml:space="preserve"> "Não cobice a casa do seu próximo. Não cobice a mulher dele, nem seus servos ou servas, nem seu boi ou jumento, nem qualquer coisa que pertença a ele”.</w:t>
       </w:r>
     </w:p>
     <w:p>
@@ -11795,7 +11795,7 @@
         <w:rPr>
           <w:lang w:val="pt_PT" w:bidi="pt_PT"/>
         </w:rPr>
-        <w:t xml:space="preserve"> Eles disseram a Moisés: "Fale você, e ouviremos; mas que Deus não fale diretamente conosco, para que não morramos".</w:t>
+        <w:t xml:space="preserve"> Eles disseram a Moisés: “Fale você, e ouviremos; mas que Deus não fale diretamente conosco, para que não morramos”.</w:t>
       </w:r>
     </w:p>
     <w:p>
@@ -11816,7 +11816,7 @@
         <w:rPr>
           <w:lang w:val="pt_PT" w:bidi="pt_PT"/>
         </w:rPr>
-        <w:t xml:space="preserve"> Moisés respondeu ao povo: "Não tenham medo; Deus veio para prová-los e para que o temor dele esteja diante de vocês, a fim de que não pequem".</w:t>
+        <w:t xml:space="preserve"> Moisés respondeu ao povo: “Não tenham medo; Deus veio para prová-los e para que o temor dele esteja diante de vocês, a fim de que não pequem”.</w:t>
       </w:r>
     </w:p>
     <w:p>
@@ -11858,7 +11858,7 @@
         <w:rPr>
           <w:lang w:val="pt_PT" w:bidi="pt_PT"/>
         </w:rPr>
-        <w:t xml:space="preserve"> Então o SENHOR ordenou a Moisés: "Diga o seguinte aos israelitas: Vocês viram com os próprios olhos que falei com vocês do céu.</w:t>
+        <w:t xml:space="preserve"> Então o SENHOR ordenou a Moisés: “Diga o seguinte aos israelitas: Vocês viram com os próprios olhos que falei com vocês do céu.</w:t>
       </w:r>
     </w:p>
     <w:p>
@@ -11942,7 +11942,7 @@
         <w:rPr>
           <w:lang w:val="pt_PT" w:bidi="pt_PT"/>
         </w:rPr>
-        <w:t xml:space="preserve"> Você não subirá por degraus ao meu altar, para que sua nudez não seja exposta".</w:t>
+        <w:t xml:space="preserve"> Você não subirá por degraus ao meu altar, para que sua nudez não seja exposta”.</w:t>
       </w:r>
     </w:p>
     <w:p>
@@ -12063,7 +12063,7 @@
         <w:rPr>
           <w:lang w:val="pt_PT" w:bidi="pt_PT"/>
         </w:rPr>
-        <w:t xml:space="preserve"> Mas se o escravo disser: 'Amo meu senhor, minha esposa e meus filhos; não quero ser libertado',</w:t>
+        <w:t xml:space="preserve"> Mas se o escravo disser: ‘Amo meu senhor, minha esposa e meus filhos; não quero ser libertado’,</w:t>
       </w:r>
     </w:p>
     <w:p>
@@ -12189,7 +12189,7 @@
         <w:rPr>
           <w:lang w:val="pt_PT" w:bidi="pt_PT"/>
         </w:rPr>
-        <w:t xml:space="preserve"> Se ele não cumprir essas três obrigações, ela sairá libertada, sem precisar pagar nada."</w:t>
+        <w:t xml:space="preserve"> Se ele não cumprir essas três obrigações, ela sairá libertada, sem precisar pagar nada.”</w:t>
       </w:r>
     </w:p>
     <w:p>
@@ -12714,7 +12714,7 @@
         <w:rPr>
           <w:lang w:val="pt_PT" w:bidi="pt_PT"/>
         </w:rPr>
-        <w:t xml:space="preserve"> Se já era sabido que o boi costumava chifrar e o dono não o prendeu, ele dará um boi vivo ao outro homem e ficará com o animal morto."</w:t>
+        <w:t xml:space="preserve"> Se já era sabido que o boi costumava chifrar e o dono não o prendeu, ele dará um boi vivo ao outro homem e ficará com o animal morto.”</w:t>
       </w:r>
     </w:p>
     <w:p>
@@ -12793,7 +12793,7 @@
         <w:rPr>
           <w:lang w:val="pt_PT" w:bidi="pt_PT"/>
         </w:rPr>
-        <w:t xml:space="preserve"> Mas se isso acontecer à luz do dia, quem matou o ladrão será culpado de homicídio."O ladrão deverá pagar pelos bens furtados; se não tiver com que pagar, será vendido por seu furto.</w:t>
+        <w:t xml:space="preserve"> Mas se isso acontecer à luz do dia, quem matou o ladrão será culpado de homicídio. “O ladrão deverá pagar pelos bens furtados; se não tiver com que pagar, será vendido por seu furto.</w:t>
       </w:r>
     </w:p>
     <w:p>
@@ -12919,7 +12919,7 @@
         <w:rPr>
           <w:lang w:val="pt_PT" w:bidi="pt_PT"/>
         </w:rPr>
-        <w:t xml:space="preserve"> "Em qualquer caso de disputa entre duas pessoas sobre boi, jumento, ovelha, roupa ou qualquer outro bem perdido, se alguém declarar: 'Isto é meu', ambas as partes comparecerão diante dos juízes; a pessoa que for declarada culpada pelos juízes pagará o dobro à outra.</w:t>
+        <w:t xml:space="preserve"> "Em qualquer caso de disputa entre duas pessoas sobre boi, jumento, ovelha, roupa ou qualquer outro bem perdido, se alguém declarar: ‘Isto é meu’, ambas as partes comparecerão diante dos juízes; a pessoa que for declarada culpada pelos juízes pagará o dobro à outra.</w:t>
       </w:r>
     </w:p>
     <w:p>
@@ -13339,7 +13339,7 @@
         <w:rPr>
           <w:lang w:val="pt_PT" w:bidi="pt_PT"/>
         </w:rPr>
-        <w:t xml:space="preserve"> "Não demore em trazer os primeiros frutos das colheitas, do vinho e do azeite. "Consagre a mim seu primeiro filho.</w:t>
+        <w:t xml:space="preserve"> "Não demore em trazer os primeiros frutos das colheitas, do vinho e do azeite. “Consagre a mim seu primeiro filho.</w:t>
       </w:r>
     </w:p>
     <w:p>
@@ -13381,7 +13381,7 @@
         <w:rPr>
           <w:lang w:val="pt_PT" w:bidi="pt_PT"/>
         </w:rPr>
-        <w:t xml:space="preserve"> "Vocês serão santos para mim; não comam a carne de animais dilacerados no campo; joguem-na aos cães."</w:t>
+        <w:t xml:space="preserve"> "Vocês serão santos para mim; não comam a carne de animais dilacerados no campo; joguem-na aos cães.”</w:t>
       </w:r>
     </w:p>
     <w:p>
@@ -13670,7 +13670,7 @@
         <w:rPr>
           <w:lang w:val="pt_PT" w:bidi="pt_PT"/>
         </w:rPr>
-        <w:t xml:space="preserve"> "Cumpram tudo o que lhes ordenei. Não invoquem — nem seja ouvido em seus lábios — o nome de outros deuses."</w:t>
+        <w:t xml:space="preserve"> "Cumpram tudo o que lhes ordenei. Não invoquem — nem seja ouvido em seus lábios — o nome de outros deuses.”</w:t>
       </w:r>
     </w:p>
     <w:p>
@@ -13796,7 +13796,7 @@
         <w:rPr>
           <w:lang w:val="pt_PT" w:bidi="pt_PT"/>
         </w:rPr>
-        <w:t xml:space="preserve"> "Levem à casa do SENHOR, seu Deus, o melhor dos primeiros frutos da terra. "Não cozinhem o cabrito no leite da mãe dele."</w:t>
+        <w:t xml:space="preserve"> "Levem à casa do SENHOR, seu Deus, o melhor dos primeiros frutos da terra. “Não cozinhem o cabrito no leite da mãe dele.”</w:t>
       </w:r>
     </w:p>
     <w:p>
@@ -13985,7 +13985,7 @@
         <w:rPr>
           <w:lang w:val="pt_PT" w:bidi="pt_PT"/>
         </w:rPr>
-        <w:t xml:space="preserve"> Enviarei também vespasOu “pragas”. Aqui pode significar “anjo de Deus” ou “seu grande poder”. Normalmente é traduzido como vespas, mas o significado do hebraico é incerto." class="footnote-marker"&gt;1 à frente de vocês. Elas expulsarão os heveus, os cananeus e os hititas.</w:t>
+        <w:t xml:space="preserve"> Enviarei também vespas à frente de vocês. Elas expulsarão os heveus, os cananeus e os hititas.</w:t>
       </w:r>
     </w:p>
     <w:p>
@@ -14090,7 +14090,7 @@
         <w:rPr>
           <w:lang w:val="pt_PT" w:bidi="pt_PT"/>
         </w:rPr>
-        <w:t xml:space="preserve"> Não deixem que esses povos habitem na terra, pois os levarão a pecar contra mim. Se vocês servirem aos deuses deles, isso será uma armadilha para vocês".</w:t>
+        <w:t xml:space="preserve"> Não deixem que esses povos habitem na terra, pois os levarão a pecar contra mim. Se vocês servirem aos deuses deles, isso será uma armadilha para vocês”.</w:t>
       </w:r>
     </w:p>
     <w:p>
@@ -14127,7 +14127,7 @@
         <w:rPr>
           <w:lang w:val="pt_PT" w:bidi="pt_PT"/>
         </w:rPr>
-        <w:t xml:space="preserve"> Então o SENHOR disse a Moisés: "Suba ao monte para se encontrar comigo e traga Arão, Nadabe, Abiú e setenta líderes de Israel; e todos devem adorar de longe.</w:t>
+        <w:t xml:space="preserve"> Então o SENHOR disse a Moisés: “Suba ao monte para se encontrar comigo e traga Arão, Nadabe, Abiú e setenta líderes de Israel; e todos devem adorar de longe.</w:t>
       </w:r>
     </w:p>
     <w:p>
@@ -14148,7 +14148,7 @@
         <w:rPr>
           <w:lang w:val="pt_PT" w:bidi="pt_PT"/>
         </w:rPr>
-        <w:t xml:space="preserve"> Só você, Moisés, se aproximará do SENHOR; os outros, não. E o povo também não subirá o monte".</w:t>
+        <w:t xml:space="preserve"> Só você, Moisés, se aproximará do SENHOR; os outros, não. E o povo também não subirá o monte”.</w:t>
       </w:r>
     </w:p>
     <w:p>
@@ -14169,7 +14169,7 @@
         <w:rPr>
           <w:lang w:val="pt_PT" w:bidi="pt_PT"/>
         </w:rPr>
-        <w:t xml:space="preserve"> Moisés desceu e transmitiu ao povo todas as palavras e ordenanças do SENHOR. Os israelitas responderam em uma só voz: "Faremos tudo o que o SENHOR ordenou".</w:t>
+        <w:t xml:space="preserve"> Moisés desceu e transmitiu ao povo todas as palavras e ordenanças do SENHOR. Os israelitas responderam em uma só voz: “Faremos tudo o que o SENHOR ordenou”.</w:t>
       </w:r>
     </w:p>
     <w:p>
@@ -14253,7 +14253,7 @@
         <w:rPr>
           <w:lang w:val="pt_PT" w:bidi="pt_PT"/>
         </w:rPr>
-        <w:t xml:space="preserve"> Depois, pegou o livro da aliança e o leu para o povo, que respondeu: "Faremos tudo o que o SENHOR ordenou e obedeceremos".</w:t>
+        <w:t xml:space="preserve"> Depois, pegou o livro da aliança e o leu para o povo, que respondeu: “Faremos tudo o que o SENHOR ordenou e obedeceremos”.</w:t>
       </w:r>
     </w:p>
     <w:p>
@@ -14274,7 +14274,7 @@
         <w:rPr>
           <w:lang w:val="pt_PT" w:bidi="pt_PT"/>
         </w:rPr>
-        <w:t xml:space="preserve"> Então pegou o sangue que estava nas bacias e o aspergiu sobre o povo, dizendo: "Este é o sangue da aliança que o SENHOR fez com vocês de acordo com todas estas palavras".</w:t>
+        <w:t xml:space="preserve"> Então pegou o sangue que estava nas bacias e o aspergiu sobre o povo, dizendo: “Este é o sangue da aliança que o SENHOR fez com vocês de acordo com todas estas palavras”.</w:t>
       </w:r>
     </w:p>
     <w:p>
@@ -14358,7 +14358,7 @@
         <w:rPr>
           <w:lang w:val="pt_PT" w:bidi="pt_PT"/>
         </w:rPr>
-        <w:t xml:space="preserve"> O SENHOR disse a Moisés: "Suba ao monte e espere por mim. Eu lhe darei tábuas de pedra nas quais escrevi a lei e os mandamentos para você ensinar ao povo".</w:t>
+        <w:t xml:space="preserve"> O SENHOR disse a Moisés: “Suba ao monte e espere por mim. Eu lhe darei tábuas de pedra nas quais escrevi a lei e os mandamentos para você ensinar ao povo”.</w:t>
       </w:r>
     </w:p>
     <w:p>
@@ -14400,7 +14400,7 @@
         <w:rPr>
           <w:lang w:val="pt_PT" w:bidi="pt_PT"/>
         </w:rPr>
-        <w:t xml:space="preserve"> Ele disse aos líderes de Israel: "Fiquem aqui até voltarmos. Quem tiver algum problema para resolver, fale com Arão e Hur, que ficarão aqui com vocês".</w:t>
+        <w:t xml:space="preserve"> Ele disse aos líderes de Israel: “Fiquem aqui até voltarmos. Quem tiver algum problema para resolver, fale com Arão e Hur, que ficarão aqui com vocês”.</w:t>
       </w:r>
     </w:p>
     <w:p>
@@ -14689,7 +14689,7 @@
         <w:rPr>
           <w:lang w:val="pt_PT" w:bidi="pt_PT"/>
         </w:rPr>
-        <w:t xml:space="preserve"> Façam tudo conforme o modelo que vou mostrar a você — o modelo do tabernáculo e de todos os seus utensílios."</w:t>
+        <w:t xml:space="preserve"> Façam tudo conforme o modelo que vou mostrar a você — o modelo do tabernáculo e de todos os seus utensílios.”</w:t>
       </w:r>
     </w:p>
     <w:p>
@@ -14710,7 +14710,7 @@
         <w:rPr>
           <w:lang w:val="pt_PT" w:bidi="pt_PT"/>
         </w:rPr>
-        <w:t xml:space="preserve"> "Também faça uma arca de madeira de acácia, medindo 1,15 metro de comprimento, 67,5 centímetros de largura e 67,5 centímetros de altura.um metro (…) altura: No texto original, as dimensões são de 2,5 côvados de comprimento, 1,5 côvados de largura e 1,5 côvados de altura. O termo côvado refere-se a uma medida linear equivalente aproximadamente à distância do cotovelo até a ponta do dedo médio, cerca de 45 centímetros. As medidas em metros são equivalentes e aproximadas. No texto bíblico, essas medidas eram usadas para descrever dimensões de objetos ou construções, como arcas e templos." class="footnote-marker"&gt;1</w:t>
+        <w:t xml:space="preserve"> "Também faça uma arca de madeira de acácia, medindo 1,15 metro de comprimento, 67,5 centímetros de largura e 67,5 centímetros de altura.</w:t>
       </w:r>
     </w:p>
     <w:p>
@@ -14836,7 +14836,7 @@
         <w:rPr>
           <w:lang w:val="pt_PT" w:bidi="pt_PT"/>
         </w:rPr>
-        <w:t xml:space="preserve"> Coloque dentro da arca as tábuas da aliançatábuas da aliança: ou testemunho, que se refere aos termos da aliança que o Senhor fez com Israel, gravados nas tábuas de pedra, e à aliança propriamente dita. Ou ainda documento da aliança." class="footnote-marker"&gt;2 que eu lhe darei.</w:t>
+        <w:t xml:space="preserve"> Coloque dentro da arca as tábuas da aliança que eu lhe darei.</w:t>
       </w:r>
     </w:p>
     <w:p>
@@ -14857,7 +14857,7 @@
         <w:rPr>
           <w:lang w:val="pt_PT" w:bidi="pt_PT"/>
         </w:rPr>
-        <w:t xml:space="preserve"> "Faça também a tampa [propiciatório] de ouro puro; ela terá 1,15 metro de comprimento e 67,5 centímetros de largura,um metro (...) largura: No texto original, as dimensões são de 2,5 côvados de comprimento e 1,5 côvado de largura." class="footnote-marker"&gt;3</w:t>
+        <w:t xml:space="preserve"> "Faça também a tampa [propiciatório] de ouro puro; ela terá 1,15 metro de comprimento e 67,5 centímetros de largura,</w:t>
       </w:r>
     </w:p>
     <w:p>
@@ -14962,7 +14962,7 @@
         <w:rPr>
           <w:lang w:val="pt_PT" w:bidi="pt_PT"/>
         </w:rPr>
-        <w:t xml:space="preserve"> Ali eu me encontrarei com você e, de cima da tampa, entre os dois querubins que estão cobrindo a arca da aliança [ou arca do testemunho], eu lhe darei as minhas leis para o povo de Israel."</w:t>
+        <w:t xml:space="preserve"> Ali eu me encontrarei com você e, de cima da tampa, entre os dois querubins que estão cobrindo a arca da aliança [ou arca do testemunho], eu lhe darei as minhas leis para o povo de Israel.”</w:t>
       </w:r>
     </w:p>
     <w:p>
@@ -14983,7 +14983,7 @@
         <w:rPr>
           <w:lang w:val="pt_PT" w:bidi="pt_PT"/>
         </w:rPr>
-        <w:t xml:space="preserve"> "Faça também uma mesa de madeira de acácia com 90 centímetros de comprimento, 45 centímetros de largura e 67,5 centímetros de altura,90 centrímetros (...) altura: No texto original, as dimensões são de 2 côvados de comprimento, 1 côvado de largura e 1,5 côvado de altura." class="footnote-marker"&gt;4</w:t>
+        <w:t xml:space="preserve"> "Faça também uma mesa de madeira de acácia com 90 centímetros de comprimento, 45 centímetros de largura e 67,5 centímetros de altura,</w:t>
       </w:r>
     </w:p>
     <w:p>
@@ -15130,7 +15130,7 @@
         <w:rPr>
           <w:lang w:val="pt_PT" w:bidi="pt_PT"/>
         </w:rPr>
-        <w:t xml:space="preserve"> Coloque os pães da Presença sobre a mesa, para que fiquem sempre diante de mim."</w:t>
+        <w:t xml:space="preserve"> Coloque os pães da Presença sobre a mesa, para que fiquem sempre diante de mim.”</w:t>
       </w:r>
     </w:p>
     <w:p>
@@ -15319,7 +15319,7 @@
         <w:rPr>
           <w:lang w:val="pt_PT" w:bidi="pt_PT"/>
         </w:rPr>
-        <w:t xml:space="preserve"> Serão usados 35 quilos35 quilos: No texto original, um ta﻿lento." class="footnote-marker"&gt;5 de ouro puro para fazer o candelabro e todas as suas peças.</w:t>
+        <w:t xml:space="preserve"> Serão usados 35 quilos de ouro puro para fazer o candelabro e todas as suas peças.</w:t>
       </w:r>
     </w:p>
     <w:p>
@@ -15340,7 +15340,7 @@
         <w:rPr>
           <w:lang w:val="pt_PT" w:bidi="pt_PT"/>
         </w:rPr>
-        <w:t xml:space="preserve"> "Tenha o cuidado de fazer tudo conforme o modelo que lhe foi mostrado no monte."</w:t>
+        <w:t xml:space="preserve"> "Tenha o cuidado de fazer tudo conforme o modelo que lhe foi mostrado no monte.”</w:t>
       </w:r>
     </w:p>
     <w:p>
@@ -15398,7 +15398,7 @@
         <w:rPr>
           <w:lang w:val="pt_PT" w:bidi="pt_PT"/>
         </w:rPr>
-        <w:t xml:space="preserve"> Cada cortina deve ter 12,6 metros de comprimento e 1,8 metro de largura;12,6 metros (...) largura: No texto original, as dimensões são de 28 côvados de comprimento e 4 côvados de largura." class="footnote-marker"&gt;1 todas as cortinas devem ter exatamente as mesmas medidas.</w:t>
+        <w:t xml:space="preserve"> Cada cortina deve ter 12,6 metros de comprimento e 1,8 metro de largura; todas as cortinas devem ter exatamente as mesmas medidas.</w:t>
       </w:r>
     </w:p>
     <w:p>
@@ -15524,7 +15524,7 @@
         <w:rPr>
           <w:lang w:val="pt_PT" w:bidi="pt_PT"/>
         </w:rPr>
-        <w:t xml:space="preserve"> que devem ter o mesmo tamanho: 13,5 metros de comprimento e 1,8 metro de largura.13,50 metros (...) largura: No texto original, as dimensões são de 30 côvados de comprimento e 4 côvados de largura." class="footnote-marker"&gt;2</w:t>
+        <w:t xml:space="preserve"> que devem ter o mesmo tamanho: 13,5 metros de comprimento e 1,8 metro de largura.</w:t>
       </w:r>
     </w:p>
     <w:p>
@@ -15692,7 +15692,7 @@
         <w:rPr>
           <w:lang w:val="pt_PT" w:bidi="pt_PT"/>
         </w:rPr>
-        <w:t xml:space="preserve"> Cada armação terá 4,5 metros de comprimento e 67,5 centímetros4,50 metros (...) centímetros: 10 côvados de altura e 1,5 côvado de largura." class="footnote-marker"&gt;4 de largura</w:t>
+        <w:t xml:space="preserve"> Cada armação terá 4,5 metros de comprimento e 67,5 centímetros de largura</w:t>
       </w:r>
     </w:p>
     <w:p>
@@ -16133,7 +16133,7 @@
         <w:rPr>
           <w:lang w:val="pt_PT" w:bidi="pt_PT"/>
         </w:rPr>
-        <w:t xml:space="preserve"> Para essa cortina, faça cinco colunas de madeira de acácia revestidas de ouro, com ganchos de ouro para pendurá-la, e cinco bases de bronze para as colunas."</w:t>
+        <w:t xml:space="preserve"> Para essa cortina, faça cinco colunas de madeira de acácia revestidas de ouro, com ganchos de ouro para pendurá-la, e cinco bases de bronze para as colunas.”</w:t>
       </w:r>
     </w:p>
     <w:p>
@@ -16548,7 +16548,7 @@
         <w:rPr>
           <w:lang w:val="pt_PT" w:bidi="pt_PT"/>
         </w:rPr>
-        <w:t xml:space="preserve"> "Todos os utensílios usados nas cerimônias do tabernáculo, bem como as estacas da tenda e do pátio, serão feitos de bronze."</w:t>
+        <w:t xml:space="preserve"> "Todos os utensílios usados nas cerimônias do tabernáculo, bem como as estacas da tenda e do pátio, serão feitos de bronze.”</w:t>
       </w:r>
     </w:p>
     <w:p>
@@ -16711,7 +16711,7 @@
         <w:rPr>
           <w:lang w:val="pt_PT" w:bidi="pt_PT"/>
         </w:rPr>
-        <w:t xml:space="preserve"> e com linho fino, fios de ouro e de tecido azul, roxo e vermelho."</w:t>
+        <w:t xml:space="preserve"> e com linho fino, fios de ouro e de tecido azul, roxo e vermelho.”</w:t>
       </w:r>
     </w:p>
     <w:p>
@@ -16900,7 +16900,7 @@
         <w:rPr>
           <w:lang w:val="pt_PT" w:bidi="pt_PT"/>
         </w:rPr>
-        <w:t xml:space="preserve"> e duas correntes de ouro puro, entrelaçadas como um cordão, e prenda-as nas filigranas sobre as ombreiras do colete."</w:t>
+        <w:t xml:space="preserve"> e duas correntes de ouro puro, entrelaçadas como um cordão, e prenda-as nas filigranas sobre as ombreiras do colete.”</w:t>
       </w:r>
     </w:p>
     <w:p>
@@ -17026,7 +17026,7 @@
         <w:rPr>
           <w:lang w:val="pt_PT" w:bidi="pt_PT"/>
         </w:rPr>
-        <w:t xml:space="preserve"> na quarta fileira, um berilo, um ônix e um jaspe.Não é possível a identificação precisa de algumas dessas pedras preciosas." class="footnote-marker"&gt;1 As pedras devem estar presas em filigranas de ouro.</w:t>
+        <w:t xml:space="preserve"> na quarta fileira, um berilo, um ônix e um jaspe. As pedras devem estar presas em filigranas de ouro.</w:t>
       </w:r>
     </w:p>
     <w:p>
@@ -17236,7 +17236,7 @@
         <w:rPr>
           <w:lang w:val="pt_PT" w:bidi="pt_PT"/>
         </w:rPr>
-        <w:t xml:space="preserve"> Coloque também o Urim e o Tumimo Urim e o Tumim: Objetos sagrados usados no peitoral do sumo sacerdote para que ele conhecesse a vontade de Deus para o povo de Israel." class="footnote-marker"&gt;2 no peitoral de decisões, para que estejam sobre o coração de Arão sempre que ele entrar na presença do SENHOR, e assim ele possa discernir a vontade de Deus para o povo de Israel."</w:t>
+        <w:t xml:space="preserve"> Coloque também o Urim e o Tumim no peitoral de decisões, para que estejam sobre o coração de Arão sempre que ele entrar na presença do SENHOR, e assim ele possa discernir a vontade de Deus para o povo de Israel.”</w:t>
       </w:r>
     </w:p>
     <w:p>
@@ -17362,7 +17362,7 @@
         <w:rPr>
           <w:lang w:val="pt_PT" w:bidi="pt_PT"/>
         </w:rPr>
-        <w:t xml:space="preserve"> "Faça uma tiara [um diadema] de ouro puro e grave nela, como se grava um selo, a inscrição: 'Consagrado ao SENHOR'.</w:t>
+        <w:t xml:space="preserve"> "Faça uma tiara [um diadema] de ouro puro e grave nela, como se grava um selo, a inscrição: ‘Consagrado ao SENHOR’.</w:t>
       </w:r>
     </w:p>
     <w:p>
@@ -17509,7 +17509,7 @@
         <w:rPr>
           <w:lang w:val="pt_PT" w:bidi="pt_PT"/>
         </w:rPr>
-        <w:t xml:space="preserve"> Arão e seus filhos deverão usá-los toda vez que entrarem na tenda do encontro ou se aproximarem do altar para ministrar no Lugar Santo, para que não incorram em culpa e morram. Este será um decreto permanente para Arão e para seus descendentes."</w:t>
+        <w:t xml:space="preserve"> Arão e seus filhos deverão usá-los toda vez que entrarem na tenda do encontro ou se aproximarem do altar para ministrar no Lugar Santo, para que não incorram em culpa e morram. Este será um decreto permanente para Arão e para seus descendentes.”</w:t>
       </w:r>
     </w:p>
     <w:p>
@@ -17546,7 +17546,7 @@
         <w:rPr>
           <w:lang w:val="pt_PT" w:bidi="pt_PT"/>
         </w:rPr>
-        <w:t xml:space="preserve"> O SENHOR disse a Moisés: "Assim você consagrará Arão e os filhos dele, para que me sirvam como sacerdotes: separe um novilho e dois cordeiros sem defeito.</w:t>
+        <w:t xml:space="preserve"> O SENHOR disse a Moisés: “Assim você consagrará Arão e os filhos dele, para que me sirvam como sacerdotes: separe um novilho e dois cordeiros sem defeito.</w:t>
       </w:r>
     </w:p>
     <w:p>
@@ -18365,7 +18365,7 @@
         <w:rPr>
           <w:lang w:val="pt_PT" w:bidi="pt_PT"/>
         </w:rPr>
-        <w:t xml:space="preserve"> Junto com o primeiro cordeiro, ofereça duas medidas de farinha da melhor qualidade, misturadas com um litro de azeite de olivas prensadas, e também um litro de vinhoduas medidas (...) um litro de vinho: 1/10 de efa de farinha; 1/4 de him de azeite e 1/4 de him de vinho. O efa, medida para secos, correspondia aproximadamente a 20–40 litros; o him, medida para líquidos, correspondia a cerca de 3–6 litros." class="footnote-marker"&gt;1 como oferta derramada.</w:t>
+        <w:t xml:space="preserve"> Junto com o primeiro cordeiro, ofereça duas medidas de farinha da melhor qualidade, misturadas com um litro de azeite de olivas prensadas, e também um litro de vinho como oferta derramada.</w:t>
       </w:r>
     </w:p>
     <w:p>
@@ -18491,7 +18491,7 @@
         <w:rPr>
           <w:lang w:val="pt_PT" w:bidi="pt_PT"/>
         </w:rPr>
-        <w:t xml:space="preserve"> Eles saberão que eu sou o SENHOR, seu Deus, que os tirou da terra do Egito para habitar no meio deles. Eu sou o SENHOR, seu Deus."</w:t>
+        <w:t xml:space="preserve"> Eles saberão que eu sou o SENHOR, seu Deus, que os tirou da terra do Egito para habitar no meio deles. Eu sou o SENHOR, seu Deus.”</w:t>
       </w:r>
     </w:p>
     <w:p>
@@ -18549,7 +18549,7 @@
         <w:rPr>
           <w:lang w:val="pt_PT" w:bidi="pt_PT"/>
         </w:rPr>
-        <w:t xml:space="preserve"> Será quadrado, com 45 centímetros de cada lado e 90 centímetros de altura.45 centímetros (...) altura: um côvado de cada lado e dois côvados de altura." class="footnote-marker"&gt;1 Suas pontas em forma de chifre formarão uma peça única com ele.</w:t>
+        <w:t xml:space="preserve"> Será quadrado, com 45 centímetros de cada lado e 90 centímetros de altura. Suas pontas em forma de chifre formarão uma peça única com ele.</w:t>
       </w:r>
     </w:p>
     <w:p>
@@ -18717,7 +18717,7 @@
         <w:rPr>
           <w:lang w:val="pt_PT" w:bidi="pt_PT"/>
         </w:rPr>
-        <w:t xml:space="preserve"> "Uma vez por ano, Arão fará expiação sobre as pontas em forma de chifre do altar com o sangue da oferta pelo pecado. Essa expiação anual será realizada de geração em geração; o altar é santíssimo ao SENHOR."</w:t>
+        <w:t xml:space="preserve"> "Uma vez por ano, Arão fará expiação sobre as pontas em forma de chifre do altar com o sangue da oferta pelo pecado. Essa expiação anual será realizada de geração em geração; o altar é santíssimo ao SENHOR.”</w:t>
       </w:r>
     </w:p>
     <w:p>
@@ -18780,7 +18780,7 @@
         <w:rPr>
           <w:lang w:val="pt_PT" w:bidi="pt_PT"/>
         </w:rPr>
-        <w:t xml:space="preserve"> Cada pessoa recenseada dará seis gramasseis gramas: Ou meio siclo. Um siclo equivalia a doze gramas." class="footnote-marker"&gt;2 de prata, conforme o peso padrão do santuário, que é de doze gramas.doze gramas: Ou vinte geras. Uma gera equivalia a 0,6 gramas." class="footnote-marker"&gt;3 Esses seis gramas são uma oferta ao SENHOR.</w:t>
+        <w:t xml:space="preserve"> Cada pessoa recenseada dará seis gramas de prata, conforme o peso padrão do santuário, que é de doze gramas. Esses seis gramas são uma oferta ao SENHOR.</w:t>
       </w:r>
     </w:p>
     <w:p>
@@ -18843,7 +18843,7 @@
         <w:rPr>
           <w:lang w:val="pt_PT" w:bidi="pt_PT"/>
         </w:rPr>
-        <w:t xml:space="preserve"> Receba o dinheiro das expiações dos israelitas e o use para o serviço da tenda do encontro. Será um memorial perante o SENHOR em favor dos israelitas, para expiação pela vida deles".</w:t>
+        <w:t xml:space="preserve"> Receba o dinheiro das expiações dos israelitas e o use para o serviço da tenda do encontro. Será um memorial perante o SENHOR em favor dos israelitas, para expiação pela vida deles”.</w:t>
       </w:r>
     </w:p>
     <w:p>
@@ -18948,7 +18948,7 @@
         <w:rPr>
           <w:lang w:val="pt_PT" w:bidi="pt_PT"/>
         </w:rPr>
-        <w:t xml:space="preserve"> lavarão as mãos e os pés, para que não morram. Esse será um decreto permanente para Arão e seus descendentes, de geração em geração".</w:t>
+        <w:t xml:space="preserve"> lavarão as mãos e os pés, para que não morram. Esse será um decreto permanente para Arão e seus descendentes, de geração em geração”.</w:t>
       </w:r>
     </w:p>
     <w:p>
@@ -19011,7 +19011,7 @@
         <w:rPr>
           <w:lang w:val="pt_PT" w:bidi="pt_PT"/>
         </w:rPr>
-        <w:t xml:space="preserve"> seis quilos de cássia,23seis quilos de mirra (...) cássia: 500 siclos de mirra líquida, 250 siclos de canela aromática, 250 siclos de cálamo aromático e 500 siclos de cássia." class="footnote-marker"&gt;4 conforme o peso padrão do santuário, e quatro litrosquatro litros: um him, medida de capacidade para líquidos, estimado entre três e seis litros." class="footnote-marker"&gt;5 de azeite de oliva.</w:t>
+        <w:t xml:space="preserve"> seis quilos de cássia, conforme o peso padrão do santuário, e quatro litros de azeite de oliva.</w:t>
       </w:r>
     </w:p>
     <w:p>
@@ -19158,7 +19158,7 @@
         <w:rPr>
           <w:lang w:val="pt_PT" w:bidi="pt_PT"/>
         </w:rPr>
-        <w:t xml:space="preserve"> Diga aos israelitas: 'Este é o meu óleo sagrado para unção, reservado para mim de geração em geração.</w:t>
+        <w:t xml:space="preserve"> Diga aos israelitas: ‘Este é o meu óleo sagrado para unção, reservado para mim de geração em geração.</w:t>
       </w:r>
     </w:p>
     <w:p>
@@ -19200,7 +19200,7 @@
         <w:rPr>
           <w:lang w:val="pt_PT" w:bidi="pt_PT"/>
         </w:rPr>
-        <w:t xml:space="preserve"> Quem preparar óleo igual a este, ou ungir com ele alguém que não seja sacerdote, será eliminado do meio do seu povo'".</w:t>
+        <w:t xml:space="preserve"> Quem preparar óleo igual a este, ou ungir com ele alguém que não seja sacerdote, será eliminado do meio do seu povo’”.</w:t>
       </w:r>
     </w:p>
     <w:p>
@@ -19221,7 +19221,7 @@
         <w:rPr>
           <w:lang w:val="pt_PT" w:bidi="pt_PT"/>
         </w:rPr>
-        <w:t xml:space="preserve"> O SENHOR falou a Moisés: "Pegue estas especiarias aromáticas: resina balsâmica, ônica [derivada da concha de moluscos], gálbano e incenso puro. Misture-as em partes iguais, de modo que fiquem perfeitamente equilibradas.</w:t>
+        <w:t xml:space="preserve"> O SENHOR falou a Moisés: “Pegue estas especiarias aromáticas: resina balsâmica, ônica [derivada da concha de moluscos], gálbano e incenso puro. Misture-as em partes iguais, de modo que fiquem perfeitamente equilibradas.</w:t>
       </w:r>
     </w:p>
     <w:p>
@@ -19552,7 +19552,7 @@
         <w:rPr>
           <w:lang w:val="pt_PT" w:bidi="pt_PT"/>
         </w:rPr>
-        <w:t xml:space="preserve"> e o óleo da unção e o incenso aromático para o Lugar Santo. Tudo deve ser feito como eu ordenei".</w:t>
+        <w:t xml:space="preserve"> e o óleo da unção e o incenso aromático para o Lugar Santo. Tudo deve ser feito como eu ordenei”.</w:t>
       </w:r>
     </w:p>
     <w:p>
@@ -19678,7 +19678,7 @@
         <w:rPr>
           <w:lang w:val="pt_PT" w:bidi="pt_PT"/>
         </w:rPr>
-        <w:t xml:space="preserve"> Será um sinal permanente entre mim e os israelitas: em seis dias o SENHOR fez os céus e a terra, mas no sétimo dia cessou e descansou".</w:t>
+        <w:t xml:space="preserve"> Será um sinal permanente entre mim e os israelitas: em seis dias o SENHOR fez os céus e a terra, mas no sétimo dia cessou e descansou”.</w:t>
       </w:r>
     </w:p>
     <w:p>
@@ -19736,7 +19736,7 @@
         <w:rPr>
           <w:lang w:val="pt_PT" w:bidi="pt_PT"/>
         </w:rPr>
-        <w:t xml:space="preserve"> Vendo que Moisés demorava a descer do monte, o povo se reuniu em volta de Arão e disse:“Levante-se e faça para nós deuses que nos guiem, pois não sabemos o que aconteceu com esse Moisés, o homem que nos tirou do Egito”.</w:t>
+        <w:t xml:space="preserve"> Vendo que Moisés demorava a descer do monte, o povo se reuniu em volta de Arão e disse: “Levante-se e faça para nós deuses que nos guiem, pois não sabemos o que aconteceu com esse Moisés, o homem que nos tirou do Egito”.</w:t>
       </w:r>
     </w:p>
     <w:p>
@@ -19757,7 +19757,7 @@
         <w:rPr>
           <w:lang w:val="pt_PT" w:bidi="pt_PT"/>
         </w:rPr>
-        <w:t xml:space="preserve"> Arão respondeu: "Tirem as argolas de ouro das orelhas de suas mulheres, de seus filhos e de suas filhas e tragam para mim".</w:t>
+        <w:t xml:space="preserve"> Arão respondeu: “Tirem as argolas de ouro das orelhas de suas mulheres, de seus filhos e de suas filhas e tragam para mim”.</w:t>
       </w:r>
     </w:p>
     <w:p>
@@ -19820,7 +19820,7 @@
         <w:rPr>
           <w:lang w:val="pt_PT" w:bidi="pt_PT"/>
         </w:rPr>
-        <w:t xml:space="preserve"> Quando viu isso, Arão construiu um altar diante do bezerro e anunciou: “Amanhã faremos uma festa ao SENHOR".</w:t>
+        <w:t xml:space="preserve"> Quando viu isso, Arão construiu um altar diante do bezerro e anunciou: “Amanhã faremos uma festa ao SENHOR”.</w:t>
       </w:r>
     </w:p>
     <w:p>
@@ -19862,7 +19862,7 @@
         <w:rPr>
           <w:lang w:val="pt_PT" w:bidi="pt_PT"/>
         </w:rPr>
-        <w:t xml:space="preserve"> Então o SENHOR disse a Moisés: "Desça, porque o seu povo, aquele que você tirou do Egito, se corrompeu.</w:t>
+        <w:t xml:space="preserve"> Então o SENHOR disse a Moisés: “Desça, porque o seu povo, aquele que você tirou do Egito, se corrompeu.</w:t>
       </w:r>
     </w:p>
     <w:p>
@@ -19883,7 +19883,7 @@
         <w:rPr>
           <w:lang w:val="pt_PT" w:bidi="pt_PT"/>
         </w:rPr>
-        <w:t xml:space="preserve"> Muito depressa o povo se desviou do caminho que eu lhe havia ordenado. Fez um bezerro de ouro, se curvou diante dele, lhe ofereceu sacrifícios e disse: 'Estes são os seus deuses, ó Israel, que tiraram vocês da terra do Egito!'".</w:t>
+        <w:t xml:space="preserve"> Muito depressa o povo se desviou do caminho que eu lhe havia ordenado. Fez um bezerro de ouro, se curvou diante dele, lhe ofereceu sacrifícios e disse: ‘Estes são os seus deuses, ó Israel, que tiraram vocês da terra do Egito!’”.</w:t>
       </w:r>
     </w:p>
     <w:p>
@@ -19904,7 +19904,7 @@
         <w:rPr>
           <w:lang w:val="pt_PT" w:bidi="pt_PT"/>
         </w:rPr>
-        <w:t xml:space="preserve"> O SENHOR disse a Moisés: "Tenho visto este povo, e é um povo teimoso.</w:t>
+        <w:t xml:space="preserve"> O SENHOR disse a Moisés: “Tenho visto este povo, e é um povo teimoso.</w:t>
       </w:r>
     </w:p>
     <w:p>
@@ -19925,7 +19925,7 @@
         <w:rPr>
           <w:lang w:val="pt_PT" w:bidi="pt_PT"/>
         </w:rPr>
-        <w:t xml:space="preserve"> Agora, me deixe sozinho, para que o meu furor se acenda contra eles, e eu os destrua. Depois, farei de você uma grande nação".</w:t>
+        <w:t xml:space="preserve"> Agora, me deixe sozinho, para que o meu furor se acenda contra eles, e eu os destrua. Depois, farei de você uma grande nação”.</w:t>
       </w:r>
     </w:p>
     <w:p>
@@ -19946,7 +19946,7 @@
         <w:rPr>
           <w:lang w:val="pt_PT" w:bidi="pt_PT"/>
         </w:rPr>
-        <w:t xml:space="preserve"> Moisés, porém, suplicou ao SENHOR, seu Deus: "Ó SENHOR, por que o teu furor se acenderia contra o teu povo, que tiraste do Egito com mão poderosa e braço forte?</w:t>
+        <w:t xml:space="preserve"> Moisés, porém, suplicou ao SENHOR, seu Deus: “Ó SENHOR, por que o teu furor se acenderia contra o teu povo, que tiraste do Egito com mão poderosa e braço forte?</w:t>
       </w:r>
     </w:p>
     <w:p>
@@ -19988,7 +19988,7 @@
         <w:rPr>
           <w:lang w:val="pt_PT" w:bidi="pt_PT"/>
         </w:rPr>
-        <w:t xml:space="preserve"> Lembra-te dos teus servos Abraão, Isaque e Jacó [Israel], aos quais juraste por ti mesmo: 'Multiplicarei os descendentes de vocês como as estrelas do céu e lhes darei toda esta terra que prometi; ela será a sua herança para sempre'".</w:t>
+        <w:t xml:space="preserve"> Lembra-te dos teus servos Abraão, Isaque e Jacó [Israel], aos quais juraste por ti mesmo: ‘Multiplicarei os descendentes de vocês como as estrelas do céu e lhes darei toda esta terra que prometi; ela será a sua herança para sempre’”.</w:t>
       </w:r>
     </w:p>
     <w:p>
@@ -20072,7 +20072,7 @@
         <w:rPr>
           <w:lang w:val="pt_PT" w:bidi="pt_PT"/>
         </w:rPr>
-        <w:t xml:space="preserve"> Ao ouvir a gritaria do povo, Josué disse a Moisés: "Parece que o acampamento está em guerra".</w:t>
+        <w:t xml:space="preserve"> Ao ouvir a gritaria do povo, Josué disse a Moisés: “Parece que o acampamento está em guerra”.</w:t>
       </w:r>
     </w:p>
     <w:p>
@@ -20093,7 +20093,7 @@
         <w:rPr>
           <w:lang w:val="pt_PT" w:bidi="pt_PT"/>
         </w:rPr>
-        <w:t xml:space="preserve"> Moisés respondeu: "Não são gritos de vitória nem de derrota; ouço barulho de festa e alegria".</w:t>
+        <w:t xml:space="preserve"> Moisés respondeu: “Não são gritos de vitória nem de derrota; ouço barulho de festa e alegria”.</w:t>
       </w:r>
     </w:p>
     <w:p>
@@ -20156,7 +20156,7 @@
         <w:rPr>
           <w:lang w:val="pt_PT" w:bidi="pt_PT"/>
         </w:rPr>
-        <w:t xml:space="preserve"> E perguntou a Arão: "O que foi que este povo fez para que você o levasse a cometer um pecado tão grande?".</w:t>
+        <w:t xml:space="preserve"> E perguntou a Arão: “O que foi que este povo fez para que você o levasse a cometer um pecado tão grande?”.</w:t>
       </w:r>
     </w:p>
     <w:p>
@@ -20177,7 +20177,7 @@
         <w:rPr>
           <w:lang w:val="pt_PT" w:bidi="pt_PT"/>
         </w:rPr>
-        <w:t xml:space="preserve"> Arão respondeu: "Não fique furioso, meu senhor. Você sabe como este povo é inclinado ao mal.</w:t>
+        <w:t xml:space="preserve"> Arão respondeu: “Não fique furioso, meu senhor. Você sabe como este povo é inclinado ao mal.</w:t>
       </w:r>
     </w:p>
     <w:p>
@@ -20198,7 +20198,7 @@
         <w:rPr>
           <w:lang w:val="pt_PT" w:bidi="pt_PT"/>
         </w:rPr>
-        <w:t xml:space="preserve"> Eles me disseram: 'Faça para nós deuses que nos guiem, pois não sabemos o que aconteceu com esse Moisés, o homem que nos tirou do Egito'.</w:t>
+        <w:t xml:space="preserve"> Eles me disseram: ‘Faça para nós deuses que nos guiem, pois não sabemos o que aconteceu com esse Moisés, o homem que nos tirou do Egito’.</w:t>
       </w:r>
     </w:p>
     <w:p>
@@ -20219,7 +20219,7 @@
         <w:rPr>
           <w:lang w:val="pt_PT" w:bidi="pt_PT"/>
         </w:rPr>
-        <w:t xml:space="preserve"> Então eu lhes disse: 'Quem tiver ouro, traga para mim'. O povo trouxe o ouro, eu o joguei no fogo, e saiu este bezerro".</w:t>
+        <w:t xml:space="preserve"> Então eu lhes disse: ‘Quem tiver ouro, traga para mim’. O povo trouxe o ouro, eu o joguei no fogo, e saiu este bezerro”.</w:t>
       </w:r>
     </w:p>
     <w:p>
@@ -20261,7 +20261,7 @@
         <w:rPr>
           <w:lang w:val="pt_PT" w:bidi="pt_PT"/>
         </w:rPr>
-        <w:t xml:space="preserve"> Então Moisés se colocou em pé à entrada do acampamento e disse: "Quem é pelo SENHOR, venha a mim". Todos os levitas se juntaram a ele.</w:t>
+        <w:t xml:space="preserve"> Então Moisés se colocou em pé à entrada do acampamento e disse: “Quem é pelo SENHOR, venha a mim”. Todos os levitas se juntaram a ele.</w:t>
       </w:r>
     </w:p>
     <w:p>
@@ -20282,7 +20282,7 @@
         <w:rPr>
           <w:lang w:val="pt_PT" w:bidi="pt_PT"/>
         </w:rPr>
-        <w:t xml:space="preserve"> Moisés disse aos levitas: "Assim diz o SENHOR, o Deus de Israel: 'Cada um de vocês pegue a sua espada, percorra o acampamento de porta em porta e mate o seu irmão, o seu amigo e o seu vizinho'".</w:t>
+        <w:t xml:space="preserve"> Moisés disse aos levitas: “Assim diz o SENHOR, o Deus de Israel: ‘Cada um de vocês pegue a sua espada, percorra o acampamento de porta em porta e mate o seu irmão, o seu amigo e o seu vizinho’”.</w:t>
       </w:r>
     </w:p>
     <w:p>
@@ -20324,7 +20324,7 @@
         <w:rPr>
           <w:lang w:val="pt_PT" w:bidi="pt_PT"/>
         </w:rPr>
-        <w:t xml:space="preserve"> Moisés declarou: "Hoje vocês se consagraram ao SENHOR, pois cada um de vocês feriu o seu filho e o seu irmão. Deus os abençoou neste dia".</w:t>
+        <w:t xml:space="preserve"> Moisés declarou: “Hoje vocês se consagraram ao SENHOR, pois cada um de vocês feriu o seu filho e o seu irmão. Deus os abençoou neste dia”.</w:t>
       </w:r>
     </w:p>
     <w:p>
@@ -20345,7 +20345,7 @@
         <w:rPr>
           <w:lang w:val="pt_PT" w:bidi="pt_PT"/>
         </w:rPr>
-        <w:t xml:space="preserve"> No dia seguinte, Moisés disse ao povo: "Vocês cometeram um grande pecado; agora subirei ao SENHOR; talvez eu consiga fazer expiação pelo pecado de vocês".</w:t>
+        <w:t xml:space="preserve"> No dia seguinte, Moisés disse ao povo: “Vocês cometeram um grande pecado; agora subirei ao SENHOR; talvez eu consiga fazer expiação pelo pecado de vocês”.</w:t>
       </w:r>
     </w:p>
     <w:p>
@@ -20366,7 +20366,7 @@
         <w:rPr>
           <w:lang w:val="pt_PT" w:bidi="pt_PT"/>
         </w:rPr>
-        <w:t xml:space="preserve"> Moisés subiu ao SENHOR e disse: "Ah, que grande pecado este povo cometeu, fazendo para si deuses de ouro.</w:t>
+        <w:t xml:space="preserve"> Moisés subiu ao SENHOR e disse: “Ah, que grande pecado este povo cometeu, fazendo para si deuses de ouro.</w:t>
       </w:r>
     </w:p>
     <w:p>
@@ -20387,7 +20387,7 @@
         <w:rPr>
           <w:lang w:val="pt_PT" w:bidi="pt_PT"/>
         </w:rPr>
-        <w:t xml:space="preserve"> Agora, pois, eu suplico que perdoes o pecado deles; se não, risca o meu nome do livro que escreveste".</w:t>
+        <w:t xml:space="preserve"> Agora, pois, eu suplico que perdoes o pecado deles; se não, risca o meu nome do livro que escreveste”.</w:t>
       </w:r>
     </w:p>
     <w:p>
@@ -20408,7 +20408,7 @@
         <w:rPr>
           <w:lang w:val="pt_PT" w:bidi="pt_PT"/>
         </w:rPr>
-        <w:t xml:space="preserve"> O SENHOR respondeu a Moisés: "Aquele que pecar contra mim, eu o riscarei do meu livro.</w:t>
+        <w:t xml:space="preserve"> O SENHOR respondeu a Moisés: “Aquele que pecar contra mim, eu o riscarei do meu livro.</w:t>
       </w:r>
     </w:p>
     <w:p>
@@ -20429,7 +20429,7 @@
         <w:rPr>
           <w:lang w:val="pt_PT" w:bidi="pt_PT"/>
         </w:rPr>
-        <w:t xml:space="preserve"> Vá agora e conduza o povo ao lugar de que lhe falei. Meu anjo irá à sua frente. Mas, no dia da minha visitação, eu os castigarei pelo pecado que cometeram".</w:t>
+        <w:t xml:space="preserve"> Vá agora e conduza o povo ao lugar de que lhe falei. Meu anjo irá à sua frente. Mas, no dia da minha visitação, eu os castigarei pelo pecado que cometeram”.</w:t>
       </w:r>
     </w:p>
     <w:p>
@@ -20487,7 +20487,7 @@
         <w:rPr>
           <w:lang w:val="pt_PT" w:bidi="pt_PT"/>
         </w:rPr>
-        <w:t xml:space="preserve"> O SENHOR ordenou a Moisés: "Siga adiante com o povo que você tirou do Egito. Vão para a terra que prometi com juramento a Abraão, Isaque e Jacó, dizendo: 'Eu a darei aos seus descendentes'.</w:t>
+        <w:t xml:space="preserve"> O SENHOR ordenou a Moisés: “Siga adiante com o povo que você tirou do Egito. Vão para a terra que prometi com juramento a Abraão, Isaque e Jacó, dizendo: ‘Eu a darei aos seus descendentes’.</w:t>
       </w:r>
     </w:p>
     <w:p>
@@ -20529,7 +20529,7 @@
         <w:rPr>
           <w:lang w:val="pt_PT" w:bidi="pt_PT"/>
         </w:rPr>
-        <w:t xml:space="preserve"> Vão para a terra que produz leite e mel. Eu, porém, não irei no meio de vocês, porque são um povo teimoso. Se eu fosse com vocês, certamente os destruiria no caminho".</w:t>
+        <w:t xml:space="preserve"> Vão para a terra que produz leite e mel. Eu, porém, não irei no meio de vocês, porque são um povo teimoso. Se eu fosse com vocês, certamente os destruiria no caminho”.</w:t>
       </w:r>
     </w:p>
     <w:p>
@@ -20571,7 +20571,7 @@
         <w:rPr>
           <w:lang w:val="pt_PT" w:bidi="pt_PT"/>
         </w:rPr>
-        <w:t xml:space="preserve"> Pois o SENHOR havia dito a Moisés: "Diga ao povo de Israel: 'Vocês são um povo teimoso. Se eu fosse com vocês, certamente os destruiria. Agora tirem seus enfeites; eu decidirei o que farei com vocês'".</w:t>
+        <w:t xml:space="preserve"> Pois o SENHOR havia dito a Moisés: “Diga ao povo de Israel: ‘Vocês são um povo teimoso. Se eu fosse com vocês, certamente os destruiria. Agora tirem seus enfeites; eu decidirei o que farei com vocês’”.</w:t>
       </w:r>
     </w:p>
     <w:p>
@@ -20592,7 +20592,7 @@
         <w:rPr>
           <w:lang w:val="pt_PT" w:bidi="pt_PT"/>
         </w:rPr>
-        <w:t xml:space="preserve"> Então os israelitas não usaram mais seus enfeites do monte HorebeHorebe: montanha do deserto onde Deus se revelou a Moisés; os nomes Horebe e Sinai se referem ao mesmo local sagrado, segundo a tradição bíblica.﻿" class="footnote-marker"&gt;1 em diante.</w:t>
+        <w:t xml:space="preserve"> Então os israelitas não usaram mais seus enfeites do monte Horebe em diante.</w:t>
       </w:r>
     </w:p>
     <w:p>
@@ -20613,7 +20613,7 @@
         <w:rPr>
           <w:lang w:val="pt_PT" w:bidi="pt_PT"/>
         </w:rPr>
-        <w:t xml:space="preserve"> Moisés costumava armar uma tenda fora do acampamento, a certa distância, e a chamava de "tenda do encontro". Quem quisesse buscar o SENHOR ia a essa tenda, fora do acampamento.</w:t>
+        <w:t xml:space="preserve"> Moisés costumava armar uma tenda fora do acampamento, a certa distância, e a chamava de “tenda do encontro”. Quem quisesse buscar o SENHOR ia a essa tenda, fora do acampamento.</w:t>
       </w:r>
     </w:p>
     <w:p>
@@ -20718,7 +20718,7 @@
         <w:rPr>
           <w:lang w:val="pt_PT" w:bidi="pt_PT"/>
         </w:rPr>
-        <w:t xml:space="preserve"> Moisés disse ao SENHOR: "Tu me ordenaste conduzir este povo, mas não me disseste quem enviarás comigo. Disseste: 'Eu conheço você pelo nome e me agrado de você'.</w:t>
+        <w:t xml:space="preserve"> Moisés disse ao SENHOR: “Tu me ordenaste conduzir este povo, mas não me disseste quem enviarás comigo. Disseste: ‘Eu conheço você pelo nome e me agrado de você’.</w:t>
       </w:r>
     </w:p>
     <w:p>
@@ -20739,7 +20739,7 @@
         <w:rPr>
           <w:lang w:val="pt_PT" w:bidi="pt_PT"/>
         </w:rPr>
-        <w:t xml:space="preserve"> Se te agradas de mim, mostra-me o teu caminho, para que eu te conheça e continue a receber o teu favor. E lembra-te de que esta nação é o teu povo".</w:t>
+        <w:t xml:space="preserve"> Se te agradas de mim, mostra-me o teu caminho, para que eu te conheça e continue a receber o teu favor. E lembra-te de que esta nação é o teu povo”.</w:t>
       </w:r>
     </w:p>
     <w:p>
@@ -20760,7 +20760,7 @@
         <w:rPr>
           <w:lang w:val="pt_PT" w:bidi="pt_PT"/>
         </w:rPr>
-        <w:t xml:space="preserve"> O SENHOR respondeu: "Eu mesmo irei com você e lhe darei descanso".</w:t>
+        <w:t xml:space="preserve"> O SENHOR respondeu: “Eu mesmo irei com você e lhe darei descanso”.</w:t>
       </w:r>
     </w:p>
     <w:p>
@@ -20781,7 +20781,7 @@
         <w:rPr>
           <w:lang w:val="pt_PT" w:bidi="pt_PT"/>
         </w:rPr>
-        <w:t xml:space="preserve"> Então Moisés disse: "Se não fores comigo, não nos faças sair deste lugar.</w:t>
+        <w:t xml:space="preserve"> Então Moisés disse: “Se não fores comigo, não nos faças sair deste lugar.</w:t>
       </w:r>
     </w:p>
     <w:p>
@@ -20802,7 +20802,7 @@
         <w:rPr>
           <w:lang w:val="pt_PT" w:bidi="pt_PT"/>
         </w:rPr>
-        <w:t xml:space="preserve"> Como saberão que o teu povo e eu contamos com o teu favor, se não fores conosco? Quem poderá guiar nosso caminho entre todos os povos da terra?".</w:t>
+        <w:t xml:space="preserve"> Como saberão que o teu povo e eu contamos com o teu favor, se não fores conosco? Quem poderá guiar nosso caminho entre todos os povos da terra?”.</w:t>
       </w:r>
     </w:p>
     <w:p>
@@ -20823,7 +20823,7 @@
         <w:rPr>
           <w:lang w:val="pt_PT" w:bidi="pt_PT"/>
         </w:rPr>
-        <w:t xml:space="preserve"> O SENHOR respondeu a Moisés: "Farei o que você pediu, pois me agrado de você e o conheço pelo nome".</w:t>
+        <w:t xml:space="preserve"> O SENHOR respondeu a Moisés: “Farei o que você pediu, pois me agrado de você e o conheço pelo nome”.</w:t>
       </w:r>
     </w:p>
     <w:p>
@@ -20844,7 +20844,7 @@
         <w:rPr>
           <w:lang w:val="pt_PT" w:bidi="pt_PT"/>
         </w:rPr>
-        <w:t xml:space="preserve"> Moisés disse: "Então peço que me mostres a tua glória".</w:t>
+        <w:t xml:space="preserve"> Moisés disse: “Então peço que me mostres a tua glória”.</w:t>
       </w:r>
     </w:p>
     <w:p>
@@ -20865,7 +20865,7 @@
         <w:rPr>
           <w:lang w:val="pt_PT" w:bidi="pt_PT"/>
         </w:rPr>
-        <w:t xml:space="preserve"> "Diante de você farei passar toda a minha bondade e anunciarei o meu nome: Javé.Javé: transliteração do nome próprio hebraico YHWH, geralmente traduzido como "SENHOR" para se referir ao Deus de Israel." class="footnote-marker"&gt;2 Terei misericórdia de quem eu quiser e mostrarei compaixão a quem eu quiser."</w:t>
+        <w:t xml:space="preserve"> "Diante de você farei passar toda a minha bondade e anunciarei o meu nome: Javé. Terei misericórdia de quem eu quiser e mostrarei compaixão a quem eu quiser.”</w:t>
       </w:r>
     </w:p>
     <w:p>
@@ -20886,7 +20886,7 @@
         <w:rPr>
           <w:lang w:val="pt_PT" w:bidi="pt_PT"/>
         </w:rPr>
-        <w:t xml:space="preserve"> E acrescentou: "Você não poderá ver a minha face, porque ninguém pode me ver e continuar vivo".</w:t>
+        <w:t xml:space="preserve"> E acrescentou: “Você não poderá ver a minha face, porque ninguém pode me ver e continuar vivo”.</w:t>
       </w:r>
     </w:p>
     <w:p>
@@ -20907,7 +20907,7 @@
         <w:rPr>
           <w:lang w:val="pt_PT" w:bidi="pt_PT"/>
         </w:rPr>
-        <w:t xml:space="preserve"> O SENHOR disse mais: "Aqui há um lugar perto de mim; fique sobre a rocha.</w:t>
+        <w:t xml:space="preserve"> O SENHOR disse mais: “Aqui há um lugar perto de mim; fique sobre a rocha.</w:t>
       </w:r>
     </w:p>
     <w:p>
@@ -20949,7 +20949,7 @@
         <w:rPr>
           <w:lang w:val="pt_PT" w:bidi="pt_PT"/>
         </w:rPr>
-        <w:t xml:space="preserve"> Depois, tirarei a minha mão, e você verá as minhas costas; mas ninguém poderá ver a minha face".</w:t>
+        <w:t xml:space="preserve"> Depois, tirarei a minha mão, e você verá as minhas costas; mas ninguém poderá ver a minha face”.</w:t>
       </w:r>
     </w:p>
     <w:p>
@@ -20986,7 +20986,7 @@
         <w:rPr>
           <w:lang w:val="pt_PT" w:bidi="pt_PT"/>
         </w:rPr>
-        <w:t xml:space="preserve"> O SENHOR disse a Moisés: "Corte duas tábuas de pedra, como as primeiras. Escreverei nelas as mesmas palavras que estavam nas tábuas que você quebrou.</w:t>
+        <w:t xml:space="preserve"> O SENHOR disse a Moisés: “Corte duas tábuas de pedra, como as primeiras. Escreverei nelas as mesmas palavras que estavam nas tábuas que você quebrou.</w:t>
       </w:r>
     </w:p>
     <w:p>
@@ -21028,7 +21028,7 @@
         <w:rPr>
           <w:lang w:val="pt_PT" w:bidi="pt_PT"/>
         </w:rPr>
-        <w:t xml:space="preserve"> Ninguém deve subir com você, nem aparecer em qualquer parte do monte; nem mesmo ovelhas ou bois devem pastar diante dele".</w:t>
+        <w:t xml:space="preserve"> Ninguém deve subir com você, nem aparecer em qualquer parte do monte; nem mesmo ovelhas ou bois devem pastar diante dele”.</w:t>
       </w:r>
     </w:p>
     <w:p>
@@ -21070,7 +21070,7 @@
         <w:rPr>
           <w:lang w:val="pt_PT" w:bidi="pt_PT"/>
         </w:rPr>
-        <w:t xml:space="preserve"> O SENHOR desceu na nuvem, ficou ali com Moisés e anunciou seu nome: Javé.Javé: transliteração do nome próprio hebraico YHWH, geralmente traduzido como "SENHOR" para se referir ao Deus de Israel." class="footnote-marker"&gt;1</w:t>
+        <w:t xml:space="preserve"> O SENHOR desceu na nuvem, ficou ali com Moisés e anunciou seu nome: Javé.</w:t>
       </w:r>
     </w:p>
     <w:p>
@@ -21091,7 +21091,7 @@
         <w:rPr>
           <w:lang w:val="pt_PT" w:bidi="pt_PT"/>
         </w:rPr>
-        <w:t xml:space="preserve"> Passando diante de Moisés, proclamou: "Javé! O SENHOR! Deus compassivo e misericordioso, paciente, cheio de amor e de fidelidade,</w:t>
+        <w:t xml:space="preserve"> Passando diante de Moisés, proclamou: “Javé! O SENHOR! Deus compassivo e misericordioso, paciente, cheio de amor e de fidelidade,</w:t>
       </w:r>
     </w:p>
     <w:p>
@@ -21112,7 +21112,7 @@
         <w:rPr>
           <w:lang w:val="pt_PT" w:bidi="pt_PT"/>
         </w:rPr>
-        <w:t xml:space="preserve"> que mantém seu amor em milhares de gerações e perdoa a maldade, a rebelião e o pecado; mas não deixa o culpado sem punição, e castiga os filhos e os netos pela iniquidade de seus pais, até a terceira e a quarta geração".</w:t>
+        <w:t xml:space="preserve"> que mantém seu amor em milhares de gerações e perdoa a maldade, a rebelião e o pecado; mas não deixa o culpado sem punição, e castiga os filhos e os netos pela iniquidade de seus pais, até a terceira e a quarta geração”.</w:t>
       </w:r>
     </w:p>
     <w:p>
@@ -21154,7 +21154,7 @@
         <w:rPr>
           <w:lang w:val="pt_PT" w:bidi="pt_PT"/>
         </w:rPr>
-        <w:t xml:space="preserve"> "Senhor, se me aceitas com favor, que tu nos acompanhes. Este povo é teimoso, mas perdoa a nossa maldade e o nosso pecado, e faz de nós a tua herança", pediu Moisés.</w:t>
+        <w:t xml:space="preserve"> "Senhor, se me aceitas com favor, que tu nos acompanhes. Este povo é teimoso, mas perdoa a nossa maldade e o nosso pecado, e faz de nós a tua herança”, pediu Moisés.</w:t>
       </w:r>
     </w:p>
     <w:p>
@@ -21175,7 +21175,7 @@
         <w:rPr>
           <w:lang w:val="pt_PT" w:bidi="pt_PT"/>
         </w:rPr>
-        <w:t xml:space="preserve"> O SENHOR lhe disse: "Faço uma aliança com você diante de todo o seu povo. Realizarei maravilhas nunca antes vistas em toda a terra, nem entre qualquer nação, e todos ao seu redor verão a obra do SENHOR, porque é coisa tremenda que farei com você.</w:t>
+        <w:t xml:space="preserve"> O SENHOR lhe disse: “Faço uma aliança com você diante de todo o seu povo. Realizarei maravilhas nunca antes vistas em toda a terra, nem entre qualquer nação, e todos ao seu redor verão a obra do SENHOR, porque é coisa tremenda que farei com você.</w:t>
       </w:r>
     </w:p>
     <w:p>
@@ -21385,7 +21385,7 @@
         <w:rPr>
           <w:lang w:val="pt_PT" w:bidi="pt_PT"/>
         </w:rPr>
-        <w:t xml:space="preserve"> O jumento que for a primeira cria deverá ser resgatado com um cordeiro; se não o resgatarem, quebrarão o pescoço dele. Resgatem também todos os primeiros filhos entre os homens."Ninguém deve aparecer diante de mim de mãos vazias.</w:t>
+        <w:t xml:space="preserve"> O jumento que for a primeira cria deverá ser resgatado com um cordeiro; se não o resgatarem, quebrarão o pescoço dele. Resgatem também todos os primeiros filhos entre os homens. “Ninguém deve aparecer diante de mim de mãos vazias.</w:t>
       </w:r>
     </w:p>
     <w:p>
@@ -21511,7 +21511,7 @@
         <w:rPr>
           <w:lang w:val="pt_PT" w:bidi="pt_PT"/>
         </w:rPr>
-        <w:t xml:space="preserve"> "Tragam o melhor dos primeiros frutos da sua terra à casa do SENHOR, seu Deus."Não cozinhem o cabrito no leite da mãe dele".</w:t>
+        <w:t xml:space="preserve"> "Tragam o melhor dos primeiros frutos da sua terra à casa do SENHOR, seu Deus. “Não cozinhem o cabrito no leite da mãe dele”.</w:t>
       </w:r>
     </w:p>
     <w:p>
@@ -21532,7 +21532,7 @@
         <w:rPr>
           <w:lang w:val="pt_PT" w:bidi="pt_PT"/>
         </w:rPr>
-        <w:t xml:space="preserve"> E o SENHOR disse a Moisés: "Escreva essas palavras, pois é com base nelas que estabeleço a aliança com você e com Israel".</w:t>
+        <w:t xml:space="preserve"> E o SENHOR disse a Moisés: “Escreva essas palavras, pois é com base nelas que estabeleço a aliança com você e com Israel”.</w:t>
       </w:r>
     </w:p>
     <w:p>
@@ -21553,7 +21553,7 @@
         <w:rPr>
           <w:lang w:val="pt_PT" w:bidi="pt_PT"/>
         </w:rPr>
-        <w:t xml:space="preserve"> Moisés permaneceu ali com o SENHOR quarenta dias e quarenta noites. Não comeu pão nem bebeu água durante esse tempo. E escreveu nas tábuas as palavras da aliança: os dez mandamentos.os dez mandamentos: nos originais, as dez palavras." class="footnote-marker"&gt;2</w:t>
+        <w:t xml:space="preserve"> Moisés permaneceu ali com o SENHOR quarenta dias e quarenta noites. Não comeu pão nem bebeu água durante esse tempo. E escreveu nas tábuas as palavras da aliança: os dez mandamentos.</w:t>
       </w:r>
     </w:p>
     <w:p>
@@ -21737,7 +21737,7 @@
         <w:rPr>
           <w:lang w:val="pt_PT" w:bidi="pt_PT"/>
         </w:rPr>
-        <w:t xml:space="preserve"> Depois de reunir toda a congregação de Israel, Moisés disse: "Estas são as instruções que o SENHOR ordenou que seguissem.</w:t>
+        <w:t xml:space="preserve"> Depois de reunir toda a congregação de Israel, Moisés disse: “Estas são as instruções que o SENHOR ordenou que seguissem.</w:t>
       </w:r>
     </w:p>
     <w:p>
@@ -21779,7 +21779,7 @@
         <w:rPr>
           <w:lang w:val="pt_PT" w:bidi="pt_PT"/>
         </w:rPr>
-        <w:t xml:space="preserve"> Não acendam fogo em nenhuma casa no sábado".</w:t>
+        <w:t xml:space="preserve"> Não acendam fogo em nenhuma casa no sábado”.</w:t>
       </w:r>
     </w:p>
     <w:p>
@@ -21800,7 +21800,7 @@
         <w:rPr>
           <w:lang w:val="pt_PT" w:bidi="pt_PT"/>
         </w:rPr>
-        <w:t xml:space="preserve"> Moisés disse a todo o povo de Israel: "O SENHOR ordenou o seguinte:</w:t>
+        <w:t xml:space="preserve"> Moisés disse a todo o povo de Israel: “O SENHOR ordenou o seguinte:</w:t>
       </w:r>
     </w:p>
     <w:p>
@@ -22115,7 +22115,7 @@
         <w:rPr>
           <w:lang w:val="pt_PT" w:bidi="pt_PT"/>
         </w:rPr>
-        <w:t xml:space="preserve"> as roupas para o serviço no Lugar Santo: as vestes sagradas do sacerdote Arão e de seus filhos, para que possam servir como sacerdotes".</w:t>
+        <w:t xml:space="preserve"> as roupas para o serviço no Lugar Santo: as vestes sagradas do sacerdote Arão e de seus filhos, para que possam servir como sacerdotes”.</w:t>
       </w:r>
     </w:p>
     <w:p>
@@ -22572,7 +22572,7 @@
         <w:rPr>
           <w:lang w:val="pt_PT" w:bidi="pt_PT"/>
         </w:rPr>
-        <w:t xml:space="preserve"> e informaram a Moisés: "O povo está trazendo mais do que o necessário para completarmos a obra que o SENHOR nos ordenou".</w:t>
+        <w:t xml:space="preserve"> e informaram a Moisés: “O povo está trazendo mais do que o necessário para completarmos a obra que o SENHOR nos ordenou”.</w:t>
       </w:r>
     </w:p>
     <w:p>
@@ -22593,7 +22593,7 @@
         <w:rPr>
           <w:lang w:val="pt_PT" w:bidi="pt_PT"/>
         </w:rPr>
-        <w:t xml:space="preserve"> Moisés deu a seguinte ordem, e a mensagem foi ouvida em todo o acampamento: "Homens e mulheres, não façam mais ofertas para o santuário". Assim, o povo deixou de trazer ofertas.</w:t>
+        <w:t xml:space="preserve"> Moisés deu a seguinte ordem, e a mensagem foi ouvida em todo o acampamento: “Homens e mulheres, não façam mais ofertas para o santuário”. Assim, o povo deixou de trazer ofertas.</w:t>
       </w:r>
     </w:p>
     <w:p>
@@ -22656,7 +22656,7 @@
         <w:rPr>
           <w:lang w:val="pt_PT" w:bidi="pt_PT"/>
         </w:rPr>
-        <w:t xml:space="preserve"> Todas as cortinas internas tinham as mesmas medidas: 12,6 metros de comprimento e 1,8 metro de largura.12,6 metros (...) largura: No texto original, as dimensões são de 28 côvados de comprimento e 4 côvados de largura." class="footnote-marker"&gt;1</w:t>
+        <w:t xml:space="preserve"> Todas as cortinas internas tinham as mesmas medidas: 12,6 metros de comprimento e 1,8 metro de largura.</w:t>
       </w:r>
     </w:p>
     <w:p>
@@ -22782,7 +22782,7 @@
         <w:rPr>
           <w:lang w:val="pt_PT" w:bidi="pt_PT"/>
         </w:rPr>
-        <w:t xml:space="preserve"> elas tinham a mesma medida: 13,5 metros de comprimento e 1,8 metro de largura.13,5 metros (...) largura: No texto original, as dimensões são de trinta côvados de comprimento e quatro côvados de largura." class="footnote-marker"&gt;2</w:t>
+        <w:t xml:space="preserve"> elas tinham a mesma medida: 13,5 metros de comprimento e 1,8 metro de largura.</w:t>
       </w:r>
     </w:p>
     <w:p>
@@ -22908,7 +22908,7 @@
         <w:rPr>
           <w:lang w:val="pt_PT" w:bidi="pt_PT"/>
         </w:rPr>
-        <w:t xml:space="preserve"> Cada armação tinha 4,5 metros de comprimento e 67,5 centímetros de largura,4,5 metros (...) largura: No texto original, as dimensões são de 10 côvados de altura e 1,5 côvado de largura." class="footnote-marker"&gt;3</w:t>
+        <w:t xml:space="preserve"> Cada armação tinha 4,5 metros de comprimento e 67,5 centímetros de largura,</w:t>
       </w:r>
     </w:p>
     <w:p>
@@ -23302,7 +23302,7 @@
         <w:rPr>
           <w:lang w:val="pt_PT" w:bidi="pt_PT"/>
         </w:rPr>
-        <w:t xml:space="preserve"> Bezalel fez a arca de madeira de acácia, medindo 1,15 metro de comprimento, 67,5 centímetros de largura e 67,5 centímetros de altura.1,15 metro (...) altura: 2,5 côvados de comprimento, 1,5 côvado de largura e 1,5 côvado de altura." class="footnote-marker"&gt;1</w:t>
+        <w:t xml:space="preserve"> Bezalel fez a arca de madeira de acácia, medindo 1,15 metro de comprimento, 67,5 centímetros de largura e 67,5 centímetros de altura.</w:t>
       </w:r>
     </w:p>
     <w:p>
@@ -23407,7 +23407,7 @@
         <w:rPr>
           <w:lang w:val="pt_PT" w:bidi="pt_PT"/>
         </w:rPr>
-        <w:t xml:space="preserve"> Fez a tampa de ouro puro, com 1,15 metro de comprimento e 67,5 centímetros de largura,1,15 metro (...) largura: 2,5 côvados de comprimento e 1,5 côvado de largura." class="footnote-marker"&gt;2</w:t>
+        <w:t xml:space="preserve"> Fez a tampa de ouro puro, com 1,15 metro de comprimento e 67,5 centímetros de largura,</w:t>
       </w:r>
     </w:p>
     <w:p>
@@ -23491,7 +23491,7 @@
         <w:rPr>
           <w:lang w:val="pt_PT" w:bidi="pt_PT"/>
         </w:rPr>
-        <w:t xml:space="preserve"> Ele fez a mesa de madeira de acácia, medindo 90 centímetros de comprimento, 45 centímetros de largura e 67,5 centímetros de altura,90 centímetros (...) altura: 2 côvados de comprimento, 1 côvado de largura e 1,5 côvado de altura." class="footnote-marker"&gt;3</w:t>
+        <w:t xml:space="preserve"> Ele fez a mesa de madeira de acácia, medindo 90 centímetros de comprimento, 45 centímetros de largura e 67,5 centímetros de altura,</w:t>
       </w:r>
     </w:p>
     <w:p>
@@ -23785,7 +23785,7 @@
         <w:rPr>
           <w:lang w:val="pt_PT" w:bidi="pt_PT"/>
         </w:rPr>
-        <w:t xml:space="preserve"> Foram usados 35 quilos35 quilos: um talento." class="footnote-marker"&gt;4 de ouro puro para fazer o candelabro e todas suas peças.</w:t>
+        <w:t xml:space="preserve"> Foram usados 35 quilos de ouro puro para fazer o candelabro e todas suas peças.</w:t>
       </w:r>
     </w:p>
     <w:p>
@@ -23927,7 +23927,7 @@
         <w:rPr>
           <w:lang w:val="pt_PT" w:bidi="pt_PT"/>
         </w:rPr>
-        <w:t xml:space="preserve"> Bezalel fez um altar quadrado de madeira de acácia para os holocaustos, medindo 2,25 metros de largura e comprimento, e 1,35 metro de altura.2,25 metros (...) altura: cinco côvados de largura e comprimento, e três côvados de altura." class="footnote-marker"&gt;1</w:t>
+        <w:t xml:space="preserve"> Bezalel fez um altar quadrado de madeira de acácia para os holocaustos, medindo 2,25 metros de largura e comprimento, e 1,35 metro de altura.</w:t>
       </w:r>
     </w:p>
     <w:p>
@@ -24095,7 +24095,7 @@
         <w:rPr>
           <w:lang w:val="pt_PT" w:bidi="pt_PT"/>
         </w:rPr>
-        <w:t xml:space="preserve"> Também fez o pátio: no lado sul, ele era fechado com cortinas de linho fino trançado, com 45 metros45 metros: cem côvados." class="footnote-marker"&gt;2 de comprimento,</w:t>
+        <w:t xml:space="preserve"> Também fez o pátio: no lado sul, ele era fechado com cortinas de linho fino trançado, com 45 metros de comprimento,</w:t>
       </w:r>
     </w:p>
     <w:p>
@@ -24158,7 +24158,7 @@
         <w:rPr>
           <w:lang w:val="pt_PT" w:bidi="pt_PT"/>
         </w:rPr>
-        <w:t xml:space="preserve"> As cortinas do lado oeste tinham 22,5 metros22,5 metros: cinquenta côvados." class="footnote-marker"&gt;3 de comprimento, com dez colunas e dez bases; os ganchos e as argolas eram de prata.</w:t>
+        <w:t xml:space="preserve"> As cortinas do lado oeste tinham 22,5 metros de comprimento, com dez colunas e dez bases; os ganchos e as argolas eram de prata.</w:t>
       </w:r>
     </w:p>
     <w:p>
@@ -24200,7 +24200,7 @@
         <w:rPr>
           <w:lang w:val="pt_PT" w:bidi="pt_PT"/>
         </w:rPr>
-        <w:t xml:space="preserve"> Em um dos lados da entrada havia cortinas com 6,75 metros6,75 metros: quinze côvados.﻿" class="footnote-marker"&gt;4 de comprimento, com três colunas fixadas em três bases.</w:t>
+        <w:t xml:space="preserve"> Em um dos lados da entrada havia cortinas com 6,75 metros de comprimento, com três colunas fixadas em três bases.</w:t>
       </w:r>
     </w:p>
     <w:p>
@@ -24284,7 +24284,7 @@
         <w:rPr>
           <w:lang w:val="pt_PT" w:bidi="pt_PT"/>
         </w:rPr>
-        <w:t xml:space="preserve"> A cortina da entrada do pátio era feita de linho fino trançado e habilmente bordada com fios de tecido azul, roxo e vermelho, e tinha 9 metros de comprimento e 2,25 metros de altura,9 metros (...) altura: vinte côvados de comprimento e cinco côvados de altura." class="footnote-marker"&gt;5 como as cortinas ao redor do pátio.</w:t>
+        <w:t xml:space="preserve"> A cortina da entrada do pátio era feita de linho fino trançado e habilmente bordada com fios de tecido azul, roxo e vermelho, e tinha 9 metros de comprimento e 2,25 metros de altura, como as cortinas ao redor do pátio.</w:t>
       </w:r>
     </w:p>
     <w:p>
@@ -24410,7 +24410,7 @@
         <w:rPr>
           <w:lang w:val="pt_PT" w:bidi="pt_PT"/>
         </w:rPr>
-        <w:t xml:space="preserve"> Todo o ouro ofertado e usado para a construção do santuário pesava 1.024 quilos,1.024 quilos: 29 talentos e 730 siclos. O siclo equivalia a doze gramas." class="footnote-marker"&gt;6 conforme o peso padrão do santuário.</w:t>
+        <w:t xml:space="preserve"> Todo o ouro ofertado e usado para a construção do santuário pesava 1.024 quilos, conforme o peso padrão do santuário.</w:t>
       </w:r>
     </w:p>
     <w:p>
@@ -24431,7 +24431,7 @@
         <w:rPr>
           <w:lang w:val="pt_PT" w:bidi="pt_PT"/>
         </w:rPr>
-        <w:t xml:space="preserve"> Toda a congregação de Israel contribuiu com 3.520 quilos3.520 quilos: 100 talentos e 1.775 siclos." class="footnote-marker"&gt;7 de prata, calculados conforme o peso padrão do santuário:</w:t>
+        <w:t xml:space="preserve"> Toda a congregação de Israel contribuiu com 3.520 quilos de prata, calculados conforme o peso padrão do santuário:</w:t>
       </w:r>
     </w:p>
     <w:p>
@@ -24473,7 +24473,7 @@
         <w:rPr>
           <w:lang w:val="pt_PT" w:bidi="pt_PT"/>
         </w:rPr>
-        <w:t xml:space="preserve"> A confecção das cem bases destinadas às armações das paredes do santuário e às colunas que sustentavam a cortina interna exigiu 3.500 quilos de prata, correspondendo a aproximadamente 35 quilos35 quilos: cem talentos de prata, um talento para cada base." class="footnote-marker"&gt;8 para cada base.</w:t>
+        <w:t xml:space="preserve"> A confecção das cem bases destinadas às armações das paredes do santuário e às colunas que sustentavam a cortina interna exigiu 3.500 quilos de prata, correspondendo a aproximadamente 35 quilos para cada base.</w:t>
       </w:r>
     </w:p>
     <w:p>
@@ -24494,7 +24494,7 @@
         <w:rPr>
           <w:lang w:val="pt_PT" w:bidi="pt_PT"/>
         </w:rPr>
-        <w:t xml:space="preserve"> Os vinte quilosvinte quilos: 1.775 siclos." class="footnote-marker"&gt;9 de prata restantes foram usados para os ganchos e argolas, e para revestir o topo das colunas.</w:t>
+        <w:t xml:space="preserve"> Os vinte quilos de prata restantes foram usados para os ganchos e argolas, e para revestir o topo das colunas.</w:t>
       </w:r>
     </w:p>
     <w:p>
@@ -24515,7 +24515,7 @@
         <w:rPr>
           <w:lang w:val="pt_PT" w:bidi="pt_PT"/>
         </w:rPr>
-        <w:t xml:space="preserve"> A oferta voluntária de bronze totalizou 2.480 quilos,2.480 quilos: 70 talentos e 2.400 siclos." class="footnote-marker"&gt;10</w:t>
+        <w:t xml:space="preserve"> A oferta voluntária de bronze totalizou 2.480 quilos,</w:t>
       </w:r>
     </w:p>
     <w:p>
@@ -24846,7 +24846,7 @@
         <w:rPr>
           <w:lang w:val="pt_PT" w:bidi="pt_PT"/>
         </w:rPr>
-        <w:t xml:space="preserve"> na quarta fileira, um berilo, um ônix e um jaspe;jaspe: Não é possível a identificação precisa de algumas dessas pedras preciosas." class="footnote-marker"&gt;1 todas fixadas em filigranas de ouro.</w:t>
+        <w:t xml:space="preserve"> na quarta fileira, um berilo, um ônix e um jaspe; todas fixadas em filigranas de ouro.</w:t>
       </w:r>
     </w:p>
     <w:p>
@@ -25807,7 +25807,7 @@
         <w:rPr>
           <w:lang w:val="pt_PT" w:bidi="pt_PT"/>
         </w:rPr>
-        <w:t xml:space="preserve"> Assim como você fez com Arão, derrame sobre eles o óleo da unção, para que sirvam como sacerdotes. Com a unção, eles serão consagrados para o sacerdócio perpétuo, de geração em geração".</w:t>
+        <w:t xml:space="preserve"> Assim como você fez com Arão, derrame sobre eles o óleo da unção, para que sirvam como sacerdotes. Com a unção, eles serão consagrados para o sacerdócio perpétuo, de geração em geração”.</w:t>
       </w:r>
     </w:p>
     <w:p>
